--- a/fuentes/Excel_CF02_DU.docx
+++ b/fuentes/Excel_CF02_DU.docx
@@ -1,6 +1,6 @@
 
 <file path=word/document.xml><?xml version="1.0" encoding="utf-8"?>
-<w:document xmlns:wpc="http://schemas.microsoft.com/office/word/2010/wordprocessingCanvas" xmlns:cx="http://schemas.microsoft.com/office/drawing/2014/chartex" xmlns:cx1="http://schemas.microsoft.com/office/drawing/2015/9/8/chartex" xmlns:cx2="http://schemas.microsoft.com/office/drawing/2015/10/21/chartex" xmlns:cx3="http://schemas.microsoft.com/office/drawing/2016/5/9/chartex" xmlns:cx4="http://schemas.microsoft.com/office/drawing/2016/5/10/chartex" xmlns:cx5="http://schemas.microsoft.com/office/drawing/2016/5/11/chartex" xmlns:cx6="http://schemas.microsoft.com/office/drawing/2016/5/12/chartex" xmlns:cx7="http://schemas.microsoft.com/office/drawing/2016/5/13/chartex" xmlns:cx8="http://schemas.microsoft.com/office/drawing/2016/5/14/chartex" xmlns:mc="http://schemas.openxmlformats.org/markup-compatibility/2006" xmlns:aink="http://schemas.microsoft.com/office/drawing/2016/ink" xmlns:am3d="http://schemas.microsoft.com/office/drawing/2017/model3d" xmlns:o="urn:schemas-microsoft-com:office:office" xmlns:oel="http://schemas.microsoft.com/office/2019/extlst" xmlns:r="http://schemas.openxmlformats.org/officeDocument/2006/relationships" xmlns:m="http://schemas.openxmlformats.org/officeDocument/2006/math" xmlns:v="urn:schemas-microsoft-com:vml" xmlns:wp14="http://schemas.microsoft.com/office/word/2010/wordprocessingDrawing" xmlns:wp="http://schemas.openxmlformats.org/drawingml/2006/wordprocessingDrawing" xmlns:w10="urn:schemas-microsoft-com:office:word" xmlns:w="http://schemas.openxmlformats.org/wordprocessingml/2006/main" xmlns:w14="http://schemas.microsoft.com/office/word/2010/wordml" xmlns:w15="http://schemas.microsoft.com/office/word/2012/wordml" xmlns:w16cex="http://schemas.microsoft.com/office/word/2018/wordml/cex" xmlns:w16cid="http://schemas.microsoft.com/office/word/2016/wordml/cid" xmlns:w16="http://schemas.microsoft.com/office/word/2018/wordml" xmlns:w16sdtdh="http://schemas.microsoft.com/office/word/2020/wordml/sdtdatahash" xmlns:w16se="http://schemas.microsoft.com/office/word/2015/wordml/symex" xmlns:wpg="http://schemas.microsoft.com/office/word/2010/wordprocessingGroup" xmlns:wpi="http://schemas.microsoft.com/office/word/2010/wordprocessingInk" xmlns:wne="http://schemas.microsoft.com/office/word/2006/wordml" xmlns:wps="http://schemas.microsoft.com/office/word/2010/wordprocessingShape" mc:Ignorable="w14 w15 w16se w16cid w16 w16cex w16sdtdh wp14">
+<w:document xmlns:wpc="http://schemas.microsoft.com/office/word/2010/wordprocessingCanvas" xmlns:cx="http://schemas.microsoft.com/office/drawing/2014/chartex" xmlns:cx1="http://schemas.microsoft.com/office/drawing/2015/9/8/chartex" xmlns:cx2="http://schemas.microsoft.com/office/drawing/2015/10/21/chartex" xmlns:cx3="http://schemas.microsoft.com/office/drawing/2016/5/9/chartex" xmlns:cx4="http://schemas.microsoft.com/office/drawing/2016/5/10/chartex" xmlns:cx5="http://schemas.microsoft.com/office/drawing/2016/5/11/chartex" xmlns:cx6="http://schemas.microsoft.com/office/drawing/2016/5/12/chartex" xmlns:cx7="http://schemas.microsoft.com/office/drawing/2016/5/13/chartex" xmlns:cx8="http://schemas.microsoft.com/office/drawing/2016/5/14/chartex" xmlns:mc="http://schemas.openxmlformats.org/markup-compatibility/2006" xmlns:aink="http://schemas.microsoft.com/office/drawing/2016/ink" xmlns:am3d="http://schemas.microsoft.com/office/drawing/2017/model3d" xmlns:o="urn:schemas-microsoft-com:office:office" xmlns:oel="http://schemas.microsoft.com/office/2019/extlst" xmlns:r="http://schemas.openxmlformats.org/officeDocument/2006/relationships" xmlns:m="http://schemas.openxmlformats.org/officeDocument/2006/math" xmlns:v="urn:schemas-microsoft-com:vml" xmlns:wp14="http://schemas.microsoft.com/office/word/2010/wordprocessingDrawing" xmlns:wp="http://schemas.openxmlformats.org/drawingml/2006/wordprocessingDrawing" xmlns:w10="urn:schemas-microsoft-com:office:word" xmlns:w="http://schemas.openxmlformats.org/wordprocessingml/2006/main" xmlns:w14="http://schemas.microsoft.com/office/word/2010/wordml" xmlns:w15="http://schemas.microsoft.com/office/word/2012/wordml" xmlns:w16cex="http://schemas.microsoft.com/office/word/2018/wordml/cex" xmlns:w16cid="http://schemas.microsoft.com/office/word/2016/wordml/cid" xmlns:w16="http://schemas.microsoft.com/office/word/2018/wordml" xmlns:w16du="http://schemas.microsoft.com/office/word/2023/wordml/word16du" xmlns:w16sdtdh="http://schemas.microsoft.com/office/word/2020/wordml/sdtdatahash" xmlns:w16sdtfl="http://schemas.microsoft.com/office/word/2024/wordml/sdtformatlock" xmlns:w16se="http://schemas.microsoft.com/office/word/2015/wordml/symex" xmlns:wpg="http://schemas.microsoft.com/office/word/2010/wordprocessingGroup" xmlns:wpi="http://schemas.microsoft.com/office/word/2010/wordprocessingInk" xmlns:wne="http://schemas.microsoft.com/office/word/2006/wordml" xmlns:wps="http://schemas.microsoft.com/office/word/2010/wordprocessingShape" mc:Ignorable="w14 w15 w16se w16cid w16 w16cex w16sdtdh w16sdtfl w16du wp14">
   <w:body>
     <w:p>
       <w:pPr>
@@ -12,7 +12,7 @@
           <w:lang w:eastAsia="es-CO"/>
         </w:rPr>
         <w:drawing>
-          <wp:anchor distT="0" distB="0" distL="114300" distR="114300" simplePos="0" relativeHeight="251659264" behindDoc="1" locked="0" layoutInCell="1" allowOverlap="1" wp14:anchorId="6A55977C" wp14:editId="704B399A">
+          <wp:anchor distT="0" distB="0" distL="114300" distR="114300" simplePos="0" relativeHeight="251659264" behindDoc="1" locked="0" layoutInCell="1" allowOverlap="1" wp14:anchorId="6A55977C" wp14:editId="6F1DD2F8">
             <wp:simplePos x="0" y="0"/>
             <wp:positionH relativeFrom="column">
               <wp:posOffset>-749106</wp:posOffset>
@@ -136,7 +136,7 @@
         <mc:AlternateContent>
           <mc:Choice Requires="wps">
             <w:drawing>
-              <wp:anchor distT="0" distB="0" distL="114300" distR="114300" simplePos="0" relativeHeight="251661312" behindDoc="1" locked="0" layoutInCell="1" allowOverlap="1" wp14:anchorId="0853532D" wp14:editId="56385DA7">
+              <wp:anchor distT="0" distB="0" distL="114300" distR="114300" simplePos="0" relativeHeight="251661312" behindDoc="1" locked="0" layoutInCell="1" allowOverlap="1" wp14:anchorId="0853532D" wp14:editId="1CEB73CD">
                 <wp:simplePos x="0" y="0"/>
                 <wp:positionH relativeFrom="column">
                   <wp:posOffset>-710565</wp:posOffset>
@@ -207,7 +207,7 @@
           </mc:Choice>
           <mc:Fallback>
             <w:pict>
-              <v:rect w14:anchorId="44ECBD1E" id="Rectángulo 3" o:spid="_x0000_s1026" alt="&quot;&quot;" style="position:absolute;margin-left:-55.95pt;margin-top:26.4pt;width:613.85pt;height:164.25pt;z-index:-251655168;visibility:visible;mso-wrap-style:square;mso-height-percent:0;mso-wrap-distance-left:9pt;mso-wrap-distance-top:0;mso-wrap-distance-right:9pt;mso-wrap-distance-bottom:0;mso-position-horizontal:absolute;mso-position-horizontal-relative:text;mso-position-vertical:absolute;mso-position-vertical-relative:text;mso-height-percent:0;mso-height-relative:margin;v-text-anchor:middle" o:gfxdata="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" fillcolor="#00314d" stroked="f" strokeweight="1pt"/>
+              <v:rect w14:anchorId="5F64779A" id="Rectángulo 3" o:spid="_x0000_s1026" style="position:absolute;margin-left:-55.95pt;margin-top:26.4pt;width:613.85pt;height:164.25pt;z-index:-251655168;visibility:visible;mso-wrap-style:square;mso-height-percent:0;mso-wrap-distance-left:9pt;mso-wrap-distance-top:0;mso-wrap-distance-right:9pt;mso-wrap-distance-bottom:0;mso-position-horizontal:absolute;mso-position-horizontal-relative:text;mso-position-vertical:absolute;mso-position-vertical-relative:text;mso-height-percent:0;mso-height-relative:margin;v-text-anchor:middle" o:gfxdata="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" fillcolor="#00314d" stroked="f" strokeweight="1pt"/>
             </w:pict>
           </mc:Fallback>
         </mc:AlternateContent>
@@ -330,7 +330,7 @@
                 <v:stroke joinstyle="miter"/>
                 <v:path gradientshapeok="t" o:connecttype="rect"/>
               </v:shapetype>
-              <v:shape id="Cuadro de texto 2" o:spid="_x0000_s1026" type="#_x0000_t202" alt="&quot;&quot;" style="position:absolute;left:0;text-align:left;margin-left:-19.95pt;margin-top:9.4pt;width:549pt;height:60pt;z-index:251663360;visibility:visible;mso-wrap-style:square;mso-width-percent:0;mso-height-percent:0;mso-wrap-distance-left:9pt;mso-wrap-distance-top:3.6pt;mso-wrap-distance-right:9pt;mso-wrap-distance-bottom:3.6pt;mso-position-horizontal:absolute;mso-position-horizontal-relative:text;mso-position-vertical:absolute;mso-position-vertical-relative:text;mso-width-percent:0;mso-height-percent:0;mso-width-relative:margin;mso-height-relative:margin;v-text-anchor:top" o:gfxdata="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" filled="f" stroked="f">
+              <v:shape id="Cuadro de texto 2" o:spid="_x0000_s1026" type="#_x0000_t202" style="position:absolute;left:0;text-align:left;margin-left:-19.95pt;margin-top:9.4pt;width:549pt;height:60pt;z-index:251663360;visibility:visible;mso-wrap-style:square;mso-width-percent:0;mso-height-percent:0;mso-wrap-distance-left:9pt;mso-wrap-distance-top:3.6pt;mso-wrap-distance-right:9pt;mso-wrap-distance-bottom:3.6pt;mso-position-horizontal:absolute;mso-position-horizontal-relative:text;mso-position-vertical:absolute;mso-position-vertical-relative:text;mso-width-percent:0;mso-height-percent:0;mso-width-relative:margin;mso-height-relative:margin;v-text-anchor:top" o:gfxdata="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" filled="f" stroked="f">
                 <v:textbox>
                   <w:txbxContent>
                     <w:p>
@@ -480,7 +480,7 @@
           <w:kern w:val="0"/>
           <w14:ligatures w14:val="none"/>
         </w:rPr>
-        <w:t>n</w:t>
+        <w:t>N</w:t>
       </w:r>
       <w:r>
         <w:rPr>
@@ -560,7 +560,7 @@
               <w:noProof/>
               <w:sz w:val="24"/>
               <w:szCs w:val="24"/>
-              <w:lang w:val="es-ES" w:eastAsia="es-ES"/>
+              <w:lang w:eastAsia="es-CO"/>
             </w:rPr>
           </w:pPr>
           <w:r>
@@ -572,7 +572,7 @@
           <w:r>
             <w:fldChar w:fldCharType="separate"/>
           </w:r>
-          <w:hyperlink w:anchor="_Toc214105875" w:history="1">
+          <w:hyperlink w:anchor="_Toc214563717" w:history="1">
             <w:r>
               <w:rPr>
                 <w:rStyle w:val="Hipervnculo"/>
@@ -599,7 +599,7 @@
                 <w:noProof/>
                 <w:webHidden/>
               </w:rPr>
-              <w:instrText xml:space="preserve"> PAGEREF _Toc214105875 \h </w:instrText>
+              <w:instrText xml:space="preserve"> PAGEREF _Toc214563717 \h </w:instrText>
             </w:r>
             <w:r>
               <w:rPr>
@@ -642,10 +642,10 @@
               <w:noProof/>
               <w:sz w:val="24"/>
               <w:szCs w:val="24"/>
-              <w:lang w:val="es-ES" w:eastAsia="es-ES"/>
+              <w:lang w:eastAsia="es-CO"/>
             </w:rPr>
           </w:pPr>
-          <w:hyperlink w:anchor="_Toc214105876" w:history="1">
+          <w:hyperlink w:anchor="_Toc214563718" w:history="1">
             <w:r>
               <w:rPr>
                 <w:rStyle w:val="Hipervnculo"/>
@@ -659,7 +659,7 @@
                 <w:noProof/>
                 <w:sz w:val="24"/>
                 <w:szCs w:val="24"/>
-                <w:lang w:val="es-ES" w:eastAsia="es-ES"/>
+                <w:lang w:eastAsia="es-CO"/>
               </w:rPr>
               <w:tab/>
             </w:r>
@@ -689,103 +689,7 @@
                 <w:noProof/>
                 <w:webHidden/>
               </w:rPr>
-              <w:instrText xml:space="preserve"> PAGEREF _Toc214105876 \h </w:instrText>
-            </w:r>
-            <w:r>
-              <w:rPr>
-                <w:noProof/>
-                <w:webHidden/>
-              </w:rPr>
-            </w:r>
-            <w:r>
-              <w:rPr>
-                <w:noProof/>
-                <w:webHidden/>
-              </w:rPr>
-              <w:fldChar w:fldCharType="separate"/>
-            </w:r>
-            <w:r>
-              <w:rPr>
-                <w:noProof/>
-                <w:webHidden/>
-              </w:rPr>
-              <w:t>6</w:t>
-            </w:r>
-            <w:r>
-              <w:rPr>
-                <w:noProof/>
-                <w:webHidden/>
-              </w:rPr>
-              <w:fldChar w:fldCharType="end"/>
-            </w:r>
-          </w:hyperlink>
-        </w:p>
-        <w:p>
-          <w:pPr>
-            <w:pStyle w:val="TDC2"/>
-            <w:tabs>
-              <w:tab w:val="left" w:pos="1920"/>
-              <w:tab w:val="right" w:leader="dot" w:pos="9962"/>
-            </w:tabs>
-            <w:rPr>
-              <w:rFonts w:eastAsiaTheme="minorEastAsia"/>
-              <w:noProof/>
-              <w:sz w:val="24"/>
-              <w:szCs w:val="24"/>
-              <w:lang w:val="es-ES" w:eastAsia="es-ES"/>
-            </w:rPr>
-          </w:pPr>
-          <w:hyperlink w:anchor="_Toc214105877" w:history="1">
-            <w:r>
-              <w:rPr>
-                <w:rStyle w:val="Hipervnculo"/>
-                <w:noProof/>
-                <w14:scene3d>
-                  <w14:camera w14:prst="orthographicFront"/>
-                  <w14:lightRig w14:rig="threePt" w14:dir="t">
-                    <w14:rot w14:lat="0" w14:lon="0" w14:rev="0"/>
-                  </w14:lightRig>
-                </w14:scene3d>
-              </w:rPr>
-              <w:t>1.1.</w:t>
-            </w:r>
-            <w:r>
-              <w:rPr>
-                <w:rFonts w:eastAsiaTheme="minorEastAsia"/>
-                <w:noProof/>
-                <w:sz w:val="24"/>
-                <w:szCs w:val="24"/>
-                <w:lang w:val="es-ES" w:eastAsia="es-ES"/>
-              </w:rPr>
-              <w:tab/>
-            </w:r>
-            <w:r>
-              <w:rPr>
-                <w:rStyle w:val="Hipervnculo"/>
-                <w:noProof/>
-              </w:rPr>
-              <w:t>Procedimientos de conversión</w:t>
-            </w:r>
-            <w:r>
-              <w:rPr>
-                <w:noProof/>
-                <w:webHidden/>
-              </w:rPr>
-              <w:tab/>
-            </w:r>
-            <w:r>
-              <w:rPr>
-                <w:noProof/>
-                <w:webHidden/>
-              </w:rPr>
-              <w:fldChar w:fldCharType="begin"/>
-            </w:r>
-            <w:r>
-              <w:rPr>
-                <w:noProof/>
-                <w:webHidden/>
-              </w:rPr>
-              <w:instrText xml:space="preserve"> PAGEREF _Toc214105877 \h </w:instrText>
+              <w:instrText xml:space="preserve"> PAGEREF _Toc214563718 \h </w:instrText>
             </w:r>
             <w:r>
               <w:rPr>
@@ -828,10 +732,10 @@
               <w:noProof/>
               <w:sz w:val="24"/>
               <w:szCs w:val="24"/>
-              <w:lang w:val="es-ES" w:eastAsia="es-ES"/>
+              <w:lang w:eastAsia="es-CO"/>
             </w:rPr>
           </w:pPr>
-          <w:hyperlink w:anchor="_Toc214105878" w:history="1">
+          <w:hyperlink w:anchor="_Toc214563719" w:history="1">
             <w:r>
               <w:rPr>
                 <w:rStyle w:val="Hipervnculo"/>
@@ -843,7 +747,7 @@
                   </w14:lightRig>
                 </w14:scene3d>
               </w:rPr>
-              <w:t>1.2.</w:t>
+              <w:t>1.1.</w:t>
             </w:r>
             <w:r>
               <w:rPr>
@@ -851,17 +755,16 @@
                 <w:noProof/>
                 <w:sz w:val="24"/>
                 <w:szCs w:val="24"/>
-                <w:lang w:val="es-ES" w:eastAsia="es-ES"/>
+                <w:lang w:eastAsia="es-CO"/>
               </w:rPr>
               <w:tab/>
-              <w:t xml:space="preserve">    </w:t>
             </w:r>
             <w:r>
               <w:rPr>
                 <w:rStyle w:val="Hipervnculo"/>
                 <w:noProof/>
               </w:rPr>
-              <w:t>Ventajas de usar tablas en Excel</w:t>
+              <w:t>Procedimientos de conversión</w:t>
             </w:r>
             <w:r>
               <w:rPr>
@@ -882,7 +785,7 @@
                 <w:noProof/>
                 <w:webHidden/>
               </w:rPr>
-              <w:instrText xml:space="preserve"> PAGEREF _Toc214105878 \h </w:instrText>
+              <w:instrText xml:space="preserve"> PAGEREF _Toc214563719 \h </w:instrText>
             </w:r>
             <w:r>
               <w:rPr>
@@ -902,7 +805,7 @@
                 <w:noProof/>
                 <w:webHidden/>
               </w:rPr>
-              <w:t>9</w:t>
+              <w:t>6</w:t>
             </w:r>
             <w:r>
               <w:rPr>
@@ -925,10 +828,10 @@
               <w:noProof/>
               <w:sz w:val="24"/>
               <w:szCs w:val="24"/>
-              <w:lang w:val="es-ES" w:eastAsia="es-ES"/>
+              <w:lang w:eastAsia="es-CO"/>
             </w:rPr>
           </w:pPr>
-          <w:hyperlink w:anchor="_Toc214105879" w:history="1">
+          <w:hyperlink w:anchor="_Toc214563720" w:history="1">
             <w:r>
               <w:rPr>
                 <w:rStyle w:val="Hipervnculo"/>
@@ -940,7 +843,7 @@
                   </w14:lightRig>
                 </w14:scene3d>
               </w:rPr>
-              <w:t>1.3.</w:t>
+              <w:t>1.2.</w:t>
             </w:r>
             <w:r>
               <w:rPr>
@@ -948,17 +851,16 @@
                 <w:noProof/>
                 <w:sz w:val="24"/>
                 <w:szCs w:val="24"/>
-                <w:lang w:val="es-ES" w:eastAsia="es-ES"/>
+                <w:lang w:eastAsia="es-CO"/>
               </w:rPr>
               <w:tab/>
-              <w:t xml:space="preserve">    </w:t>
             </w:r>
             <w:r>
               <w:rPr>
                 <w:rStyle w:val="Hipervnculo"/>
                 <w:noProof/>
               </w:rPr>
-              <w:t>Otros tipos de conversión de datos</w:t>
+              <w:t>Ventajas de usar tablas en Excel</w:t>
             </w:r>
             <w:r>
               <w:rPr>
@@ -979,7 +881,7 @@
                 <w:noProof/>
                 <w:webHidden/>
               </w:rPr>
-              <w:instrText xml:space="preserve"> PAGEREF _Toc214105879 \h </w:instrText>
+              <w:instrText xml:space="preserve"> PAGEREF _Toc214563720 \h </w:instrText>
             </w:r>
             <w:r>
               <w:rPr>
@@ -1000,102 +902,6 @@
                 <w:webHidden/>
               </w:rPr>
               <w:t>9</w:t>
-            </w:r>
-            <w:r>
-              <w:rPr>
-                <w:noProof/>
-                <w:webHidden/>
-              </w:rPr>
-              <w:fldChar w:fldCharType="end"/>
-            </w:r>
-          </w:hyperlink>
-        </w:p>
-        <w:p>
-          <w:pPr>
-            <w:pStyle w:val="TDC2"/>
-            <w:tabs>
-              <w:tab w:val="left" w:pos="1920"/>
-              <w:tab w:val="right" w:leader="dot" w:pos="9962"/>
-            </w:tabs>
-            <w:rPr>
-              <w:rFonts w:eastAsiaTheme="minorEastAsia"/>
-              <w:noProof/>
-              <w:sz w:val="24"/>
-              <w:szCs w:val="24"/>
-              <w:lang w:val="es-ES" w:eastAsia="es-ES"/>
-            </w:rPr>
-          </w:pPr>
-          <w:hyperlink w:anchor="_Toc214105880" w:history="1">
-            <w:r>
-              <w:rPr>
-                <w:rStyle w:val="Hipervnculo"/>
-                <w:noProof/>
-                <w14:scene3d>
-                  <w14:camera w14:prst="orthographicFront"/>
-                  <w14:lightRig w14:rig="threePt" w14:dir="t">
-                    <w14:rot w14:lat="0" w14:lon="0" w14:rev="0"/>
-                  </w14:lightRig>
-                </w14:scene3d>
-              </w:rPr>
-              <w:t>1.4.</w:t>
-            </w:r>
-            <w:r>
-              <w:rPr>
-                <w:rFonts w:eastAsiaTheme="minorEastAsia"/>
-                <w:noProof/>
-                <w:sz w:val="24"/>
-                <w:szCs w:val="24"/>
-                <w:lang w:val="es-ES" w:eastAsia="es-ES"/>
-              </w:rPr>
-              <w:tab/>
-            </w:r>
-            <w:r>
-              <w:rPr>
-                <w:rStyle w:val="Hipervnculo"/>
-                <w:noProof/>
-              </w:rPr>
-              <w:t>Estructuración de datos</w:t>
-            </w:r>
-            <w:r>
-              <w:rPr>
-                <w:noProof/>
-                <w:webHidden/>
-              </w:rPr>
-              <w:tab/>
-            </w:r>
-            <w:r>
-              <w:rPr>
-                <w:noProof/>
-                <w:webHidden/>
-              </w:rPr>
-              <w:fldChar w:fldCharType="begin"/>
-            </w:r>
-            <w:r>
-              <w:rPr>
-                <w:noProof/>
-                <w:webHidden/>
-              </w:rPr>
-              <w:instrText xml:space="preserve"> PAGEREF _Toc214105880 \h </w:instrText>
-            </w:r>
-            <w:r>
-              <w:rPr>
-                <w:noProof/>
-                <w:webHidden/>
-              </w:rPr>
-            </w:r>
-            <w:r>
-              <w:rPr>
-                <w:noProof/>
-                <w:webHidden/>
-              </w:rPr>
-              <w:fldChar w:fldCharType="separate"/>
-            </w:r>
-            <w:r>
-              <w:rPr>
-                <w:noProof/>
-                <w:webHidden/>
-              </w:rPr>
-              <w:t>20</w:t>
             </w:r>
             <w:r>
               <w:rPr>
@@ -1118,10 +924,10 @@
               <w:noProof/>
               <w:sz w:val="24"/>
               <w:szCs w:val="24"/>
-              <w:lang w:val="es-ES" w:eastAsia="es-ES"/>
+              <w:lang w:eastAsia="es-CO"/>
             </w:rPr>
           </w:pPr>
-          <w:hyperlink w:anchor="_Toc214105881" w:history="1">
+          <w:hyperlink w:anchor="_Toc214563721" w:history="1">
             <w:r>
               <w:rPr>
                 <w:rStyle w:val="Hipervnculo"/>
@@ -1133,7 +939,7 @@
                   </w14:lightRig>
                 </w14:scene3d>
               </w:rPr>
-              <w:t>1.5.</w:t>
+              <w:t>1.3.</w:t>
             </w:r>
             <w:r>
               <w:rPr>
@@ -1141,17 +947,16 @@
                 <w:noProof/>
                 <w:sz w:val="24"/>
                 <w:szCs w:val="24"/>
-                <w:lang w:val="es-ES" w:eastAsia="es-ES"/>
+                <w:lang w:eastAsia="es-CO"/>
               </w:rPr>
               <w:tab/>
-              <w:t xml:space="preserve">    </w:t>
             </w:r>
             <w:r>
               <w:rPr>
                 <w:rStyle w:val="Hipervnculo"/>
                 <w:noProof/>
               </w:rPr>
-              <w:t>Ordenamiento de datos</w:t>
+              <w:t>Otros tipos de conversión de datos</w:t>
             </w:r>
             <w:r>
               <w:rPr>
@@ -1172,7 +977,7 @@
                 <w:noProof/>
                 <w:webHidden/>
               </w:rPr>
-              <w:instrText xml:space="preserve"> PAGEREF _Toc214105881 \h </w:instrText>
+              <w:instrText xml:space="preserve"> PAGEREF _Toc214563721 \h </w:instrText>
             </w:r>
             <w:r>
               <w:rPr>
@@ -1192,7 +997,7 @@
                 <w:noProof/>
                 <w:webHidden/>
               </w:rPr>
-              <w:t>22</w:t>
+              <w:t>9</w:t>
             </w:r>
             <w:r>
               <w:rPr>
@@ -1207,7 +1012,7 @@
           <w:pPr>
             <w:pStyle w:val="TDC2"/>
             <w:tabs>
-              <w:tab w:val="left" w:pos="1920"/>
+              <w:tab w:val="left" w:pos="1680"/>
               <w:tab w:val="right" w:leader="dot" w:pos="9962"/>
             </w:tabs>
             <w:rPr>
@@ -1215,10 +1020,10 @@
               <w:noProof/>
               <w:sz w:val="24"/>
               <w:szCs w:val="24"/>
-              <w:lang w:val="es-ES" w:eastAsia="es-ES"/>
+              <w:lang w:eastAsia="es-CO"/>
             </w:rPr>
           </w:pPr>
-          <w:hyperlink w:anchor="_Toc214105882" w:history="1">
+          <w:hyperlink w:anchor="_Toc214563722" w:history="1">
             <w:r>
               <w:rPr>
                 <w:rStyle w:val="Hipervnculo"/>
@@ -1230,7 +1035,7 @@
                   </w14:lightRig>
                 </w14:scene3d>
               </w:rPr>
-              <w:t>1.6.</w:t>
+              <w:t>1.4.</w:t>
             </w:r>
             <w:r>
               <w:rPr>
@@ -1238,7 +1043,7 @@
                 <w:noProof/>
                 <w:sz w:val="24"/>
                 <w:szCs w:val="24"/>
-                <w:lang w:val="es-ES" w:eastAsia="es-ES"/>
+                <w:lang w:eastAsia="es-CO"/>
               </w:rPr>
               <w:tab/>
             </w:r>
@@ -1247,7 +1052,7 @@
                 <w:rStyle w:val="Hipervnculo"/>
                 <w:noProof/>
               </w:rPr>
-              <w:t>Filtrado de datos</w:t>
+              <w:t>Estructuración de datos</w:t>
             </w:r>
             <w:r>
               <w:rPr>
@@ -1268,7 +1073,199 @@
                 <w:noProof/>
                 <w:webHidden/>
               </w:rPr>
-              <w:instrText xml:space="preserve"> PAGEREF _Toc214105882 \h </w:instrText>
+              <w:instrText xml:space="preserve"> PAGEREF _Toc214563722 \h </w:instrText>
+            </w:r>
+            <w:r>
+              <w:rPr>
+                <w:noProof/>
+                <w:webHidden/>
+              </w:rPr>
+            </w:r>
+            <w:r>
+              <w:rPr>
+                <w:noProof/>
+                <w:webHidden/>
+              </w:rPr>
+              <w:fldChar w:fldCharType="separate"/>
+            </w:r>
+            <w:r>
+              <w:rPr>
+                <w:noProof/>
+                <w:webHidden/>
+              </w:rPr>
+              <w:t>20</w:t>
+            </w:r>
+            <w:r>
+              <w:rPr>
+                <w:noProof/>
+                <w:webHidden/>
+              </w:rPr>
+              <w:fldChar w:fldCharType="end"/>
+            </w:r>
+          </w:hyperlink>
+        </w:p>
+        <w:p>
+          <w:pPr>
+            <w:pStyle w:val="TDC2"/>
+            <w:tabs>
+              <w:tab w:val="left" w:pos="1680"/>
+              <w:tab w:val="right" w:leader="dot" w:pos="9962"/>
+            </w:tabs>
+            <w:rPr>
+              <w:rFonts w:eastAsiaTheme="minorEastAsia"/>
+              <w:noProof/>
+              <w:sz w:val="24"/>
+              <w:szCs w:val="24"/>
+              <w:lang w:eastAsia="es-CO"/>
+            </w:rPr>
+          </w:pPr>
+          <w:hyperlink w:anchor="_Toc214563723" w:history="1">
+            <w:r>
+              <w:rPr>
+                <w:rStyle w:val="Hipervnculo"/>
+                <w:noProof/>
+                <w14:scene3d>
+                  <w14:camera w14:prst="orthographicFront"/>
+                  <w14:lightRig w14:rig="threePt" w14:dir="t">
+                    <w14:rot w14:lat="0" w14:lon="0" w14:rev="0"/>
+                  </w14:lightRig>
+                </w14:scene3d>
+              </w:rPr>
+              <w:t>1.5.</w:t>
+            </w:r>
+            <w:r>
+              <w:rPr>
+                <w:rFonts w:eastAsiaTheme="minorEastAsia"/>
+                <w:noProof/>
+                <w:sz w:val="24"/>
+                <w:szCs w:val="24"/>
+                <w:lang w:eastAsia="es-CO"/>
+              </w:rPr>
+              <w:tab/>
+            </w:r>
+            <w:r>
+              <w:rPr>
+                <w:rStyle w:val="Hipervnculo"/>
+                <w:noProof/>
+              </w:rPr>
+              <w:t>Ordenamiento de datos</w:t>
+            </w:r>
+            <w:r>
+              <w:rPr>
+                <w:noProof/>
+                <w:webHidden/>
+              </w:rPr>
+              <w:tab/>
+            </w:r>
+            <w:r>
+              <w:rPr>
+                <w:noProof/>
+                <w:webHidden/>
+              </w:rPr>
+              <w:fldChar w:fldCharType="begin"/>
+            </w:r>
+            <w:r>
+              <w:rPr>
+                <w:noProof/>
+                <w:webHidden/>
+              </w:rPr>
+              <w:instrText xml:space="preserve"> PAGEREF _Toc214563723 \h </w:instrText>
+            </w:r>
+            <w:r>
+              <w:rPr>
+                <w:noProof/>
+                <w:webHidden/>
+              </w:rPr>
+            </w:r>
+            <w:r>
+              <w:rPr>
+                <w:noProof/>
+                <w:webHidden/>
+              </w:rPr>
+              <w:fldChar w:fldCharType="separate"/>
+            </w:r>
+            <w:r>
+              <w:rPr>
+                <w:noProof/>
+                <w:webHidden/>
+              </w:rPr>
+              <w:t>22</w:t>
+            </w:r>
+            <w:r>
+              <w:rPr>
+                <w:noProof/>
+                <w:webHidden/>
+              </w:rPr>
+              <w:fldChar w:fldCharType="end"/>
+            </w:r>
+          </w:hyperlink>
+        </w:p>
+        <w:p>
+          <w:pPr>
+            <w:pStyle w:val="TDC2"/>
+            <w:tabs>
+              <w:tab w:val="left" w:pos="1680"/>
+              <w:tab w:val="right" w:leader="dot" w:pos="9962"/>
+            </w:tabs>
+            <w:rPr>
+              <w:rFonts w:eastAsiaTheme="minorEastAsia"/>
+              <w:noProof/>
+              <w:sz w:val="24"/>
+              <w:szCs w:val="24"/>
+              <w:lang w:eastAsia="es-CO"/>
+            </w:rPr>
+          </w:pPr>
+          <w:hyperlink w:anchor="_Toc214563724" w:history="1">
+            <w:r>
+              <w:rPr>
+                <w:rStyle w:val="Hipervnculo"/>
+                <w:noProof/>
+                <w14:scene3d>
+                  <w14:camera w14:prst="orthographicFront"/>
+                  <w14:lightRig w14:rig="threePt" w14:dir="t">
+                    <w14:rot w14:lat="0" w14:lon="0" w14:rev="0"/>
+                  </w14:lightRig>
+                </w14:scene3d>
+              </w:rPr>
+              <w:t>1.6.</w:t>
+            </w:r>
+            <w:r>
+              <w:rPr>
+                <w:rFonts w:eastAsiaTheme="minorEastAsia"/>
+                <w:noProof/>
+                <w:sz w:val="24"/>
+                <w:szCs w:val="24"/>
+                <w:lang w:eastAsia="es-CO"/>
+              </w:rPr>
+              <w:tab/>
+            </w:r>
+            <w:r>
+              <w:rPr>
+                <w:rStyle w:val="Hipervnculo"/>
+                <w:noProof/>
+              </w:rPr>
+              <w:t>Filtrado de datos</w:t>
+            </w:r>
+            <w:r>
+              <w:rPr>
+                <w:noProof/>
+                <w:webHidden/>
+              </w:rPr>
+              <w:tab/>
+            </w:r>
+            <w:r>
+              <w:rPr>
+                <w:noProof/>
+                <w:webHidden/>
+              </w:rPr>
+              <w:fldChar w:fldCharType="begin"/>
+            </w:r>
+            <w:r>
+              <w:rPr>
+                <w:noProof/>
+                <w:webHidden/>
+              </w:rPr>
+              <w:instrText xml:space="preserve"> PAGEREF _Toc214563724 \h </w:instrText>
             </w:r>
             <w:r>
               <w:rPr>
@@ -1311,10 +1308,10 @@
               <w:noProof/>
               <w:sz w:val="24"/>
               <w:szCs w:val="24"/>
-              <w:lang w:val="es-ES" w:eastAsia="es-ES"/>
+              <w:lang w:eastAsia="es-CO"/>
             </w:rPr>
           </w:pPr>
-          <w:hyperlink w:anchor="_Toc214105883" w:history="1">
+          <w:hyperlink w:anchor="_Toc214563725" w:history="1">
             <w:r>
               <w:rPr>
                 <w:rStyle w:val="Hipervnculo"/>
@@ -1328,7 +1325,7 @@
                 <w:noProof/>
                 <w:sz w:val="24"/>
                 <w:szCs w:val="24"/>
-                <w:lang w:val="es-ES" w:eastAsia="es-ES"/>
+                <w:lang w:eastAsia="es-CO"/>
               </w:rPr>
               <w:tab/>
             </w:r>
@@ -1358,103 +1355,7 @@
                 <w:noProof/>
                 <w:webHidden/>
               </w:rPr>
-              <w:instrText xml:space="preserve"> PAGEREF _Toc214105883 \h </w:instrText>
-            </w:r>
-            <w:r>
-              <w:rPr>
-                <w:noProof/>
-                <w:webHidden/>
-              </w:rPr>
-            </w:r>
-            <w:r>
-              <w:rPr>
-                <w:noProof/>
-                <w:webHidden/>
-              </w:rPr>
-              <w:fldChar w:fldCharType="separate"/>
-            </w:r>
-            <w:r>
-              <w:rPr>
-                <w:noProof/>
-                <w:webHidden/>
-              </w:rPr>
-              <w:t>30</w:t>
-            </w:r>
-            <w:r>
-              <w:rPr>
-                <w:noProof/>
-                <w:webHidden/>
-              </w:rPr>
-              <w:fldChar w:fldCharType="end"/>
-            </w:r>
-          </w:hyperlink>
-        </w:p>
-        <w:p>
-          <w:pPr>
-            <w:pStyle w:val="TDC2"/>
-            <w:tabs>
-              <w:tab w:val="left" w:pos="1920"/>
-              <w:tab w:val="right" w:leader="dot" w:pos="9962"/>
-            </w:tabs>
-            <w:rPr>
-              <w:rFonts w:eastAsiaTheme="minorEastAsia"/>
-              <w:noProof/>
-              <w:sz w:val="24"/>
-              <w:szCs w:val="24"/>
-              <w:lang w:val="es-ES" w:eastAsia="es-ES"/>
-            </w:rPr>
-          </w:pPr>
-          <w:hyperlink w:anchor="_Toc214105884" w:history="1">
-            <w:r>
-              <w:rPr>
-                <w:rStyle w:val="Hipervnculo"/>
-                <w:noProof/>
-                <w14:scene3d>
-                  <w14:camera w14:prst="orthographicFront"/>
-                  <w14:lightRig w14:rig="threePt" w14:dir="t">
-                    <w14:rot w14:lat="0" w14:lon="0" w14:rev="0"/>
-                  </w14:lightRig>
-                </w14:scene3d>
-              </w:rPr>
-              <w:t>2.1.</w:t>
-            </w:r>
-            <w:r>
-              <w:rPr>
-                <w:rFonts w:eastAsiaTheme="minorEastAsia"/>
-                <w:noProof/>
-                <w:sz w:val="24"/>
-                <w:szCs w:val="24"/>
-                <w:lang w:val="es-ES" w:eastAsia="es-ES"/>
-              </w:rPr>
-              <w:tab/>
-            </w:r>
-            <w:r>
-              <w:rPr>
-                <w:rStyle w:val="Hipervnculo"/>
-                <w:noProof/>
-              </w:rPr>
-              <w:t>Rangos</w:t>
-            </w:r>
-            <w:r>
-              <w:rPr>
-                <w:noProof/>
-                <w:webHidden/>
-              </w:rPr>
-              <w:tab/>
-            </w:r>
-            <w:r>
-              <w:rPr>
-                <w:noProof/>
-                <w:webHidden/>
-              </w:rPr>
-              <w:fldChar w:fldCharType="begin"/>
-            </w:r>
-            <w:r>
-              <w:rPr>
-                <w:noProof/>
-                <w:webHidden/>
-              </w:rPr>
-              <w:instrText xml:space="preserve"> PAGEREF _Toc214105884 \h </w:instrText>
+              <w:instrText xml:space="preserve"> PAGEREF _Toc214563725 \h </w:instrText>
             </w:r>
             <w:r>
               <w:rPr>
@@ -1497,10 +1398,10 @@
               <w:noProof/>
               <w:sz w:val="24"/>
               <w:szCs w:val="24"/>
-              <w:lang w:val="es-ES" w:eastAsia="es-ES"/>
+              <w:lang w:eastAsia="es-CO"/>
             </w:rPr>
           </w:pPr>
-          <w:hyperlink w:anchor="_Toc214105885" w:history="1">
+          <w:hyperlink w:anchor="_Toc214563726" w:history="1">
             <w:r>
               <w:rPr>
                 <w:rStyle w:val="Hipervnculo"/>
@@ -1512,7 +1413,7 @@
                   </w14:lightRig>
                 </w14:scene3d>
               </w:rPr>
-              <w:t>2.2.</w:t>
+              <w:t>2.1.</w:t>
             </w:r>
             <w:r>
               <w:rPr>
@@ -1520,17 +1421,16 @@
                 <w:noProof/>
                 <w:sz w:val="24"/>
                 <w:szCs w:val="24"/>
-                <w:lang w:val="es-ES" w:eastAsia="es-ES"/>
+                <w:lang w:eastAsia="es-CO"/>
               </w:rPr>
               <w:tab/>
-              <w:t xml:space="preserve">    </w:t>
             </w:r>
             <w:r>
               <w:rPr>
                 <w:rStyle w:val="Hipervnculo"/>
                 <w:noProof/>
               </w:rPr>
-              <w:t>Tipos</w:t>
+              <w:t>Rangos</w:t>
             </w:r>
             <w:r>
               <w:rPr>
@@ -1551,7 +1451,7 @@
                 <w:noProof/>
                 <w:webHidden/>
               </w:rPr>
-              <w:instrText xml:space="preserve"> PAGEREF _Toc214105885 \h </w:instrText>
+              <w:instrText xml:space="preserve"> PAGEREF _Toc214563726 \h </w:instrText>
             </w:r>
             <w:r>
               <w:rPr>
@@ -1571,7 +1471,7 @@
                 <w:noProof/>
                 <w:webHidden/>
               </w:rPr>
-              <w:t>31</w:t>
+              <w:t>30</w:t>
             </w:r>
             <w:r>
               <w:rPr>
@@ -1586,7 +1486,7 @@
           <w:pPr>
             <w:pStyle w:val="TDC2"/>
             <w:tabs>
-              <w:tab w:val="left" w:pos="1920"/>
+              <w:tab w:val="left" w:pos="1680"/>
               <w:tab w:val="right" w:leader="dot" w:pos="9962"/>
             </w:tabs>
             <w:rPr>
@@ -1594,10 +1494,10 @@
               <w:noProof/>
               <w:sz w:val="24"/>
               <w:szCs w:val="24"/>
-              <w:lang w:val="es-ES" w:eastAsia="es-ES"/>
+              <w:lang w:eastAsia="es-CO"/>
             </w:rPr>
           </w:pPr>
-          <w:hyperlink w:anchor="_Toc214105886" w:history="1">
+          <w:hyperlink w:anchor="_Toc214563727" w:history="1">
             <w:r>
               <w:rPr>
                 <w:rStyle w:val="Hipervnculo"/>
@@ -1609,7 +1509,7 @@
                   </w14:lightRig>
                 </w14:scene3d>
               </w:rPr>
-              <w:t>2.3.</w:t>
+              <w:t>2.2.</w:t>
             </w:r>
             <w:r>
               <w:rPr>
@@ -1617,7 +1517,7 @@
                 <w:noProof/>
                 <w:sz w:val="24"/>
                 <w:szCs w:val="24"/>
-                <w:lang w:val="es-ES" w:eastAsia="es-ES"/>
+                <w:lang w:eastAsia="es-CO"/>
               </w:rPr>
               <w:tab/>
             </w:r>
@@ -1626,7 +1526,7 @@
                 <w:rStyle w:val="Hipervnculo"/>
                 <w:noProof/>
               </w:rPr>
-              <w:t>Referencias estructuradas y fila de totales</w:t>
+              <w:t>Tipos</w:t>
             </w:r>
             <w:r>
               <w:rPr>
@@ -1647,7 +1547,7 @@
                 <w:noProof/>
                 <w:webHidden/>
               </w:rPr>
-              <w:instrText xml:space="preserve"> PAGEREF _Toc214105886 \h </w:instrText>
+              <w:instrText xml:space="preserve"> PAGEREF _Toc214563727 \h </w:instrText>
             </w:r>
             <w:r>
               <w:rPr>
@@ -1667,7 +1567,7 @@
                 <w:noProof/>
                 <w:webHidden/>
               </w:rPr>
-              <w:t>33</w:t>
+              <w:t>31</w:t>
             </w:r>
             <w:r>
               <w:rPr>
@@ -1682,7 +1582,7 @@
           <w:pPr>
             <w:pStyle w:val="TDC2"/>
             <w:tabs>
-              <w:tab w:val="left" w:pos="1920"/>
+              <w:tab w:val="left" w:pos="1680"/>
               <w:tab w:val="right" w:leader="dot" w:pos="9962"/>
             </w:tabs>
             <w:rPr>
@@ -1690,10 +1590,10 @@
               <w:noProof/>
               <w:sz w:val="24"/>
               <w:szCs w:val="24"/>
-              <w:lang w:val="es-ES" w:eastAsia="es-ES"/>
+              <w:lang w:eastAsia="es-CO"/>
             </w:rPr>
           </w:pPr>
-          <w:hyperlink w:anchor="_Toc214105887" w:history="1">
+          <w:hyperlink w:anchor="_Toc214563728" w:history="1">
             <w:r>
               <w:rPr>
                 <w:rStyle w:val="Hipervnculo"/>
@@ -1705,7 +1605,7 @@
                   </w14:lightRig>
                 </w14:scene3d>
               </w:rPr>
-              <w:t>2.4.</w:t>
+              <w:t>2.3.</w:t>
             </w:r>
             <w:r>
               <w:rPr>
@@ -1713,7 +1613,7 @@
                 <w:noProof/>
                 <w:sz w:val="24"/>
                 <w:szCs w:val="24"/>
-                <w:lang w:val="es-ES" w:eastAsia="es-ES"/>
+                <w:lang w:eastAsia="es-CO"/>
               </w:rPr>
               <w:tab/>
             </w:r>
@@ -1722,7 +1622,7 @@
                 <w:rStyle w:val="Hipervnculo"/>
                 <w:noProof/>
               </w:rPr>
-              <w:t>Funciones de agregación</w:t>
+              <w:t>Referencias estructuradas y fila de totales</w:t>
             </w:r>
             <w:r>
               <w:rPr>
@@ -1743,7 +1643,7 @@
                 <w:noProof/>
                 <w:webHidden/>
               </w:rPr>
-              <w:instrText xml:space="preserve"> PAGEREF _Toc214105887 \h </w:instrText>
+              <w:instrText xml:space="preserve"> PAGEREF _Toc214563728 \h </w:instrText>
             </w:r>
             <w:r>
               <w:rPr>
@@ -1763,7 +1663,103 @@
                 <w:noProof/>
                 <w:webHidden/>
               </w:rPr>
-              <w:t>37</w:t>
+              <w:t>33</w:t>
+            </w:r>
+            <w:r>
+              <w:rPr>
+                <w:noProof/>
+                <w:webHidden/>
+              </w:rPr>
+              <w:fldChar w:fldCharType="end"/>
+            </w:r>
+          </w:hyperlink>
+        </w:p>
+        <w:p>
+          <w:pPr>
+            <w:pStyle w:val="TDC2"/>
+            <w:tabs>
+              <w:tab w:val="left" w:pos="1680"/>
+              <w:tab w:val="right" w:leader="dot" w:pos="9962"/>
+            </w:tabs>
+            <w:rPr>
+              <w:rFonts w:eastAsiaTheme="minorEastAsia"/>
+              <w:noProof/>
+              <w:sz w:val="24"/>
+              <w:szCs w:val="24"/>
+              <w:lang w:eastAsia="es-CO"/>
+            </w:rPr>
+          </w:pPr>
+          <w:hyperlink w:anchor="_Toc214563729" w:history="1">
+            <w:r>
+              <w:rPr>
+                <w:rStyle w:val="Hipervnculo"/>
+                <w:noProof/>
+                <w14:scene3d>
+                  <w14:camera w14:prst="orthographicFront"/>
+                  <w14:lightRig w14:rig="threePt" w14:dir="t">
+                    <w14:rot w14:lat="0" w14:lon="0" w14:rev="0"/>
+                  </w14:lightRig>
+                </w14:scene3d>
+              </w:rPr>
+              <w:t>2.4.</w:t>
+            </w:r>
+            <w:r>
+              <w:rPr>
+                <w:rFonts w:eastAsiaTheme="minorEastAsia"/>
+                <w:noProof/>
+                <w:sz w:val="24"/>
+                <w:szCs w:val="24"/>
+                <w:lang w:eastAsia="es-CO"/>
+              </w:rPr>
+              <w:tab/>
+            </w:r>
+            <w:r>
+              <w:rPr>
+                <w:rStyle w:val="Hipervnculo"/>
+                <w:noProof/>
+              </w:rPr>
+              <w:t>Funciones de agregación</w:t>
+            </w:r>
+            <w:r>
+              <w:rPr>
+                <w:noProof/>
+                <w:webHidden/>
+              </w:rPr>
+              <w:tab/>
+            </w:r>
+            <w:r>
+              <w:rPr>
+                <w:noProof/>
+                <w:webHidden/>
+              </w:rPr>
+              <w:fldChar w:fldCharType="begin"/>
+            </w:r>
+            <w:r>
+              <w:rPr>
+                <w:noProof/>
+                <w:webHidden/>
+              </w:rPr>
+              <w:instrText xml:space="preserve"> PAGEREF _Toc214563729 \h </w:instrText>
+            </w:r>
+            <w:r>
+              <w:rPr>
+                <w:noProof/>
+                <w:webHidden/>
+              </w:rPr>
+            </w:r>
+            <w:r>
+              <w:rPr>
+                <w:noProof/>
+                <w:webHidden/>
+              </w:rPr>
+              <w:fldChar w:fldCharType="separate"/>
+            </w:r>
+            <w:r>
+              <w:rPr>
+                <w:noProof/>
+                <w:webHidden/>
+              </w:rPr>
+              <w:t>36</w:t>
             </w:r>
             <w:r>
               <w:rPr>
@@ -1786,10 +1782,10 @@
               <w:noProof/>
               <w:sz w:val="24"/>
               <w:szCs w:val="24"/>
-              <w:lang w:val="es-ES" w:eastAsia="es-ES"/>
+              <w:lang w:eastAsia="es-CO"/>
             </w:rPr>
           </w:pPr>
-          <w:hyperlink w:anchor="_Toc214105888" w:history="1">
+          <w:hyperlink w:anchor="_Toc214563730" w:history="1">
             <w:r>
               <w:rPr>
                 <w:rStyle w:val="Hipervnculo"/>
@@ -1803,7 +1799,7 @@
                 <w:noProof/>
                 <w:sz w:val="24"/>
                 <w:szCs w:val="24"/>
-                <w:lang w:val="es-ES" w:eastAsia="es-ES"/>
+                <w:lang w:eastAsia="es-CO"/>
               </w:rPr>
               <w:tab/>
             </w:r>
@@ -1833,7 +1829,7 @@
                 <w:noProof/>
                 <w:webHidden/>
               </w:rPr>
-              <w:instrText xml:space="preserve"> PAGEREF _Toc214105888 \h </w:instrText>
+              <w:instrText xml:space="preserve"> PAGEREF _Toc214563730 \h </w:instrText>
             </w:r>
             <w:r>
               <w:rPr>
@@ -1853,7 +1849,7 @@
                 <w:noProof/>
                 <w:webHidden/>
               </w:rPr>
-              <w:t>41</w:t>
+              <w:t>40</w:t>
             </w:r>
             <w:r>
               <w:rPr>
@@ -1876,10 +1872,10 @@
               <w:noProof/>
               <w:sz w:val="24"/>
               <w:szCs w:val="24"/>
-              <w:lang w:val="es-ES" w:eastAsia="es-ES"/>
+              <w:lang w:eastAsia="es-CO"/>
             </w:rPr>
           </w:pPr>
-          <w:hyperlink w:anchor="_Toc214105889" w:history="1">
+          <w:hyperlink w:anchor="_Toc214563731" w:history="1">
             <w:r>
               <w:rPr>
                 <w:rStyle w:val="Hipervnculo"/>
@@ -1899,10 +1895,9 @@
                 <w:noProof/>
                 <w:sz w:val="24"/>
                 <w:szCs w:val="24"/>
-                <w:lang w:val="es-ES" w:eastAsia="es-ES"/>
+                <w:lang w:eastAsia="es-CO"/>
               </w:rPr>
               <w:tab/>
-              <w:t xml:space="preserve">    </w:t>
             </w:r>
             <w:r>
               <w:rPr>
@@ -1930,7 +1925,7 @@
                 <w:noProof/>
                 <w:webHidden/>
               </w:rPr>
-              <w:instrText xml:space="preserve"> PAGEREF _Toc214105889 \h </w:instrText>
+              <w:instrText xml:space="preserve"> PAGEREF _Toc214563731 \h </w:instrText>
             </w:r>
             <w:r>
               <w:rPr>
@@ -1950,7 +1945,7 @@
                 <w:noProof/>
                 <w:webHidden/>
               </w:rPr>
-              <w:t>41</w:t>
+              <w:t>40</w:t>
             </w:r>
             <w:r>
               <w:rPr>
@@ -1973,10 +1968,10 @@
               <w:noProof/>
               <w:sz w:val="24"/>
               <w:szCs w:val="24"/>
-              <w:lang w:val="es-ES" w:eastAsia="es-ES"/>
+              <w:lang w:eastAsia="es-CO"/>
             </w:rPr>
           </w:pPr>
-          <w:hyperlink w:anchor="_Toc214105890" w:history="1">
+          <w:hyperlink w:anchor="_Toc214563732" w:history="1">
             <w:r>
               <w:rPr>
                 <w:rStyle w:val="Hipervnculo"/>
@@ -1996,10 +1991,9 @@
                 <w:noProof/>
                 <w:sz w:val="24"/>
                 <w:szCs w:val="24"/>
-                <w:lang w:val="es-ES" w:eastAsia="es-ES"/>
+                <w:lang w:eastAsia="es-CO"/>
               </w:rPr>
               <w:tab/>
-              <w:t xml:space="preserve">    </w:t>
             </w:r>
             <w:r>
               <w:rPr>
@@ -2027,7 +2021,7 @@
                 <w:noProof/>
                 <w:webHidden/>
               </w:rPr>
-              <w:instrText xml:space="preserve"> PAGEREF _Toc214105890 \h </w:instrText>
+              <w:instrText xml:space="preserve"> PAGEREF _Toc214563732 \h </w:instrText>
             </w:r>
             <w:r>
               <w:rPr>
@@ -2047,7 +2041,7 @@
                 <w:noProof/>
                 <w:webHidden/>
               </w:rPr>
-              <w:t>43</w:t>
+              <w:t>42</w:t>
             </w:r>
             <w:r>
               <w:rPr>
@@ -2070,10 +2064,10 @@
               <w:noProof/>
               <w:sz w:val="24"/>
               <w:szCs w:val="24"/>
-              <w:lang w:val="es-ES" w:eastAsia="es-ES"/>
+              <w:lang w:eastAsia="es-CO"/>
             </w:rPr>
           </w:pPr>
-          <w:hyperlink w:anchor="_Toc214105891" w:history="1">
+          <w:hyperlink w:anchor="_Toc214563733" w:history="1">
             <w:r>
               <w:rPr>
                 <w:rStyle w:val="Hipervnculo"/>
@@ -2093,10 +2087,9 @@
                 <w:noProof/>
                 <w:sz w:val="24"/>
                 <w:szCs w:val="24"/>
-                <w:lang w:val="es-ES" w:eastAsia="es-ES"/>
+                <w:lang w:eastAsia="es-CO"/>
               </w:rPr>
               <w:tab/>
-              <w:t xml:space="preserve">    </w:t>
             </w:r>
             <w:r>
               <w:rPr>
@@ -2124,7 +2117,7 @@
                 <w:noProof/>
                 <w:webHidden/>
               </w:rPr>
-              <w:instrText xml:space="preserve"> PAGEREF _Toc214105891 \h </w:instrText>
+              <w:instrText xml:space="preserve"> PAGEREF _Toc214563733 \h </w:instrText>
             </w:r>
             <w:r>
               <w:rPr>
@@ -2144,7 +2137,7 @@
                 <w:noProof/>
                 <w:webHidden/>
               </w:rPr>
-              <w:t>45</w:t>
+              <w:t>44</w:t>
             </w:r>
             <w:r>
               <w:rPr>
@@ -2167,10 +2160,10 @@
               <w:noProof/>
               <w:sz w:val="24"/>
               <w:szCs w:val="24"/>
-              <w:lang w:val="es-ES" w:eastAsia="es-ES"/>
+              <w:lang w:eastAsia="es-CO"/>
             </w:rPr>
           </w:pPr>
-          <w:hyperlink w:anchor="_Toc214105892" w:history="1">
+          <w:hyperlink w:anchor="_Toc214563734" w:history="1">
             <w:r>
               <w:rPr>
                 <w:rStyle w:val="Hipervnculo"/>
@@ -2190,10 +2183,9 @@
                 <w:noProof/>
                 <w:sz w:val="24"/>
                 <w:szCs w:val="24"/>
-                <w:lang w:val="es-ES" w:eastAsia="es-ES"/>
+                <w:lang w:eastAsia="es-CO"/>
               </w:rPr>
               <w:tab/>
-              <w:t xml:space="preserve">    </w:t>
             </w:r>
             <w:r>
               <w:rPr>
@@ -2221,7 +2213,7 @@
                 <w:noProof/>
                 <w:webHidden/>
               </w:rPr>
-              <w:instrText xml:space="preserve"> PAGEREF _Toc214105892 \h </w:instrText>
+              <w:instrText xml:space="preserve"> PAGEREF _Toc214563734 \h </w:instrText>
             </w:r>
             <w:r>
               <w:rPr>
@@ -2264,10 +2256,10 @@
               <w:noProof/>
               <w:sz w:val="24"/>
               <w:szCs w:val="24"/>
-              <w:lang w:val="es-ES" w:eastAsia="es-ES"/>
+              <w:lang w:eastAsia="es-CO"/>
             </w:rPr>
           </w:pPr>
-          <w:hyperlink w:anchor="_Toc214105893" w:history="1">
+          <w:hyperlink w:anchor="_Toc214563735" w:history="1">
             <w:r>
               <w:rPr>
                 <w:rStyle w:val="Hipervnculo"/>
@@ -2287,10 +2279,9 @@
                 <w:noProof/>
                 <w:sz w:val="24"/>
                 <w:szCs w:val="24"/>
-                <w:lang w:val="es-ES" w:eastAsia="es-ES"/>
+                <w:lang w:eastAsia="es-CO"/>
               </w:rPr>
               <w:tab/>
-              <w:t xml:space="preserve">    </w:t>
             </w:r>
             <w:r>
               <w:rPr>
@@ -2318,7 +2309,7 @@
                 <w:noProof/>
                 <w:webHidden/>
               </w:rPr>
-              <w:instrText xml:space="preserve"> PAGEREF _Toc214105893 \h </w:instrText>
+              <w:instrText xml:space="preserve"> PAGEREF _Toc214563735 \h </w:instrText>
             </w:r>
             <w:r>
               <w:rPr>
@@ -2338,7 +2329,7 @@
                 <w:noProof/>
                 <w:webHidden/>
               </w:rPr>
-              <w:t>48</w:t>
+              <w:t>47</w:t>
             </w:r>
             <w:r>
               <w:rPr>
@@ -2361,10 +2352,10 @@
               <w:noProof/>
               <w:sz w:val="24"/>
               <w:szCs w:val="24"/>
-              <w:lang w:val="es-ES" w:eastAsia="es-ES"/>
+              <w:lang w:eastAsia="es-CO"/>
             </w:rPr>
           </w:pPr>
-          <w:hyperlink w:anchor="_Toc214105894" w:history="1">
+          <w:hyperlink w:anchor="_Toc214563736" w:history="1">
             <w:r>
               <w:rPr>
                 <w:rStyle w:val="Hipervnculo"/>
@@ -2384,10 +2375,9 @@
                 <w:noProof/>
                 <w:sz w:val="24"/>
                 <w:szCs w:val="24"/>
-                <w:lang w:val="es-ES" w:eastAsia="es-ES"/>
+                <w:lang w:eastAsia="es-CO"/>
               </w:rPr>
               <w:tab/>
-              <w:t xml:space="preserve">    </w:t>
             </w:r>
             <w:r>
               <w:rPr>
@@ -2415,7 +2405,7 @@
                 <w:noProof/>
                 <w:webHidden/>
               </w:rPr>
-              <w:instrText xml:space="preserve"> PAGEREF _Toc214105894 \h </w:instrText>
+              <w:instrText xml:space="preserve"> PAGEREF _Toc214563736 \h </w:instrText>
             </w:r>
             <w:r>
               <w:rPr>
@@ -2435,7 +2425,7 @@
                 <w:noProof/>
                 <w:webHidden/>
               </w:rPr>
-              <w:t>49</w:t>
+              <w:t>48</w:t>
             </w:r>
             <w:r>
               <w:rPr>
@@ -2450,7 +2440,7 @@
           <w:pPr>
             <w:pStyle w:val="TDC2"/>
             <w:tabs>
-              <w:tab w:val="left" w:pos="1920"/>
+              <w:tab w:val="left" w:pos="1680"/>
               <w:tab w:val="right" w:leader="dot" w:pos="9962"/>
             </w:tabs>
             <w:rPr>
@@ -2458,10 +2448,10 @@
               <w:noProof/>
               <w:sz w:val="24"/>
               <w:szCs w:val="24"/>
-              <w:lang w:val="es-ES" w:eastAsia="es-ES"/>
+              <w:lang w:eastAsia="es-CO"/>
             </w:rPr>
           </w:pPr>
-          <w:hyperlink w:anchor="_Toc214105895" w:history="1">
+          <w:hyperlink w:anchor="_Toc214563737" w:history="1">
             <w:r>
               <w:rPr>
                 <w:rStyle w:val="Hipervnculo"/>
@@ -2481,7 +2471,7 @@
                 <w:noProof/>
                 <w:sz w:val="24"/>
                 <w:szCs w:val="24"/>
-                <w:lang w:val="es-ES" w:eastAsia="es-ES"/>
+                <w:lang w:eastAsia="es-CO"/>
               </w:rPr>
               <w:tab/>
             </w:r>
@@ -2511,7 +2501,7 @@
                 <w:noProof/>
                 <w:webHidden/>
               </w:rPr>
-              <w:instrText xml:space="preserve"> PAGEREF _Toc214105895 \h </w:instrText>
+              <w:instrText xml:space="preserve"> PAGEREF _Toc214563737 \h </w:instrText>
             </w:r>
             <w:r>
               <w:rPr>
@@ -2531,7 +2521,7 @@
                 <w:noProof/>
                 <w:webHidden/>
               </w:rPr>
-              <w:t>50</w:t>
+              <w:t>49</w:t>
             </w:r>
             <w:r>
               <w:rPr>
@@ -2553,10 +2543,10 @@
               <w:noProof/>
               <w:sz w:val="24"/>
               <w:szCs w:val="24"/>
-              <w:lang w:val="es-ES" w:eastAsia="es-ES"/>
+              <w:lang w:eastAsia="es-CO"/>
             </w:rPr>
           </w:pPr>
-          <w:hyperlink w:anchor="_Toc214105896" w:history="1">
+          <w:hyperlink w:anchor="_Toc214563738" w:history="1">
             <w:r>
               <w:rPr>
                 <w:rStyle w:val="Hipervnculo"/>
@@ -2583,7 +2573,7 @@
                 <w:noProof/>
                 <w:webHidden/>
               </w:rPr>
-              <w:instrText xml:space="preserve"> PAGEREF _Toc214105896 \h </w:instrText>
+              <w:instrText xml:space="preserve"> PAGEREF _Toc214563738 \h </w:instrText>
             </w:r>
             <w:r>
               <w:rPr>
@@ -2603,7 +2593,7 @@
                 <w:noProof/>
                 <w:webHidden/>
               </w:rPr>
-              <w:t>54</w:t>
+              <w:t>52</w:t>
             </w:r>
             <w:r>
               <w:rPr>
@@ -2625,10 +2615,10 @@
               <w:noProof/>
               <w:sz w:val="24"/>
               <w:szCs w:val="24"/>
-              <w:lang w:val="es-ES" w:eastAsia="es-ES"/>
+              <w:lang w:eastAsia="es-CO"/>
             </w:rPr>
           </w:pPr>
-          <w:hyperlink w:anchor="_Toc214105897" w:history="1">
+          <w:hyperlink w:anchor="_Toc214563739" w:history="1">
             <w:r>
               <w:rPr>
                 <w:rStyle w:val="Hipervnculo"/>
@@ -2655,7 +2645,7 @@
                 <w:noProof/>
                 <w:webHidden/>
               </w:rPr>
-              <w:instrText xml:space="preserve"> PAGEREF _Toc214105897 \h </w:instrText>
+              <w:instrText xml:space="preserve"> PAGEREF _Toc214563739 \h </w:instrText>
             </w:r>
             <w:r>
               <w:rPr>
@@ -2675,7 +2665,7 @@
                 <w:noProof/>
                 <w:webHidden/>
               </w:rPr>
-              <w:t>55</w:t>
+              <w:t>53</w:t>
             </w:r>
             <w:r>
               <w:rPr>
@@ -2697,10 +2687,10 @@
               <w:noProof/>
               <w:sz w:val="24"/>
               <w:szCs w:val="24"/>
-              <w:lang w:val="es-ES" w:eastAsia="es-ES"/>
+              <w:lang w:eastAsia="es-CO"/>
             </w:rPr>
           </w:pPr>
-          <w:hyperlink w:anchor="_Toc214105898" w:history="1">
+          <w:hyperlink w:anchor="_Toc214563740" w:history="1">
             <w:r>
               <w:rPr>
                 <w:rStyle w:val="Hipervnculo"/>
@@ -2727,7 +2717,7 @@
                 <w:noProof/>
                 <w:webHidden/>
               </w:rPr>
-              <w:instrText xml:space="preserve"> PAGEREF _Toc214105898 \h </w:instrText>
+              <w:instrText xml:space="preserve"> PAGEREF _Toc214563740 \h </w:instrText>
             </w:r>
             <w:r>
               <w:rPr>
@@ -2747,7 +2737,7 @@
                 <w:noProof/>
                 <w:webHidden/>
               </w:rPr>
-              <w:t>56</w:t>
+              <w:t>54</w:t>
             </w:r>
             <w:r>
               <w:rPr>
@@ -2769,10 +2759,10 @@
               <w:noProof/>
               <w:sz w:val="24"/>
               <w:szCs w:val="24"/>
-              <w:lang w:val="es-ES" w:eastAsia="es-ES"/>
+              <w:lang w:eastAsia="es-CO"/>
             </w:rPr>
           </w:pPr>
-          <w:hyperlink w:anchor="_Toc214105899" w:history="1">
+          <w:hyperlink w:anchor="_Toc214563741" w:history="1">
             <w:r>
               <w:rPr>
                 <w:rStyle w:val="Hipervnculo"/>
@@ -2799,7 +2789,7 @@
                 <w:noProof/>
                 <w:webHidden/>
               </w:rPr>
-              <w:instrText xml:space="preserve"> PAGEREF _Toc214105899 \h </w:instrText>
+              <w:instrText xml:space="preserve"> PAGEREF _Toc214563741 \h </w:instrText>
             </w:r>
             <w:r>
               <w:rPr>
@@ -2819,7 +2809,7 @@
                 <w:noProof/>
                 <w:webHidden/>
               </w:rPr>
-              <w:t>57</w:t>
+              <w:t>55</w:t>
             </w:r>
             <w:r>
               <w:rPr>
@@ -2841,10 +2831,10 @@
               <w:noProof/>
               <w:sz w:val="24"/>
               <w:szCs w:val="24"/>
-              <w:lang w:val="es-ES" w:eastAsia="es-ES"/>
+              <w:lang w:eastAsia="es-CO"/>
             </w:rPr>
           </w:pPr>
-          <w:hyperlink w:anchor="_Toc214105900" w:history="1">
+          <w:hyperlink w:anchor="_Toc214563742" w:history="1">
             <w:r>
               <w:rPr>
                 <w:rStyle w:val="Hipervnculo"/>
@@ -2871,7 +2861,7 @@
                 <w:noProof/>
                 <w:webHidden/>
               </w:rPr>
-              <w:instrText xml:space="preserve"> PAGEREF _Toc214105900 \h </w:instrText>
+              <w:instrText xml:space="preserve"> PAGEREF _Toc214563742 \h </w:instrText>
             </w:r>
             <w:r>
               <w:rPr>
@@ -2891,7 +2881,7 @@
                 <w:noProof/>
                 <w:webHidden/>
               </w:rPr>
-              <w:t>58</w:t>
+              <w:t>56</w:t>
             </w:r>
             <w:r>
               <w:rPr>
@@ -2913,7 +2903,7 @@
       <w:pPr>
         <w:pStyle w:val="Titulosgenerales"/>
       </w:pPr>
-      <w:bookmarkStart w:id="0" w:name="_Toc214105875"/>
+      <w:bookmarkStart w:id="0" w:name="_Toc214563717"/>
       <w:r>
         <w:lastRenderedPageBreak/>
         <w:t>Introducción</w:t>
@@ -2956,7 +2946,7 @@
           <w:lang w:val="es-CO"/>
         </w:rPr>
       </w:pPr>
-      <w:bookmarkStart w:id="1" w:name="_Toc214105876"/>
+      <w:bookmarkStart w:id="1" w:name="_Toc214563718"/>
       <w:r>
         <w:rPr>
           <w:lang w:val="es-CO"/>
@@ -2987,16 +2977,9 @@
     </w:p>
     <w:p>
       <w:pPr>
-        <w:rPr>
-          <w:lang w:eastAsia="es-CO"/>
-        </w:rPr>
-      </w:pPr>
-    </w:p>
-    <w:p>
-      <w:pPr>
         <w:pStyle w:val="Ttulo2"/>
       </w:pPr>
-      <w:bookmarkStart w:id="2" w:name="_Toc214105877"/>
+      <w:bookmarkStart w:id="2" w:name="_Toc214563719"/>
       <w:r>
         <w:t>Procedimientos de conversión</w:t>
       </w:r>
@@ -3040,41 +3023,33 @@
           <w:bCs/>
           <w:lang w:val="es-419" w:eastAsia="es-CO"/>
         </w:rPr>
-        <w:t>Rango de datos</w:t>
-      </w:r>
+        <w:t>Rango de datos.</w:t>
+      </w:r>
+      <w:r>
+        <w:rPr>
+          <w:lang w:val="es-419" w:eastAsia="es-CO"/>
+        </w:rPr>
+        <w:t xml:space="preserve"> </w:t>
+      </w:r>
+      <w:r>
+        <w:rPr>
+          <w:lang w:val="es-419" w:eastAsia="es-CO"/>
+        </w:rPr>
+        <w:t>Conjunto de celdas contiguas en una hoja. No tiene propiedades adicionales ni herramientas específicas de análisis.</w:t>
+      </w:r>
+    </w:p>
+    <w:p>
+      <w:pPr>
+        <w:rPr>
+          <w:lang w:val="es-419" w:eastAsia="es-CO"/>
+        </w:rPr>
+      </w:pPr>
       <w:r>
         <w:rPr>
           <w:b/>
           <w:bCs/>
           <w:lang w:val="es-419" w:eastAsia="es-CO"/>
         </w:rPr>
-        <w:t>.</w:t>
-      </w:r>
-      <w:r>
-        <w:rPr>
-          <w:lang w:val="es-419" w:eastAsia="es-CO"/>
-        </w:rPr>
-        <w:t xml:space="preserve"> </w:t>
-      </w:r>
-      <w:r>
-        <w:rPr>
-          <w:lang w:val="es-419" w:eastAsia="es-CO"/>
-        </w:rPr>
-        <w:t>Conjunto de celdas contiguas en una hoja. No tiene propiedades adicionales ni herramientas específicas de análisis.</w:t>
-      </w:r>
-    </w:p>
-    <w:p>
-      <w:pPr>
-        <w:rPr>
-          <w:lang w:val="es-419" w:eastAsia="es-CO"/>
-        </w:rPr>
-      </w:pPr>
-      <w:r>
-        <w:rPr>
-          <w:b/>
-          <w:bCs/>
-          <w:lang w:val="es-419" w:eastAsia="es-CO"/>
-        </w:rPr>
         <w:t>Tabla de Excel</w:t>
       </w:r>
       <w:r>
@@ -3087,54 +3062,34 @@
         <w:rPr>
           <w:lang w:val="es-419" w:eastAsia="es-CO"/>
         </w:rPr>
-        <w:t>Objeto estructurado con nombre propio, encabezados identificables y funcionalidades como filtrado, ordenación, cálculos y actualización dinámica (</w:t>
-      </w:r>
-      <w:proofErr w:type="spellStart"/>
-      <w:r>
-        <w:rPr>
-          <w:lang w:val="es-419" w:eastAsia="es-CO"/>
-        </w:rPr>
-        <w:t>Walkenbach</w:t>
-      </w:r>
-      <w:proofErr w:type="spellEnd"/>
-      <w:r>
-        <w:rPr>
-          <w:lang w:val="es-419" w:eastAsia="es-CO"/>
-        </w:rPr>
-        <w:t>, 2013).</w:t>
-      </w:r>
-    </w:p>
-    <w:p>
-      <w:pPr>
-        <w:rPr>
-          <w:lang w:val="es-419" w:eastAsia="es-CO"/>
-        </w:rPr>
-      </w:pPr>
-      <w:r>
-        <w:rPr>
-          <w:lang w:val="es-419" w:eastAsia="es-CO"/>
-        </w:rPr>
-        <w:t xml:space="preserve">Aunque un conjunto de datos organizado en filas y columnas parezca una tabla, no lo es hasta que Excel lo reconozca como tal. Por ejemplo, el siguiente bloque de </w:t>
-      </w:r>
+        <w:t>Objeto estructurado con nombre propio, encabezados identificables y funcionalidades como filtrado, ordenación, cálculos y actualización dinámica (Walkenbach, 2013).</w:t>
+      </w:r>
+    </w:p>
+    <w:p>
+      <w:pPr>
+        <w:rPr>
+          <w:lang w:val="es-419" w:eastAsia="es-CO"/>
+        </w:rPr>
+      </w:pPr>
+      <w:r>
+        <w:rPr>
+          <w:lang w:val="es-419" w:eastAsia="es-CO"/>
+        </w:rPr>
+        <w:t>Aunque un conjunto de datos organizado en filas y columnas parezca una tabla, no lo es hasta que Excel lo reconozca como tal. Por ejemplo, el siguiente bloque de información puede parecer una tabla por su forma, pero solo constituye un rango de celdas:</w:t>
+      </w:r>
+    </w:p>
+    <w:p>
+      <w:pPr>
+        <w:pStyle w:val="Tabla"/>
+        <w:rPr>
+          <w:lang w:val="es-419" w:eastAsia="es-CO"/>
+        </w:rPr>
+      </w:pPr>
       <w:r>
         <w:rPr>
           <w:lang w:val="es-419" w:eastAsia="es-CO"/>
         </w:rPr>
         <w:lastRenderedPageBreak/>
-        <w:t>información puede parecer una tabla por su forma, pero solo constituye un rango de celdas:</w:t>
-      </w:r>
-    </w:p>
-    <w:p>
-      <w:pPr>
-        <w:pStyle w:val="Tabla"/>
-        <w:rPr>
-          <w:lang w:val="es-419" w:eastAsia="es-CO"/>
-        </w:rPr>
-      </w:pPr>
-      <w:r>
-        <w:rPr>
-          <w:lang w:val="es-419" w:eastAsia="es-CO"/>
-        </w:rPr>
         <w:t>Ejemplo de rango de datos sin estructurar</w:t>
       </w:r>
     </w:p>
@@ -3152,6 +3107,8 @@
       <w:tr>
         <w:trPr>
           <w:cnfStyle w:val="100000000000" w:firstRow="1" w:lastRow="0" w:firstColumn="0" w:lastColumn="0" w:oddVBand="0" w:evenVBand="0" w:oddHBand="0" w:evenHBand="0" w:firstRowFirstColumn="0" w:firstRowLastColumn="0" w:lastRowFirstColumn="0" w:lastRowLastColumn="0"/>
+          <w:cantSplit/>
+          <w:tblHeader/>
         </w:trPr>
         <w:tc>
           <w:tcPr>
@@ -3370,7 +3327,13 @@
               <w:rPr>
                 <w:lang w:eastAsia="es-CO"/>
               </w:rPr>
-              <w:t>Flores</w:t>
+              <w:t>Flóre</w:t>
+            </w:r>
+            <w:r>
+              <w:rPr>
+                <w:lang w:eastAsia="es-CO"/>
+              </w:rPr>
+              <w:t>z</w:t>
             </w:r>
           </w:p>
         </w:tc>
@@ -3425,7 +3388,6 @@
                 <w:lang w:val="es-419" w:eastAsia="es-CO"/>
               </w:rPr>
             </w:pPr>
-            <w:proofErr w:type="spellStart"/>
             <w:r>
               <w:rPr>
                 <w:lang w:eastAsia="es-CO"/>
@@ -3436,9 +3398,8 @@
               <w:rPr>
                 <w:lang w:eastAsia="es-CO"/>
               </w:rPr>
-              <w:t>amirez</w:t>
-            </w:r>
-            <w:proofErr w:type="spellEnd"/>
+              <w:t>amírez</w:t>
+            </w:r>
           </w:p>
         </w:tc>
         <w:tc>
@@ -3525,6 +3486,11 @@
       </w:tr>
     </w:tbl>
     <w:p>
+      <w:r>
+        <w:t>Para que este conjunto pueda ser tratado como una tabla de Excel, debe convertirse mediante el siguiente procedimiento.</w:t>
+      </w:r>
+    </w:p>
+    <w:p>
       <w:pPr>
         <w:pStyle w:val="Ttulo3"/>
       </w:pPr>
@@ -3584,27 +3550,7 @@
         <w:rPr>
           <w:lang w:eastAsia="es-CO"/>
         </w:rPr>
-        <w:t xml:space="preserve">Vaya a la pestaña insertar y haga clic en tabla, o utilice el atajo de teclado </w:t>
-      </w:r>
-      <w:proofErr w:type="spellStart"/>
-      <w:r>
-        <w:rPr>
-          <w:lang w:eastAsia="es-CO"/>
-        </w:rPr>
-        <w:t>Ctrl</w:t>
-      </w:r>
-      <w:proofErr w:type="spellEnd"/>
-      <w:r>
-        <w:rPr>
-          <w:lang w:eastAsia="es-CO"/>
-        </w:rPr>
-        <w:t xml:space="preserve"> + T</w:t>
-      </w:r>
-      <w:r>
-        <w:rPr>
-          <w:lang w:eastAsia="es-CO"/>
-        </w:rPr>
-        <w:t>.</w:t>
+        <w:t>Vaya a la pestaña insertar y haga clic en tabla, o utilice el atajo de teclado Ctrl + T.</w:t>
       </w:r>
     </w:p>
     <w:p>
@@ -3694,13 +3640,7 @@
           <w:lang w:eastAsia="es-CO"/>
         </w:rPr>
         <w:lastRenderedPageBreak/>
-        <w:t>Excel seleccionará automáticamente el rango contiguo</w:t>
-      </w:r>
-      <w:r>
-        <w:rPr>
-          <w:lang w:eastAsia="es-CO"/>
-        </w:rPr>
-        <w:t>.</w:t>
+        <w:t>Excel seleccionará automáticamente el rango contiguo.</w:t>
       </w:r>
     </w:p>
     <w:p>
@@ -3906,7 +3846,7 @@
       <w:pPr>
         <w:pStyle w:val="Ttulo2"/>
       </w:pPr>
-      <w:bookmarkStart w:id="3" w:name="_Toc214105878"/>
+      <w:bookmarkStart w:id="3" w:name="_Toc214563720"/>
       <w:r>
         <w:lastRenderedPageBreak/>
         <w:t>V</w:t>
@@ -3953,13 +3893,7 @@
         <w:rPr>
           <w:lang w:eastAsia="es-CO"/>
         </w:rPr>
-        <w:t xml:space="preserve">. </w:t>
-      </w:r>
-      <w:r>
-        <w:rPr>
-          <w:lang w:eastAsia="es-CO"/>
-        </w:rPr>
-        <w:t>Las tablas aplican automáticamente un formato de bandas de colores a las filas, lo cual mejora la legibilidad. Este estilo puede personalizarse desde la pestaña contextual diseño de tabla.</w:t>
+        <w:t>. Las tablas aplican automáticamente un formato de bandas de colores a las filas, lo cual mejora la legibilidad. Este estilo puede personalizarse desde la pestaña contextual diseño de tabla.</w:t>
       </w:r>
     </w:p>
     <w:p>
@@ -3986,27 +3920,7 @@
         <w:rPr>
           <w:lang w:eastAsia="es-CO"/>
         </w:rPr>
-        <w:t xml:space="preserve">. </w:t>
-      </w:r>
-      <w:r>
-        <w:rPr>
-          <w:lang w:eastAsia="es-CO"/>
-        </w:rPr>
-        <w:t>Al agregar una nueva fila o columna contigua, la tabla se expande automáticamente para incluir los nuevos datos, manteniendo tanto el formato como las fórmulas (</w:t>
-      </w:r>
-      <w:proofErr w:type="spellStart"/>
-      <w:r>
-        <w:rPr>
-          <w:lang w:eastAsia="es-CO"/>
-        </w:rPr>
-        <w:t>Frye</w:t>
-      </w:r>
-      <w:proofErr w:type="spellEnd"/>
-      <w:r>
-        <w:rPr>
-          <w:lang w:eastAsia="es-CO"/>
-        </w:rPr>
-        <w:t>, 2013).</w:t>
+        <w:t>. Al agregar una nueva fila o columna contigua, la tabla se expande automáticamente para incluir los nuevos datos, manteniendo tanto el formato como las fórmulas (Frye, 2013).</w:t>
       </w:r>
     </w:p>
     <w:p>
@@ -4033,13 +3947,7 @@
         <w:rPr>
           <w:lang w:eastAsia="es-CO"/>
         </w:rPr>
-        <w:t xml:space="preserve">. </w:t>
-      </w:r>
-      <w:r>
-        <w:rPr>
-          <w:lang w:eastAsia="es-CO"/>
-        </w:rPr>
-        <w:t>Al desplazarse verticalmente en una tabla grande, los encabezados sustituyen temporalmente las letras de las columnas, manteniendo siempre el contexto de los datos.</w:t>
+        <w:t>. Al desplazarse verticalmente en una tabla grande, los encabezados sustituyen temporalmente las letras de las columnas, manteniendo siempre el contexto de los datos.</w:t>
       </w:r>
     </w:p>
     <w:p>
@@ -4066,29 +3974,14 @@
         <w:rPr>
           <w:lang w:eastAsia="es-CO"/>
         </w:rPr>
-        <w:t xml:space="preserve">. </w:t>
-      </w:r>
-      <w:r>
-        <w:rPr>
-          <w:lang w:eastAsia="es-CO"/>
-        </w:rPr>
-        <w:t>Con un solo clic, se puede añadir una fila al final de la tabla para calcular totales, promedios, recuentos u otras funciones de agregación de forma automática.</w:t>
-      </w:r>
-    </w:p>
-    <w:p>
-      <w:pPr>
-        <w:pStyle w:val="Prrafodelista"/>
-        <w:ind w:left="993" w:firstLine="0"/>
-        <w:rPr>
-          <w:lang w:eastAsia="es-CO"/>
-        </w:rPr>
-      </w:pPr>
+        <w:t>. Con un solo clic, se puede añadir una fila al final de la tabla para calcular totales, promedios, recuentos u otras funciones de agregación de forma automática.</w:t>
+      </w:r>
     </w:p>
     <w:p>
       <w:pPr>
         <w:pStyle w:val="Ttulo2"/>
       </w:pPr>
-      <w:bookmarkStart w:id="4" w:name="_Toc214105879"/>
+      <w:bookmarkStart w:id="4" w:name="_Toc214563721"/>
       <w:r>
         <w:t>Otros tipos de conversión de datos</w:t>
       </w:r>
@@ -4124,6 +4017,12 @@
         </w:rPr>
         <w:t>Conversión de texto a columnas</w:t>
       </w:r>
+      <w:r>
+        <w:rPr>
+          <w:lang w:eastAsia="es-CO"/>
+        </w:rPr>
+        <w:t>.</w:t>
+      </w:r>
     </w:p>
     <w:p>
       <w:pPr>
@@ -4140,8 +4039,13 @@
         <w:rPr>
           <w:lang w:eastAsia="es-CO"/>
         </w:rPr>
-        <w:lastRenderedPageBreak/>
         <w:t>Conversión de formatos de datos</w:t>
+      </w:r>
+      <w:r>
+        <w:rPr>
+          <w:lang w:eastAsia="es-CO"/>
+        </w:rPr>
+        <w:t>.</w:t>
       </w:r>
     </w:p>
     <w:p>
@@ -4159,7 +4063,14 @@
         <w:rPr>
           <w:lang w:eastAsia="es-CO"/>
         </w:rPr>
-        <w:t>Conversión de formatos de datos</w:t>
+        <w:lastRenderedPageBreak/>
+        <w:t>Conversión de texto a columnas</w:t>
+      </w:r>
+      <w:r>
+        <w:rPr>
+          <w:lang w:eastAsia="es-CO"/>
+        </w:rPr>
+        <w:t>.</w:t>
       </w:r>
     </w:p>
     <w:p>
@@ -4234,13 +4145,6 @@
     </w:p>
     <w:p>
       <w:pPr>
-        <w:rPr>
-          <w:lang w:val="es-419" w:eastAsia="es-CO"/>
-        </w:rPr>
-      </w:pPr>
-    </w:p>
-    <w:p>
-      <w:pPr>
         <w:pStyle w:val="Ttulo4"/>
       </w:pPr>
       <w:r>
@@ -4290,9 +4194,9 @@
           <w:noProof/>
         </w:rPr>
         <w:drawing>
-          <wp:inline distT="0" distB="0" distL="0" distR="0" wp14:anchorId="0AE963FD" wp14:editId="06268637">
-            <wp:extent cx="2286000" cy="1616043"/>
-            <wp:effectExtent l="0" t="0" r="0" b="3810"/>
+          <wp:inline distT="0" distB="0" distL="0" distR="0" wp14:anchorId="0AE963FD" wp14:editId="7BDD4E26">
+            <wp:extent cx="3260646" cy="2305050"/>
+            <wp:effectExtent l="0" t="0" r="0" b="0"/>
             <wp:docPr id="4" name="Imagen 4" descr="Columna única en una hoja de Excel con registros combinados bajo el encabezado “Nombre Completo”, donde cada celda incluye nombre y apellidos en una sola línea de texto. "/>
             <wp:cNvGraphicFramePr>
               <a:graphicFrameLocks xmlns:a="http://schemas.openxmlformats.org/drawingml/2006/main" noChangeAspect="1"/>
@@ -4322,7 +4226,7 @@
                   <pic:spPr bwMode="auto">
                     <a:xfrm>
                       <a:off x="0" y="0"/>
-                      <a:ext cx="2296721" cy="1623622"/>
+                      <a:ext cx="3286217" cy="2323127"/>
                     </a:xfrm>
                     <a:prstGeom prst="rect">
                       <a:avLst/>
@@ -4908,13 +4812,6 @@
         </w:rPr>
         <w:t>Hacer clic en finalizar</w:t>
       </w:r>
-    </w:p>
-    <w:p>
-      <w:pPr>
-        <w:rPr>
-          <w:lang w:val="es-419" w:eastAsia="es-CO"/>
-        </w:rPr>
-      </w:pPr>
     </w:p>
     <w:p>
       <w:pPr>
@@ -4997,78 +4894,83 @@
     </w:p>
     <w:p>
       <w:pPr>
+        <w:pStyle w:val="Ttulo3"/>
+      </w:pPr>
+      <w:r>
+        <w:t>Ejemplo 3. Separación por ancho fijo</w:t>
+      </w:r>
+    </w:p>
+    <w:p>
+      <w:pPr>
+        <w:rPr>
+          <w:lang w:val="es-419" w:eastAsia="es-CO"/>
+        </w:rPr>
+      </w:pPr>
+      <w:r>
+        <w:rPr>
+          <w:lang w:val="es-419" w:eastAsia="es-CO"/>
+        </w:rPr>
+        <w:t xml:space="preserve">Cuando los datos provienen de sistemas </w:t>
+      </w:r>
+      <w:proofErr w:type="spellStart"/>
+      <w:r>
+        <w:rPr>
+          <w:rStyle w:val="Extranjerismo"/>
+          <w:lang w:val="es-419" w:eastAsia="es-CO"/>
+        </w:rPr>
+        <w:t>legacy</w:t>
+      </w:r>
+      <w:proofErr w:type="spellEnd"/>
+      <w:r>
+        <w:rPr>
+          <w:lang w:val="es-419" w:eastAsia="es-CO"/>
+        </w:rPr>
+        <w:t xml:space="preserve"> o antiguos, es común que se generen reportes en formato de texto plano con posiciones fijas, es decir, sin delimitadores visibles como comas o puntos y comas. En estos casos, Excel permite separar la información utilizando la opción ancho fijo en la herramienta texto en columnas.</w:t>
+      </w:r>
+    </w:p>
+    <w:p>
+      <w:pPr>
+        <w:rPr>
+          <w:lang w:val="es-419" w:eastAsia="es-CO"/>
+        </w:rPr>
+      </w:pPr>
+    </w:p>
+    <w:p>
+      <w:pPr>
+        <w:rPr>
+          <w:lang w:val="es-419" w:eastAsia="es-CO"/>
+        </w:rPr>
+      </w:pPr>
+    </w:p>
+    <w:p>
+      <w:pPr>
+        <w:rPr>
+          <w:lang w:val="es-419" w:eastAsia="es-CO"/>
+        </w:rPr>
+      </w:pPr>
+    </w:p>
+    <w:p>
+      <w:pPr>
+        <w:pStyle w:val="Figura"/>
+      </w:pPr>
+      <w:r>
+        <w:lastRenderedPageBreak/>
+        <w:t>Columna “</w:t>
+      </w:r>
+      <w:proofErr w:type="spellStart"/>
+      <w:r>
+        <w:t>Reporte_ventas</w:t>
+      </w:r>
+      <w:proofErr w:type="spellEnd"/>
+      <w:r>
+        <w:t>” en Excel antes de aplicar la herramienta “texto en columnas”</w:t>
+      </w:r>
+    </w:p>
+    <w:p>
+      <w:pPr>
         <w:ind w:firstLine="0"/>
         <w:jc w:val="center"/>
         <w:rPr>
-          <w:lang w:val="es-419" w:eastAsia="es-CO"/>
-        </w:rPr>
-      </w:pPr>
-    </w:p>
-    <w:p>
-      <w:pPr>
-        <w:pStyle w:val="Ttulo3"/>
-      </w:pPr>
-      <w:r>
-        <w:t>Ejemplo 3. Separación por ancho fijo</w:t>
-      </w:r>
-    </w:p>
-    <w:p>
-      <w:pPr>
-        <w:rPr>
-          <w:lang w:val="es-419" w:eastAsia="es-CO"/>
-        </w:rPr>
-      </w:pPr>
-      <w:r>
-        <w:rPr>
-          <w:lang w:val="es-419" w:eastAsia="es-CO"/>
-        </w:rPr>
-        <w:t xml:space="preserve">Cuando los datos provienen de sistemas </w:t>
-      </w:r>
-      <w:proofErr w:type="spellStart"/>
-      <w:r>
-        <w:rPr>
-          <w:rStyle w:val="Extranjerismo"/>
-          <w:lang w:val="es-419" w:eastAsia="es-CO"/>
-        </w:rPr>
-        <w:t>legacy</w:t>
-      </w:r>
-      <w:proofErr w:type="spellEnd"/>
-      <w:r>
-        <w:rPr>
-          <w:lang w:val="es-419" w:eastAsia="es-CO"/>
-        </w:rPr>
-        <w:t xml:space="preserve"> o antiguos, es común que se generen reportes en formato de texto plano con posiciones fijas, es decir, sin delimitadores visibles como comas o puntos y comas. En estos casos, Excel permite separar la información utilizando la opción ancho fijo en la herramienta texto en columnas.</w:t>
-      </w:r>
-    </w:p>
-    <w:p>
-      <w:pPr>
-        <w:rPr>
-          <w:lang w:val="es-419" w:eastAsia="es-CO"/>
-        </w:rPr>
-      </w:pPr>
-    </w:p>
-    <w:p>
-      <w:pPr>
-        <w:pStyle w:val="Figura"/>
-      </w:pPr>
-      <w:r>
-        <w:lastRenderedPageBreak/>
-        <w:t>Columna “</w:t>
-      </w:r>
-      <w:proofErr w:type="spellStart"/>
-      <w:r>
-        <w:t>Reporte_ventas</w:t>
-      </w:r>
-      <w:proofErr w:type="spellEnd"/>
-      <w:r>
-        <w:t>” en Excel antes de aplicar la herramienta “texto en columnas”</w:t>
-      </w:r>
-    </w:p>
-    <w:p>
-      <w:pPr>
-        <w:ind w:firstLine="0"/>
-        <w:jc w:val="center"/>
-        <w:rPr>
           <w:lang w:eastAsia="es-CO"/>
         </w:rPr>
       </w:pPr>
@@ -5077,9 +4979,9 @@
           <w:noProof/>
         </w:rPr>
         <w:drawing>
-          <wp:inline distT="0" distB="0" distL="0" distR="0" wp14:anchorId="1E5DF980" wp14:editId="40168854">
-            <wp:extent cx="4512428" cy="2152650"/>
-            <wp:effectExtent l="0" t="0" r="2540" b="0"/>
+          <wp:inline distT="0" distB="0" distL="0" distR="0" wp14:anchorId="1E5DF980" wp14:editId="2A5F7EAD">
+            <wp:extent cx="5410922" cy="2581275"/>
+            <wp:effectExtent l="0" t="0" r="0" b="0"/>
             <wp:docPr id="9" name="Imagen 9" descr="Resultado en Excel después de usar “Texto en columnas”, mostrando los campos ID, nombre, correo electrónico y teléfono distribuidos en columnas distintas con formato textual. "/>
             <wp:cNvGraphicFramePr>
               <a:graphicFrameLocks xmlns:a="http://schemas.openxmlformats.org/drawingml/2006/main" noChangeAspect="1"/>
@@ -5109,7 +5011,7 @@
                   <pic:spPr bwMode="auto">
                     <a:xfrm>
                       <a:off x="0" y="0"/>
-                      <a:ext cx="4516288" cy="2154491"/>
+                      <a:ext cx="5418556" cy="2584917"/>
                     </a:xfrm>
                     <a:prstGeom prst="rect">
                       <a:avLst/>
@@ -5352,13 +5254,7 @@
         <w:rPr>
           <w:lang w:eastAsia="es-CO"/>
         </w:rPr>
-        <w:t>Después del carácter 3 (código)</w:t>
-      </w:r>
-      <w:r>
-        <w:rPr>
-          <w:lang w:eastAsia="es-CO"/>
-        </w:rPr>
-        <w:t>.</w:t>
+        <w:t>Después del carácter 3 (código).</w:t>
       </w:r>
     </w:p>
     <w:p>
@@ -5385,14 +5281,7 @@
         <w:rPr>
           <w:lang w:eastAsia="es-CO"/>
         </w:rPr>
-        <w:lastRenderedPageBreak/>
-        <w:t>Después del carácter 16 (nombre)</w:t>
-      </w:r>
-      <w:r>
-        <w:rPr>
-          <w:lang w:eastAsia="es-CO"/>
-        </w:rPr>
-        <w:t>.</w:t>
+        <w:t>Después del carácter 16 (nombre).</w:t>
       </w:r>
     </w:p>
     <w:p>
@@ -5411,13 +5300,7 @@
         <w:rPr>
           <w:lang w:eastAsia="es-CO"/>
         </w:rPr>
-        <w:t>Después del carácter 20 (cantidad)</w:t>
-      </w:r>
-      <w:r>
-        <w:rPr>
-          <w:lang w:eastAsia="es-CO"/>
-        </w:rPr>
-        <w:t>.</w:t>
+        <w:t>Después del carácter 20 (cantidad).</w:t>
       </w:r>
     </w:p>
     <w:p>
@@ -5584,9 +5467,9 @@
           <w:noProof/>
         </w:rPr>
         <w:drawing>
-          <wp:inline distT="0" distB="0" distL="0" distR="0" wp14:anchorId="51B61F83" wp14:editId="7AB810EE">
-            <wp:extent cx="5126431" cy="1781810"/>
-            <wp:effectExtent l="0" t="0" r="0" b="8890"/>
+          <wp:inline distT="0" distB="0" distL="0" distR="0" wp14:anchorId="51B61F83" wp14:editId="0D02EED1">
+            <wp:extent cx="5864522" cy="2038350"/>
+            <wp:effectExtent l="0" t="0" r="3175" b="0"/>
             <wp:docPr id="10" name="Imagen 10" descr="Columna en Excel titulada “Datos_Cliente”, con registros que contienen múltiples campos (ID, nombre, email y teléfono) separados por punto y coma, antes de aplicar la separación en columnas. "/>
             <wp:cNvGraphicFramePr>
               <a:graphicFrameLocks xmlns:a="http://schemas.openxmlformats.org/drawingml/2006/main" noChangeAspect="1"/>
@@ -5616,7 +5499,7 @@
                   <pic:spPr bwMode="auto">
                     <a:xfrm>
                       <a:off x="0" y="0"/>
-                      <a:ext cx="5130917" cy="1783369"/>
+                      <a:ext cx="5872800" cy="2041227"/>
                     </a:xfrm>
                     <a:prstGeom prst="rect">
                       <a:avLst/>
@@ -5655,13 +5538,6 @@
     </w:p>
     <w:p>
       <w:pPr>
-        <w:rPr>
-          <w:lang w:eastAsia="es-CO"/>
-        </w:rPr>
-      </w:pPr>
-    </w:p>
-    <w:p>
-      <w:pPr>
         <w:pStyle w:val="Video"/>
         <w:rPr>
           <w:lang w:eastAsia="es-CO"/>
@@ -5688,9 +5564,9 @@
           <w:noProof/>
         </w:rPr>
         <w:drawing>
-          <wp:inline distT="0" distB="0" distL="0" distR="0" wp14:anchorId="04F78772" wp14:editId="436F6CD1">
-            <wp:extent cx="4600575" cy="2587708"/>
-            <wp:effectExtent l="0" t="0" r="0" b="3175"/>
+          <wp:inline distT="0" distB="0" distL="0" distR="0" wp14:anchorId="04F78772" wp14:editId="03082A2C">
+            <wp:extent cx="4572000" cy="2571635"/>
+            <wp:effectExtent l="19050" t="19050" r="19050" b="19685"/>
             <wp:docPr id="12" name="Imagen 12">
               <a:extLst xmlns:a="http://schemas.openxmlformats.org/drawingml/2006/main">
                 <a:ext uri="{C183D7F6-B498-43B3-948B-1728B52AA6E4}">
@@ -5732,14 +5608,16 @@
                   <pic:spPr bwMode="auto">
                     <a:xfrm>
                       <a:off x="0" y="0"/>
-                      <a:ext cx="4612339" cy="2594325"/>
+                      <a:ext cx="4572000" cy="2571635"/>
                     </a:xfrm>
                     <a:prstGeom prst="rect">
                       <a:avLst/>
                     </a:prstGeom>
                     <a:noFill/>
                     <a:ln>
-                      <a:noFill/>
+                      <a:solidFill>
+                        <a:schemeClr val="accent1"/>
+                      </a:solidFill>
                     </a:ln>
                   </pic:spPr>
                 </pic:pic>
@@ -5781,7 +5659,6 @@
           <w:p>
             <w:pPr>
               <w:ind w:firstLine="0"/>
-              <w:jc w:val="center"/>
               <w:rPr>
                 <w:b/>
               </w:rPr>
@@ -5794,9 +5671,21 @@
             </w:r>
             <w:r>
               <w:rPr>
-                <w:b/>
-              </w:rPr>
-              <w:t>conversión de datos</w:t>
+                <w:bCs/>
+              </w:rPr>
+              <w:t>C</w:t>
+            </w:r>
+            <w:r>
+              <w:rPr>
+                <w:bCs/>
+              </w:rPr>
+              <w:t>onversión de datos</w:t>
+            </w:r>
+            <w:r>
+              <w:rPr>
+                <w:bCs/>
+              </w:rPr>
+              <w:t>.</w:t>
             </w:r>
           </w:p>
         </w:tc>
@@ -5867,13 +5756,7 @@
         <w:rPr>
           <w:lang w:val="es-419" w:eastAsia="es-CO"/>
         </w:rPr>
-        <w:t xml:space="preserve">. </w:t>
-      </w:r>
-      <w:r>
-        <w:rPr>
-          <w:lang w:val="es-419" w:eastAsia="es-CO"/>
-        </w:rPr>
-        <w:t>Impiden su uso en fórmulas y se identifican por el triángulo verde en la esquina superior izquierda de la celda.</w:t>
+        <w:t>. Impiden su uso en fórmulas y se identifican por el triángulo verde en la esquina superior izquierda de la celda.</w:t>
       </w:r>
     </w:p>
     <w:p>
@@ -5900,13 +5783,7 @@
         <w:rPr>
           <w:lang w:val="es-419" w:eastAsia="es-CO"/>
         </w:rPr>
-        <w:t xml:space="preserve">. </w:t>
-      </w:r>
-      <w:r>
-        <w:rPr>
-          <w:lang w:val="es-419" w:eastAsia="es-CO"/>
-        </w:rPr>
-        <w:t xml:space="preserve">Surgen por diferencias en configuraciones regionales, como el uso de formatos distintos entre </w:t>
+        <w:t xml:space="preserve">. Surgen por diferencias en configuraciones regionales, como el uso de formatos distintos entre </w:t>
       </w:r>
       <w:proofErr w:type="spellStart"/>
       <w:r>
@@ -6148,16 +6025,8 @@
         <w:rPr>
           <w:lang w:val="es-419" w:eastAsia="es-CO"/>
         </w:rPr>
-        <w:t>, .</w:t>
-      </w:r>
-      <w:proofErr w:type="spellStart"/>
-      <w:r>
-        <w:rPr>
-          <w:lang w:val="es-419" w:eastAsia="es-CO"/>
-        </w:rPr>
-        <w:t>csv</w:t>
-      </w:r>
-      <w:proofErr w:type="spellEnd"/>
+        <w:t>, .csv</w:t>
+      </w:r>
     </w:p>
     <w:p>
       <w:pPr>
@@ -6258,28 +6127,26 @@
         </w:rPr>
         <w:t xml:space="preserve">Para estos casos, la herramienta obtener datos (basada en </w:t>
       </w:r>
-      <w:proofErr w:type="spellStart"/>
-      <w:r>
-        <w:rPr>
-          <w:lang w:val="es-419" w:eastAsia="es-CO"/>
+      <w:r>
+        <w:rPr>
+          <w:rStyle w:val="Extranjerismo"/>
+          <w:lang w:val="es-CO"/>
         </w:rPr>
         <w:t>Power</w:t>
       </w:r>
-      <w:proofErr w:type="spellEnd"/>
       <w:r>
         <w:rPr>
           <w:lang w:val="es-419" w:eastAsia="es-CO"/>
         </w:rPr>
         <w:t xml:space="preserve"> </w:t>
       </w:r>
-      <w:proofErr w:type="spellStart"/>
-      <w:r>
-        <w:rPr>
-          <w:lang w:val="es-419" w:eastAsia="es-CO"/>
+      <w:r>
+        <w:rPr>
+          <w:rStyle w:val="Extranjerismo"/>
+          <w:lang w:val="es-CO"/>
         </w:rPr>
         <w:t>Query</w:t>
       </w:r>
-      <w:proofErr w:type="spellEnd"/>
       <w:r>
         <w:rPr>
           <w:lang w:val="es-419" w:eastAsia="es-CO"/>
@@ -6381,9 +6248,9 @@
           <w:noProof/>
         </w:rPr>
         <w:drawing>
-          <wp:inline distT="0" distB="0" distL="0" distR="0" wp14:anchorId="4FE5323E" wp14:editId="2836B82E">
-            <wp:extent cx="5232632" cy="2943225"/>
-            <wp:effectExtent l="0" t="0" r="6350" b="0"/>
+          <wp:inline distT="0" distB="0" distL="0" distR="0" wp14:anchorId="4FE5323E" wp14:editId="32A8711D">
+            <wp:extent cx="4572000" cy="2571634"/>
+            <wp:effectExtent l="19050" t="19050" r="19050" b="19685"/>
             <wp:docPr id="13" name="Imagen 13">
               <a:extLst xmlns:a="http://schemas.openxmlformats.org/drawingml/2006/main">
                 <a:ext uri="{C183D7F6-B498-43B3-948B-1728B52AA6E4}">
@@ -6425,14 +6292,16 @@
                   <pic:spPr bwMode="auto">
                     <a:xfrm>
                       <a:off x="0" y="0"/>
-                      <a:ext cx="5263761" cy="2960735"/>
+                      <a:ext cx="4572000" cy="2571634"/>
                     </a:xfrm>
                     <a:prstGeom prst="rect">
                       <a:avLst/>
                     </a:prstGeom>
                     <a:noFill/>
                     <a:ln>
-                      <a:noFill/>
+                      <a:solidFill>
+                        <a:schemeClr val="accent1"/>
+                      </a:solidFill>
                     </a:ln>
                   </pic:spPr>
                 </pic:pic>
@@ -6474,7 +6343,6 @@
           <w:p>
             <w:pPr>
               <w:ind w:firstLine="0"/>
-              <w:jc w:val="center"/>
               <w:rPr>
                 <w:b/>
               </w:rPr>
@@ -6488,15 +6356,21 @@
             </w:r>
             <w:r>
               <w:rPr>
-                <w:b/>
-              </w:rPr>
-              <w:t>c</w:t>
-            </w:r>
-            <w:r>
-              <w:rPr>
-                <w:b/>
+                <w:bCs/>
+              </w:rPr>
+              <w:t>C</w:t>
+            </w:r>
+            <w:r>
+              <w:rPr>
+                <w:bCs/>
               </w:rPr>
               <w:t>onversión de formatos de archivo</w:t>
+            </w:r>
+            <w:r>
+              <w:rPr>
+                <w:bCs/>
+              </w:rPr>
+              <w:t>.</w:t>
             </w:r>
           </w:p>
         </w:tc>
@@ -6510,55 +6384,21 @@
             <w:r>
               <w:t xml:space="preserve">¿Clic con la forma tradicional daremos? Nos daremos cuenta que Excel al abrir nos presenta una información poco ordenada e incluso nos da una advertencia de unas posibles pérdidas de datos y nos dice que este formato </w:t>
             </w:r>
-            <w:proofErr w:type="spellStart"/>
-            <w:r>
-              <w:t>esta</w:t>
-            </w:r>
-            <w:proofErr w:type="spellEnd"/>
+            <w:r>
+              <w:t>está</w:t>
+            </w:r>
             <w:r>
               <w:t xml:space="preserve"> delimitado por coma CSV. Entonces la forma correcta en estos casos es abrirlo haciendo uso de la versión de la opción de datos del menú contextual. ¿Abro Excel?</w:t>
             </w:r>
           </w:p>
           <w:p>
             <w:r>
-              <w:t xml:space="preserve">Selecciona un libro en blanco y acá a través de la opción de datos, doy clic en datos. Digo obtener datos, selecciono el formato </w:t>
-            </w:r>
-            <w:proofErr w:type="gramStart"/>
-            <w:r>
-              <w:t>que</w:t>
-            </w:r>
-            <w:proofErr w:type="gramEnd"/>
-            <w:r>
-              <w:t xml:space="preserve"> en ese caso, como ya les había dicho, es un formato en CSV. Ahí se nos va a abrir la ventana del explorador para que nosotros seleccionemos la </w:t>
-            </w:r>
-            <w:proofErr w:type="spellStart"/>
-            <w:r>
-              <w:t>la</w:t>
-            </w:r>
-            <w:proofErr w:type="spellEnd"/>
-            <w:r>
-              <w:t xml:space="preserve"> ubicación de un archivo que queremos abrir con este formato. Entro a esta carpeta y voy a abrir este formato que está en ese tipo de </w:t>
-            </w:r>
-            <w:proofErr w:type="spellStart"/>
-            <w:r>
-              <w:t>de</w:t>
-            </w:r>
-            <w:proofErr w:type="spellEnd"/>
-            <w:r>
-              <w:t xml:space="preserve"> este archivo que está en ese tipo de formato, o sea archivo.</w:t>
+              <w:t>Selecciona un libro en blanco y acá a través de la opción de datos, doy clic en datos. Digo obtener datos, selecciono el formato que en ese caso, como ya les había dicho, es un formato en CSV. Ahí se nos va a abrir la ventana del explorador para que nosotros seleccionemos la ubicación de un archivo que queremos abrir con este formato. Entro a esta carpeta y voy a abrir este formato que está en ese tipo de este archivo que está en ese tipo de formato, o sea archivo.</w:t>
             </w:r>
           </w:p>
           <w:p>
             <w:r>
-              <w:t xml:space="preserve">De valores separados por coma. Entonces selecciono el archivo, Le digo importar aquí él va a mostrar un proceso de precarga o un proceso de previsualización que se darán cuenta inmediatamente aparece de una forma más organizada. Digo cargar aquí en la parte derecha me </w:t>
-            </w:r>
-            <w:proofErr w:type="spellStart"/>
-            <w:r>
-              <w:t>me</w:t>
-            </w:r>
-            <w:proofErr w:type="spellEnd"/>
-            <w:r>
-              <w:t xml:space="preserve"> hace como una especie de resumen de cuántas filas se cargaron, no sé cuántos registros que simplemente esto se puede cerrar.</w:t>
+              <w:t>De valores separados por coma. Entonces selecciono el archivo, Le digo importar aquí él va a mostrar un proceso de precarga o un proceso de previsualización que se darán cuenta inmediatamente aparece de una forma más organizada. Digo cargar aquí en la parte derecha me hace como una especie de resumen de cuántas filas se cargaron, no sé cuántos registros que simplemente esto se puede cerrar.</w:t>
             </w:r>
           </w:p>
           <w:p>
@@ -6580,7 +6420,7 @@
       <w:pPr>
         <w:pStyle w:val="Ttulo2"/>
       </w:pPr>
-      <w:bookmarkStart w:id="5" w:name="_Toc214105880"/>
+      <w:bookmarkStart w:id="5" w:name="_Toc214563722"/>
       <w:r>
         <w:lastRenderedPageBreak/>
         <w:t>Estructuración de datos</w:t>
@@ -6615,7 +6455,8 @@
       <w:proofErr w:type="spellStart"/>
       <w:r>
         <w:rPr>
-          <w:lang w:val="es-419" w:eastAsia="es-CO"/>
+          <w:rStyle w:val="Extranjerismo"/>
+          <w:lang w:val="es-CO"/>
         </w:rPr>
         <w:t>tidy</w:t>
       </w:r>
@@ -6624,7 +6465,20 @@
         <w:rPr>
           <w:lang w:val="es-419" w:eastAsia="es-CO"/>
         </w:rPr>
-        <w:t xml:space="preserve"> data.</w:t>
+        <w:t xml:space="preserve"> </w:t>
+      </w:r>
+      <w:r>
+        <w:rPr>
+          <w:rStyle w:val="Extranjerismo"/>
+          <w:lang w:val="es-CO"/>
+        </w:rPr>
+        <w:t>data</w:t>
+      </w:r>
+      <w:r>
+        <w:rPr>
+          <w:lang w:val="es-419" w:eastAsia="es-CO"/>
+        </w:rPr>
+        <w:t>.</w:t>
       </w:r>
     </w:p>
     <w:p>
@@ -6760,13 +6614,7 @@
         <w:rPr>
           <w:lang w:val="es-419" w:eastAsia="es-CO"/>
         </w:rPr>
-        <w:t xml:space="preserve">. </w:t>
-      </w:r>
-      <w:r>
-        <w:rPr>
-          <w:lang w:val="es-419" w:eastAsia="es-CO"/>
-        </w:rPr>
-        <w:t>La primera fila debe contener nombres descriptivos, sin duplicados.</w:t>
+        <w:t>. La primera fila debe contener nombres descriptivos, sin duplicados.</w:t>
       </w:r>
     </w:p>
     <w:p>
@@ -6794,13 +6642,7 @@
         <w:rPr>
           <w:lang w:val="es-419" w:eastAsia="es-CO"/>
         </w:rPr>
-        <w:t xml:space="preserve">. </w:t>
-      </w:r>
-      <w:r>
-        <w:rPr>
-          <w:lang w:val="es-419" w:eastAsia="es-CO"/>
-        </w:rPr>
-        <w:t>Las celdas combinadas dificultan la lectura por parte de Excel y deben evitarse.</w:t>
+        <w:t>. Las celdas combinadas dificultan la lectura por parte de Excel y deben evitarse.</w:t>
       </w:r>
     </w:p>
     <w:p>
@@ -6821,27 +6663,13 @@
           <w:bCs/>
           <w:lang w:val="es-419" w:eastAsia="es-CO"/>
         </w:rPr>
-        <w:t>Sin filas o columnas vacías</w:t>
-      </w:r>
-      <w:r>
-        <w:rPr>
-          <w:b/>
-          <w:bCs/>
-          <w:lang w:val="es-419" w:eastAsia="es-CO"/>
-        </w:rPr>
-        <w:t>.</w:t>
-      </w:r>
-      <w:r>
-        <w:rPr>
-          <w:lang w:val="es-419" w:eastAsia="es-CO"/>
-        </w:rPr>
-        <w:t xml:space="preserve"> </w:t>
-      </w:r>
-      <w:r>
-        <w:rPr>
-          <w:lang w:val="es-419" w:eastAsia="es-CO"/>
-        </w:rPr>
-        <w:t>No debe haber espacios en blanco dentro del rango de datos.</w:t>
+        <w:t>Sin filas o columnas vacías.</w:t>
+      </w:r>
+      <w:r>
+        <w:rPr>
+          <w:lang w:val="es-419" w:eastAsia="es-CO"/>
+        </w:rPr>
+        <w:t xml:space="preserve"> No debe haber espacios en blanco dentro del rango de datos.</w:t>
       </w:r>
     </w:p>
     <w:p>
@@ -6868,13 +6696,7 @@
         <w:rPr>
           <w:lang w:val="es-419" w:eastAsia="es-CO"/>
         </w:rPr>
-        <w:t xml:space="preserve">. </w:t>
-      </w:r>
-      <w:r>
-        <w:rPr>
-          <w:lang w:val="es-419" w:eastAsia="es-CO"/>
-        </w:rPr>
-        <w:t>Cada columna debe mantener homogeneidad en el tipo de información (texto, número, fecha, etc.).</w:t>
+        <w:t>. Cada columna debe mantener homogeneidad en el tipo de información (texto, número, fecha, etc.).</w:t>
       </w:r>
     </w:p>
     <w:p>
@@ -6901,21 +6723,8 @@
         <w:rPr>
           <w:lang w:val="es-419" w:eastAsia="es-CO"/>
         </w:rPr>
-        <w:t xml:space="preserve">. </w:t>
-      </w:r>
-      <w:r>
-        <w:rPr>
-          <w:lang w:val="es-419" w:eastAsia="es-CO"/>
-        </w:rPr>
-        <w:t>Estos elementos deben ubicarse fuera del rango de datos principal, especialmente si se usarán tablas dinámicas.</w:t>
-      </w:r>
-    </w:p>
-    <w:p>
-      <w:pPr>
-        <w:rPr>
-          <w:lang w:val="es-419" w:eastAsia="es-CO"/>
-        </w:rPr>
-      </w:pPr>
+        <w:t>. Estos elementos deben ubicarse fuera del rango de datos principal, especialmente si se usarán tablas dinámicas.</w:t>
+      </w:r>
     </w:p>
     <w:p>
       <w:pPr>
@@ -6937,13 +6746,6 @@
         </w:rPr>
         <w:t>Además de estructurar correctamente una tabla, es importante aplicar principios básicos de normalización, especialmente cuando se manejan grandes volúmenes de información. Aunque Excel no es una base de datos relacional, incorporar estas prácticas permite mantener los archivos ordenados, fáciles de mantener y menos propensos a errores.</w:t>
       </w:r>
-    </w:p>
-    <w:p>
-      <w:pPr>
-        <w:rPr>
-          <w:lang w:eastAsia="es-CO"/>
-        </w:rPr>
-      </w:pPr>
     </w:p>
     <w:p>
       <w:pPr>
@@ -7038,7 +6840,6 @@
           <w:bCs/>
           <w:lang w:val="es-419" w:eastAsia="es-CO"/>
         </w:rPr>
-        <w:lastRenderedPageBreak/>
         <w:t xml:space="preserve">Las funciones </w:t>
       </w:r>
       <w:proofErr w:type="spellStart"/>
@@ -7070,6 +6871,7 @@
         <w:t xml:space="preserve">) o </w:t>
       </w:r>
       <w:proofErr w:type="spellStart"/>
+      <w:proofErr w:type="gramStart"/>
       <w:r>
         <w:rPr>
           <w:b/>
@@ -7085,7 +6887,16 @@
           <w:bCs/>
           <w:lang w:val="es-419" w:eastAsia="es-CO"/>
         </w:rPr>
-        <w:t>()</w:t>
+        <w:t>(</w:t>
+      </w:r>
+      <w:proofErr w:type="gramEnd"/>
+      <w:r>
+        <w:rPr>
+          <w:b/>
+          <w:bCs/>
+          <w:lang w:val="es-419" w:eastAsia="es-CO"/>
+        </w:rPr>
+        <w:t>)</w:t>
       </w:r>
       <w:r>
         <w:rPr>
@@ -7104,6 +6915,7 @@
         <w:rPr>
           <w:lang w:val="es-419" w:eastAsia="es-CO"/>
         </w:rPr>
+        <w:lastRenderedPageBreak/>
         <w:t>Este enfoque mejora la escalabilidad del archivo, reduce errores y facilita la actualización de datos.</w:t>
       </w:r>
     </w:p>
@@ -7149,20 +6961,23 @@
         <w:tblLook w:val="04A0" w:firstRow="1" w:lastRow="0" w:firstColumn="1" w:lastColumn="0" w:noHBand="0" w:noVBand="1"/>
       </w:tblPr>
       <w:tblGrid>
-        <w:gridCol w:w="4981"/>
-        <w:gridCol w:w="4981"/>
+        <w:gridCol w:w="4855"/>
+        <w:gridCol w:w="5107"/>
       </w:tblGrid>
       <w:tr>
         <w:trPr>
           <w:cnfStyle w:val="100000000000" w:firstRow="1" w:lastRow="0" w:firstColumn="0" w:lastColumn="0" w:oddVBand="0" w:evenVBand="0" w:oddHBand="0" w:evenHBand="0" w:firstRowFirstColumn="0" w:firstRowLastColumn="0" w:lastRowFirstColumn="0" w:lastRowLastColumn="0"/>
+          <w:cantSplit/>
+          <w:tblHeader/>
         </w:trPr>
         <w:tc>
           <w:tcPr>
-            <w:tcW w:w="4981" w:type="dxa"/>
+            <w:tcW w:w="4855" w:type="dxa"/>
           </w:tcPr>
           <w:p>
             <w:pPr>
               <w:pStyle w:val="Tablas"/>
+              <w:jc w:val="center"/>
               <w:rPr>
                 <w:lang w:val="es-419" w:eastAsia="es-CO"/>
               </w:rPr>
@@ -7177,15 +6992,22 @@
         </w:tc>
         <w:tc>
           <w:tcPr>
-            <w:tcW w:w="4981" w:type="dxa"/>
+            <w:tcW w:w="5107" w:type="dxa"/>
           </w:tcPr>
           <w:p>
             <w:pPr>
               <w:pStyle w:val="Tablas"/>
+              <w:jc w:val="center"/>
               <w:rPr>
                 <w:lang w:val="es-419" w:eastAsia="es-CO"/>
               </w:rPr>
             </w:pPr>
+            <w:r>
+              <w:rPr>
+                <w:lang w:val="es-419" w:eastAsia="es-CO"/>
+              </w:rPr>
+              <w:t>Ejemplo / Justificación</w:t>
+            </w:r>
           </w:p>
         </w:tc>
       </w:tr>
@@ -7195,7 +7017,7 @@
         </w:trPr>
         <w:tc>
           <w:tcPr>
-            <w:tcW w:w="4981" w:type="dxa"/>
+            <w:tcW w:w="4855" w:type="dxa"/>
           </w:tcPr>
           <w:p>
             <w:pPr>
@@ -7220,7 +7042,7 @@
         </w:tc>
         <w:tc>
           <w:tcPr>
-            <w:tcW w:w="4981" w:type="dxa"/>
+            <w:tcW w:w="5107" w:type="dxa"/>
           </w:tcPr>
           <w:p>
             <w:pPr>
@@ -7263,7 +7085,7 @@
       <w:tr>
         <w:tc>
           <w:tcPr>
-            <w:tcW w:w="4981" w:type="dxa"/>
+            <w:tcW w:w="4855" w:type="dxa"/>
           </w:tcPr>
           <w:p>
             <w:pPr>
@@ -7282,7 +7104,7 @@
         </w:tc>
         <w:tc>
           <w:tcPr>
-            <w:tcW w:w="4981" w:type="dxa"/>
+            <w:tcW w:w="5107" w:type="dxa"/>
           </w:tcPr>
           <w:p>
             <w:pPr>
@@ -7328,7 +7150,7 @@
         </w:trPr>
         <w:tc>
           <w:tcPr>
-            <w:tcW w:w="4981" w:type="dxa"/>
+            <w:tcW w:w="4855" w:type="dxa"/>
           </w:tcPr>
           <w:p>
             <w:pPr>
@@ -7347,7 +7169,7 @@
         </w:tc>
         <w:tc>
           <w:tcPr>
-            <w:tcW w:w="4981" w:type="dxa"/>
+            <w:tcW w:w="5107" w:type="dxa"/>
           </w:tcPr>
           <w:p>
             <w:pPr>
@@ -7396,7 +7218,7 @@
       <w:tr>
         <w:tc>
           <w:tcPr>
-            <w:tcW w:w="4981" w:type="dxa"/>
+            <w:tcW w:w="4855" w:type="dxa"/>
           </w:tcPr>
           <w:p>
             <w:pPr>
@@ -7415,7 +7237,7 @@
         </w:tc>
         <w:tc>
           <w:tcPr>
-            <w:tcW w:w="4981" w:type="dxa"/>
+            <w:tcW w:w="5107" w:type="dxa"/>
           </w:tcPr>
           <w:p>
             <w:pPr>
@@ -7466,16 +7288,9 @@
     </w:tbl>
     <w:p>
       <w:pPr>
-        <w:rPr>
-          <w:lang w:val="es-419" w:eastAsia="es-CO"/>
-        </w:rPr>
-      </w:pPr>
-    </w:p>
-    <w:p>
-      <w:pPr>
         <w:pStyle w:val="Ttulo2"/>
       </w:pPr>
-      <w:bookmarkStart w:id="6" w:name="_Toc214105881"/>
+      <w:bookmarkStart w:id="6" w:name="_Toc214563723"/>
       <w:r>
         <w:t>Ordenamiento de datos</w:t>
       </w:r>
@@ -7504,22 +7319,15 @@
         <w:rPr>
           <w:lang w:val="es-419" w:eastAsia="es-CO"/>
         </w:rPr>
+        <w:t>Las tablas de Excel incorporan controles de ordenación directamente en los encabezados. Al hacer clic en las flechas desplegables de cada columna, es posible aplicar diferentes tipos de ordenamiento según el tipo de dato.</w:t>
+      </w:r>
+    </w:p>
+    <w:p>
+      <w:pPr>
+        <w:pStyle w:val="Ttulo3"/>
+      </w:pPr>
+      <w:r>
         <w:lastRenderedPageBreak/>
-        <w:t>Las tablas de Excel incorporan controles de ordenación directamente en los encabezados. Al hacer clic en las flechas desplegables de cada columna, es posible aplicar diferentes tipos de ordenamiento según el tipo de dato.</w:t>
-      </w:r>
-    </w:p>
-    <w:p>
-      <w:pPr>
-        <w:rPr>
-          <w:lang w:val="es-419" w:eastAsia="es-CO"/>
-        </w:rPr>
-      </w:pPr>
-    </w:p>
-    <w:p>
-      <w:pPr>
-        <w:pStyle w:val="Ttulo3"/>
-      </w:pPr>
-      <w:r>
         <w:t>T</w:t>
       </w:r>
       <w:r>
@@ -7591,6 +7399,8 @@
       <w:tr>
         <w:trPr>
           <w:cnfStyle w:val="100000000000" w:firstRow="1" w:lastRow="0" w:firstColumn="0" w:lastColumn="0" w:oddVBand="0" w:evenVBand="0" w:oddHBand="0" w:evenHBand="0" w:firstRowFirstColumn="0" w:firstRowLastColumn="0" w:lastRowFirstColumn="0" w:lastRowLastColumn="0"/>
+          <w:cantSplit/>
+          <w:tblHeader/>
         </w:trPr>
         <w:tc>
           <w:tcPr>
@@ -8609,20 +8419,6 @@
     </w:tbl>
     <w:p>
       <w:pPr>
-        <w:rPr>
-          <w:lang w:val="es-419" w:eastAsia="es-CO"/>
-        </w:rPr>
-      </w:pPr>
-    </w:p>
-    <w:p>
-      <w:pPr>
-        <w:rPr>
-          <w:lang w:val="es-419" w:eastAsia="es-CO"/>
-        </w:rPr>
-      </w:pPr>
-    </w:p>
-    <w:p>
-      <w:pPr>
         <w:pStyle w:val="Tabla"/>
         <w:rPr>
           <w:lang w:val="es-419" w:eastAsia="es-CO"/>
@@ -8632,7 +8428,6 @@
         <w:rPr>
           <w:lang w:val="es-419" w:eastAsia="es-CO"/>
         </w:rPr>
-        <w:lastRenderedPageBreak/>
         <w:t>Resultado después del ordenamiento (Unidades Vendidas, descendente)</w:t>
       </w:r>
     </w:p>
@@ -8653,6 +8448,8 @@
       <w:tr>
         <w:trPr>
           <w:cnfStyle w:val="100000000000" w:firstRow="1" w:lastRow="0" w:firstColumn="0" w:lastColumn="0" w:oddVBand="0" w:evenVBand="0" w:oddHBand="0" w:evenHBand="0" w:firstRowFirstColumn="0" w:firstRowLastColumn="0" w:lastRowFirstColumn="0" w:lastRowLastColumn="0"/>
+          <w:cantSplit/>
+          <w:tblHeader/>
         </w:trPr>
         <w:tc>
           <w:tcPr>
@@ -9679,6 +9476,7 @@
         <w:rPr>
           <w:lang w:val="es-419" w:eastAsia="es-CO"/>
         </w:rPr>
+        <w:lastRenderedPageBreak/>
         <w:t>Este tipo de ordenación se aplica directamente desde los botones de flecha en los encabezados de las columnas.</w:t>
       </w:r>
     </w:p>
@@ -9829,21 +9627,35 @@
         <w:rPr>
           <w:lang w:val="es-419" w:eastAsia="es-CO"/>
         </w:rPr>
+        <w:t>Se pueden agregar tantos criterios como sea necesario para refinar el análisis y garantizar un orden lógico y coherente de la información (Winston, 2019). Para reforzar lo aprendido, a continuación, se presenta un video que explica paso a paso cómo aplicar la ordenación simple y la ordenación multinivel en Excel.</w:t>
+      </w:r>
+    </w:p>
+    <w:p>
+      <w:pPr>
+        <w:rPr>
+          <w:lang w:val="es-419" w:eastAsia="es-CO"/>
+        </w:rPr>
+      </w:pPr>
+    </w:p>
+    <w:p>
+      <w:pPr>
+        <w:rPr>
+          <w:lang w:val="es-419" w:eastAsia="es-CO"/>
+        </w:rPr>
+      </w:pPr>
+    </w:p>
+    <w:p>
+      <w:pPr>
+        <w:pStyle w:val="Video"/>
+        <w:rPr>
+          <w:lang w:val="es-419"/>
+        </w:rPr>
+      </w:pPr>
+      <w:r>
+        <w:rPr>
+          <w:lang w:val="es-419"/>
+        </w:rPr>
         <w:lastRenderedPageBreak/>
-        <w:t>Se pueden agregar tantos criterios como sea necesario para refinar el análisis y garantizar un orden lógico y coherente de la información (Winston, 2019). Para reforzar lo aprendido, a continuación, se presenta un video que explica paso a paso cómo aplicar la ordenación simple y la ordenación multinivel en Excel.</w:t>
-      </w:r>
-    </w:p>
-    <w:p>
-      <w:pPr>
-        <w:pStyle w:val="Figura"/>
-        <w:rPr>
-          <w:lang w:val="es-419"/>
-        </w:rPr>
-      </w:pPr>
-      <w:r>
-        <w:rPr>
-          <w:lang w:val="es-419"/>
-        </w:rPr>
         <w:t xml:space="preserve">Ordenamiento simple y multinivel </w:t>
       </w:r>
     </w:p>
@@ -9860,9 +9672,9 @@
           <w:noProof/>
         </w:rPr>
         <w:drawing>
-          <wp:inline distT="0" distB="0" distL="0" distR="0" wp14:anchorId="59BD9DBE" wp14:editId="56447B20">
-            <wp:extent cx="4848225" cy="2727005"/>
-            <wp:effectExtent l="0" t="0" r="0" b="0"/>
+          <wp:inline distT="0" distB="0" distL="0" distR="0" wp14:anchorId="59BD9DBE" wp14:editId="29837190">
+            <wp:extent cx="4572000" cy="2571634"/>
+            <wp:effectExtent l="19050" t="19050" r="19050" b="19685"/>
             <wp:docPr id="15" name="Imagen 15">
               <a:extLst xmlns:a="http://schemas.openxmlformats.org/drawingml/2006/main">
                 <a:ext uri="{C183D7F6-B498-43B3-948B-1728B52AA6E4}">
@@ -9904,14 +9716,16 @@
                   <pic:spPr bwMode="auto">
                     <a:xfrm>
                       <a:off x="0" y="0"/>
-                      <a:ext cx="4862823" cy="2735216"/>
+                      <a:ext cx="4572000" cy="2571634"/>
                     </a:xfrm>
                     <a:prstGeom prst="rect">
                       <a:avLst/>
                     </a:prstGeom>
                     <a:noFill/>
                     <a:ln>
-                      <a:noFill/>
+                      <a:solidFill>
+                        <a:schemeClr val="accent1"/>
+                      </a:solidFill>
                     </a:ln>
                   </pic:spPr>
                 </pic:pic>
@@ -9953,7 +9767,6 @@
           <w:p>
             <w:pPr>
               <w:ind w:firstLine="0"/>
-              <w:jc w:val="center"/>
               <w:rPr>
                 <w:b/>
               </w:rPr>
@@ -9966,9 +9779,21 @@
             </w:r>
             <w:r>
               <w:rPr>
-                <w:b/>
-              </w:rPr>
-              <w:t>ordenamiento simple y multinivel</w:t>
+                <w:bCs/>
+              </w:rPr>
+              <w:t>O</w:t>
+            </w:r>
+            <w:r>
+              <w:rPr>
+                <w:bCs/>
+              </w:rPr>
+              <w:t>rdenamiento simple y multinivel</w:t>
+            </w:r>
+            <w:r>
+              <w:rPr>
+                <w:bCs/>
+              </w:rPr>
+              <w:t>.</w:t>
             </w:r>
           </w:p>
         </w:tc>
@@ -9980,16 +9805,16 @@
           </w:tcPr>
           <w:p>
             <w:r>
-              <w:t xml:space="preserve">El video explica cómo realizar dos tipos de ordenamientos en Excel: el ordenamiento simple y el ordenamiento multinivel. Comienza mostrando la importancia de convertir un rango de datos en una tabla antes de operar con él, ya que esto activa automáticamente herramientas como los filtros. Una vez creada la tabla, se demuestra el ordenamiento simple tomando como ejemplo la columna de </w:t>
-            </w:r>
-            <w:r>
-              <w:lastRenderedPageBreak/>
-              <w:t>unidades vendidas y organizando sus valores de mayor a menor mediante el uso del filtro.</w:t>
+              <w:t>El video explica cómo realizar dos tipos de ordenamientos en Excel: el ordenamiento simple y el ordenamiento multinivel. Comienza mostrando la importancia de convertir un rango de datos en una tabla antes de operar con él, ya que esto activa automáticamente herramientas como los filtros. Una vez creada la tabla, se demuestra el ordenamiento simple tomando como ejemplo la columna de unidades vendidas y organizando sus valores de mayor a menor mediante el uso del filtro.</w:t>
             </w:r>
           </w:p>
           <w:p>
             <w:r>
-              <w:t>Luego se presenta el ordenamiento multinivel, que permite establecer jerarquías de organización aplicando varios criterios simultáneamente. Para ello se accede a la opción de ordenar en el menú de datos, donde se pueden agregar diferentes niveles. El video ilustra este proceso ordenando primero por región en orden alfabético y luego, dentro de cada región, por unidades vendidas de mayor a menor. Así, se muestra cómo combinar criterios para obtener una organización más detallada y estructurada de la información.</w:t>
+              <w:t xml:space="preserve">Luego se presenta el ordenamiento multinivel, que permite establecer jerarquías de organización aplicando varios criterios simultáneamente. Para ello se accede a la opción de ordenar en el menú de datos, donde se pueden agregar diferentes niveles. El video ilustra este proceso ordenando primero por región en </w:t>
+            </w:r>
+            <w:r>
+              <w:lastRenderedPageBreak/>
+              <w:t>orden alfabético y luego, dentro de cada región, por unidades vendidas de mayor a menor. Así, se muestra cómo combinar criterios para obtener una organización más detallada y estructurada de la información.</w:t>
             </w:r>
           </w:p>
         </w:tc>
@@ -9997,17 +9822,11 @@
     </w:tbl>
     <w:p>
       <w:pPr>
-        <w:rPr>
-          <w:lang w:val="es-419" w:eastAsia="es-CO"/>
-        </w:rPr>
-      </w:pPr>
-    </w:p>
-    <w:p>
-      <w:pPr>
         <w:pStyle w:val="Ttulo2"/>
       </w:pPr>
-      <w:bookmarkStart w:id="7" w:name="_Toc214105882"/>
-      <w:r>
+      <w:bookmarkStart w:id="7" w:name="_Toc214563724"/>
+      <w:r>
+        <w:lastRenderedPageBreak/>
         <w:t>F</w:t>
       </w:r>
       <w:r>
@@ -10048,14 +9867,12 @@
         </w:rPr>
         <w:t xml:space="preserve">Una de las formas más directas de aplicar filtros es mediante el autofiltro, que agrega menús desplegables a cada encabezado de columna en una tabla. Desde allí, el usuario puede seleccionar o deseleccionar elementos específicos de manera rápida e intuitiva. Esta opción es ideal para análisis exploratorios o consultas ad hoc. A </w:t>
       </w:r>
-      <w:proofErr w:type="gramStart"/>
-      <w:r>
-        <w:rPr>
-          <w:lang w:val="es-419" w:eastAsia="es-CO"/>
-        </w:rPr>
-        <w:t>continuación</w:t>
-      </w:r>
-      <w:proofErr w:type="gramEnd"/>
+      <w:r>
+        <w:rPr>
+          <w:lang w:val="es-419" w:eastAsia="es-CO"/>
+        </w:rPr>
+        <w:t>continuación,</w:t>
+      </w:r>
       <w:r>
         <w:rPr>
           <w:lang w:val="es-419" w:eastAsia="es-CO"/>
@@ -10096,7 +9913,6 @@
         <w:rPr>
           <w:lang w:val="es-419" w:eastAsia="es-CO"/>
         </w:rPr>
-        <w:lastRenderedPageBreak/>
         <w:t>Filtros de texto: contiene, comienza con, termina con.</w:t>
       </w:r>
     </w:p>
@@ -10157,7 +9973,14 @@
         <w:rPr>
           <w:lang w:val="es-419" w:eastAsia="es-CO"/>
         </w:rPr>
-        <w:t>Cuando se requiere mayor precisión, Excel ofrece la opción de aplicar filtros avanzados, los cuales permiten trabajar con múltiples criterios y lógica combinada (AND/OR). A diferencia del autofiltro, estos requieren definir un rango de criterios independiente, en el que se especifican las condiciones a aplicar. Los filtros avanzados son útiles cuando se necesita automatizar búsquedas complejas o generar subconjuntos que cumplan con reglas específicas. Las características de los filtros avanzados son:</w:t>
+        <w:t xml:space="preserve">Cuando se requiere mayor precisión, Excel ofrece la opción de aplicar filtros avanzados, los cuales permiten trabajar con múltiples criterios y lógica combinada </w:t>
+      </w:r>
+      <w:r>
+        <w:rPr>
+          <w:lang w:val="es-419" w:eastAsia="es-CO"/>
+        </w:rPr>
+        <w:lastRenderedPageBreak/>
+        <w:t>(AND/OR). A diferencia del autofiltro, estos requieren definir un rango de criterios independiente, en el que se especifican las condiciones a aplicar. Los filtros avanzados son útiles cuando se necesita automatizar búsquedas complejas o generar subconjuntos que cumplan con reglas específicas. Las características de los filtros avanzados son:</w:t>
       </w:r>
     </w:p>
     <w:p>
@@ -10300,17 +10123,9 @@
     </w:p>
     <w:p>
       <w:pPr>
-        <w:rPr>
-          <w:lang w:val="es-419" w:eastAsia="es-CO"/>
-        </w:rPr>
-      </w:pPr>
-    </w:p>
-    <w:p>
-      <w:pPr>
         <w:pStyle w:val="Ttulo3"/>
       </w:pPr>
       <w:r>
-        <w:lastRenderedPageBreak/>
         <w:t>Segmentaciones de datos: filtrado visual</w:t>
       </w:r>
     </w:p>
@@ -10341,7 +10156,6 @@
         </w:rPr>
         <w:t>) son controles visuales diseñados para aplicar filtros con un solo clic. Aunque inicialmente fueron creadas para tablas dinámicas, hoy también se pueden aplicar a tablas de Excel normales. Son especialmente útiles en paneles (</w:t>
       </w:r>
-      <w:proofErr w:type="spellStart"/>
       <w:r>
         <w:rPr>
           <w:rStyle w:val="Extranjerismo"/>
@@ -10349,7 +10163,6 @@
         </w:rPr>
         <w:t>dashboards</w:t>
       </w:r>
-      <w:proofErr w:type="spellEnd"/>
       <w:r>
         <w:rPr>
           <w:lang w:val="es-419" w:eastAsia="es-CO"/>
@@ -10408,6 +10221,7 @@
         <w:rPr>
           <w:lang w:val="es-419" w:eastAsia="es-CO"/>
         </w:rPr>
+        <w:lastRenderedPageBreak/>
         <w:t>Posibilidad de conectar una misma segmentación a varias tablas o gráficos.</w:t>
       </w:r>
     </w:p>
@@ -10507,20 +10321,6 @@
     <w:p>
       <w:pPr>
         <w:rPr>
-          <w:lang w:val="es-419" w:eastAsia="es-CO"/>
-        </w:rPr>
-      </w:pPr>
-    </w:p>
-    <w:p>
-      <w:pPr>
-        <w:rPr>
-          <w:lang w:val="es-419" w:eastAsia="es-CO"/>
-        </w:rPr>
-      </w:pPr>
-    </w:p>
-    <w:p>
-      <w:pPr>
-        <w:rPr>
           <w:b/>
           <w:bCs/>
           <w:lang w:val="es-419" w:eastAsia="es-CO"/>
@@ -10532,7 +10332,6 @@
           <w:bCs/>
           <w:lang w:val="es-419" w:eastAsia="es-CO"/>
         </w:rPr>
-        <w:lastRenderedPageBreak/>
         <w:t>Ordenar datos</w:t>
       </w:r>
     </w:p>
@@ -10671,6 +10470,7 @@
           <w:bCs/>
           <w:lang w:val="es-419" w:eastAsia="es-CO"/>
         </w:rPr>
+        <w:lastRenderedPageBreak/>
         <w:t>Insertar segmentación de datos</w:t>
       </w:r>
     </w:p>
@@ -10771,7 +10571,7 @@
       <w:pPr>
         <w:pStyle w:val="Ttulo1"/>
       </w:pPr>
-      <w:bookmarkStart w:id="8" w:name="_Toc214105883"/>
+      <w:bookmarkStart w:id="8" w:name="_Toc214563725"/>
       <w:r>
         <w:lastRenderedPageBreak/>
         <w:t>Tablas</w:t>
@@ -10806,13 +10606,7 @@
         <w:rPr>
           <w:lang w:val="es-419" w:eastAsia="es-CO"/>
         </w:rPr>
-        <w:t>Aplicación automática de filtros para segmentar información relevante</w:t>
-      </w:r>
-      <w:r>
-        <w:rPr>
-          <w:lang w:val="es-419" w:eastAsia="es-CO"/>
-        </w:rPr>
-        <w:t>.</w:t>
+        <w:t>Aplicación automática de filtros para segmentar información relevante.</w:t>
       </w:r>
     </w:p>
     <w:p>
@@ -10830,13 +10624,7 @@
         <w:rPr>
           <w:lang w:val="es-419" w:eastAsia="es-CO"/>
         </w:rPr>
-        <w:t>Ordenamiento por criterios diversos para obtener vistas específicas</w:t>
-      </w:r>
-      <w:r>
-        <w:rPr>
-          <w:lang w:val="es-419" w:eastAsia="es-CO"/>
-        </w:rPr>
-        <w:t>.</w:t>
+        <w:t>Ordenamiento por criterios diversos para obtener vistas específicas.</w:t>
       </w:r>
     </w:p>
     <w:p>
@@ -10854,13 +10642,7 @@
         <w:rPr>
           <w:lang w:val="es-419" w:eastAsia="es-CO"/>
         </w:rPr>
-        <w:t>Uso de referencias estructuradas, que mejoran la claridad y precisión de las fórmulas</w:t>
-      </w:r>
-      <w:r>
-        <w:rPr>
-          <w:lang w:val="es-419" w:eastAsia="es-CO"/>
-        </w:rPr>
-        <w:t>.</w:t>
+        <w:t>Uso de referencias estructuradas, que mejoran la claridad y precisión de las fórmulas.</w:t>
       </w:r>
     </w:p>
     <w:p>
@@ -10878,13 +10660,7 @@
         <w:rPr>
           <w:lang w:val="es-419" w:eastAsia="es-CO"/>
         </w:rPr>
-        <w:t>Capacidad de adaptarse automáticamente a variaciones en el número de filas o columnas (Microsoft, 2025)</w:t>
-      </w:r>
-      <w:r>
-        <w:rPr>
-          <w:lang w:val="es-419" w:eastAsia="es-CO"/>
-        </w:rPr>
-        <w:t>.</w:t>
+        <w:t>Capacidad de adaptarse automáticamente a variaciones en el número de filas o columnas (Microsoft, 2025).</w:t>
       </w:r>
     </w:p>
     <w:p>
@@ -10902,16 +10678,9 @@
     </w:p>
     <w:p>
       <w:pPr>
-        <w:rPr>
-          <w:lang w:val="es-419" w:eastAsia="es-CO"/>
-        </w:rPr>
-      </w:pPr>
-    </w:p>
-    <w:p>
-      <w:pPr>
         <w:pStyle w:val="Ttulo2"/>
       </w:pPr>
-      <w:bookmarkStart w:id="9" w:name="_Toc214105884"/>
+      <w:bookmarkStart w:id="9" w:name="_Toc214563726"/>
       <w:r>
         <w:t>Rangos</w:t>
       </w:r>
@@ -11033,7 +10802,7 @@
       <w:pPr>
         <w:pStyle w:val="Ttulo2"/>
       </w:pPr>
-      <w:bookmarkStart w:id="10" w:name="_Toc214105885"/>
+      <w:bookmarkStart w:id="10" w:name="_Toc214563727"/>
       <w:r>
         <w:t>T</w:t>
       </w:r>
@@ -11094,21 +10863,7 @@
         <w:rPr>
           <w:lang w:val="es-419" w:eastAsia="es-CO"/>
         </w:rPr>
-        <w:t xml:space="preserve">Las tablas de Excel, creadas desde insertar &gt; tabla o mediante el atajo </w:t>
-      </w:r>
-      <w:proofErr w:type="spellStart"/>
-      <w:r>
-        <w:rPr>
-          <w:lang w:val="es-419" w:eastAsia="es-CO"/>
-        </w:rPr>
-        <w:t>Ctrl</w:t>
-      </w:r>
-      <w:proofErr w:type="spellEnd"/>
-      <w:r>
-        <w:rPr>
-          <w:lang w:val="es-419" w:eastAsia="es-CO"/>
-        </w:rPr>
-        <w:t xml:space="preserve"> + T, convierten un rango en una estructura dinámica con funcionalidades avanzadas. Estas tablas reconocen encabezados, aplican estilos automáticos y permiten trabajar con referencias estructuradas.</w:t>
+        <w:t>Las tablas de Excel, creadas desde insertar &gt; tabla o mediante el atajo Ctrl + T, convierten un rango en una estructura dinámica con funcionalidades avanzadas. Estas tablas reconocen encabezados, aplican estilos automáticos y permiten trabajar con referencias estructuradas.</w:t>
       </w:r>
     </w:p>
     <w:p>
@@ -11141,6 +10896,12 @@
         </w:rPr>
         <w:t>Expansión automática al agregar datos en filas o columnas</w:t>
       </w:r>
+      <w:r>
+        <w:rPr>
+          <w:lang w:val="es-419" w:eastAsia="es-CO"/>
+        </w:rPr>
+        <w:t>.</w:t>
+      </w:r>
     </w:p>
     <w:p>
       <w:pPr>
@@ -11159,6 +10920,12 @@
         </w:rPr>
         <w:t>Encabezados persistentes que permanecen visibles al desplazarse</w:t>
       </w:r>
+      <w:r>
+        <w:rPr>
+          <w:lang w:val="es-419" w:eastAsia="es-CO"/>
+        </w:rPr>
+        <w:t>.</w:t>
+      </w:r>
     </w:p>
     <w:p>
       <w:pPr>
@@ -11177,6 +10944,12 @@
         </w:rPr>
         <w:t>Formato automático con bandas alternadas de color</w:t>
       </w:r>
+      <w:r>
+        <w:rPr>
+          <w:lang w:val="es-419" w:eastAsia="es-CO"/>
+        </w:rPr>
+        <w:t>.</w:t>
+      </w:r>
     </w:p>
     <w:p>
       <w:pPr>
@@ -11195,6 +10968,12 @@
         </w:rPr>
         <w:t>Filtros integrados en cada encabezado</w:t>
       </w:r>
+      <w:r>
+        <w:rPr>
+          <w:lang w:val="es-419" w:eastAsia="es-CO"/>
+        </w:rPr>
+        <w:t>.</w:t>
+      </w:r>
     </w:p>
     <w:p>
       <w:pPr>
@@ -11212,6 +10991,12 @@
           <w:lang w:val="es-419" w:eastAsia="es-CO"/>
         </w:rPr>
         <w:t>Fila de totales configurable</w:t>
+      </w:r>
+      <w:r>
+        <w:rPr>
+          <w:lang w:val="es-419" w:eastAsia="es-CO"/>
+        </w:rPr>
+        <w:t>.</w:t>
       </w:r>
     </w:p>
     <w:p>
@@ -11231,33 +11016,37 @@
           <w:lang w:val="es-419" w:eastAsia="es-CO"/>
         </w:rPr>
         <w:lastRenderedPageBreak/>
-        <w:t xml:space="preserve">Referencias estructuradas, que facilitan fórmulas legibles </w:t>
-      </w:r>
-      <w:r>
-        <w:rPr>
-          <w:lang w:val="es-419" w:eastAsia="es-CO"/>
-        </w:rPr>
-        <w:t xml:space="preserve">             </w:t>
-      </w:r>
-      <w:proofErr w:type="gramStart"/>
-      <w:r>
-        <w:rPr>
-          <w:lang w:val="es-419" w:eastAsia="es-CO"/>
-        </w:rPr>
-        <w:t xml:space="preserve">   </w:t>
-      </w:r>
-      <w:r>
-        <w:rPr>
-          <w:lang w:val="es-419" w:eastAsia="es-CO"/>
-        </w:rPr>
-        <w:t>(</w:t>
-      </w:r>
-      <w:proofErr w:type="gramEnd"/>
-      <w:r>
-        <w:rPr>
-          <w:lang w:val="es-419" w:eastAsia="es-CO"/>
-        </w:rPr>
-        <w:t>ej. =[@Cantidad]*[@Precio])</w:t>
+        <w:t>Referencias estructuradas, que facilitan fórmulas legibles</w:t>
+      </w:r>
+      <w:r>
+        <w:rPr>
+          <w:lang w:val="es-419" w:eastAsia="es-CO"/>
+        </w:rPr>
+        <w:t xml:space="preserve"> </w:t>
+      </w:r>
+      <w:r>
+        <w:rPr>
+          <w:lang w:val="es-419" w:eastAsia="es-CO"/>
+        </w:rPr>
+        <w:t>(ej</w:t>
+      </w:r>
+      <w:r>
+        <w:rPr>
+          <w:lang w:val="es-419" w:eastAsia="es-CO"/>
+        </w:rPr>
+        <w:t>emplo:</w:t>
+      </w:r>
+      <w:r>
+        <w:rPr>
+          <w:lang w:val="es-419" w:eastAsia="es-CO"/>
+        </w:rPr>
+        <w:t xml:space="preserve"> =[@Cantidad]*[@Precio])</w:t>
+      </w:r>
+      <w:r>
+        <w:rPr>
+          <w:lang w:val="es-419" w:eastAsia="es-CO"/>
+        </w:rPr>
+        <w:t>.</w:t>
       </w:r>
     </w:p>
     <w:p>
@@ -11280,15 +11069,27 @@
         </w:rPr>
         <w:t>Las tablas dinámicas (</w:t>
       </w:r>
-      <w:proofErr w:type="spellStart"/>
       <w:r>
         <w:rPr>
           <w:rStyle w:val="Extranjerismo"/>
           <w:lang w:val="es-419" w:eastAsia="es-CO"/>
         </w:rPr>
-        <w:t>PivotTables</w:t>
-      </w:r>
-      <w:proofErr w:type="spellEnd"/>
+        <w:t>Pivot</w:t>
+      </w:r>
+      <w:r>
+        <w:rPr>
+          <w:rStyle w:val="Extranjerismo"/>
+          <w:lang w:val="es-419" w:eastAsia="es-CO"/>
+        </w:rPr>
+        <w:t xml:space="preserve"> </w:t>
+      </w:r>
+      <w:r>
+        <w:rPr>
+          <w:rStyle w:val="Extranjerismo"/>
+          <w:lang w:val="es-419" w:eastAsia="es-CO"/>
+        </w:rPr>
+        <w:t>Tables</w:t>
+      </w:r>
       <w:r>
         <w:rPr>
           <w:lang w:val="es-419" w:eastAsia="es-CO"/>
@@ -11326,6 +11127,12 @@
         </w:rPr>
         <w:t>Agregación automática (suma, promedio, conteo)</w:t>
       </w:r>
+      <w:r>
+        <w:rPr>
+          <w:lang w:val="es-419" w:eastAsia="es-CO"/>
+        </w:rPr>
+        <w:t>.</w:t>
+      </w:r>
     </w:p>
     <w:p>
       <w:pPr>
@@ -11344,6 +11151,12 @@
         </w:rPr>
         <w:t>Agrupación por períodos (años, trimestres, meses)</w:t>
       </w:r>
+      <w:r>
+        <w:rPr>
+          <w:lang w:val="es-419" w:eastAsia="es-CO"/>
+        </w:rPr>
+        <w:t>.</w:t>
+      </w:r>
     </w:p>
     <w:p>
       <w:pPr>
@@ -11362,6 +11175,12 @@
         </w:rPr>
         <w:t>Segmentación y filtrado interactivo</w:t>
       </w:r>
+      <w:r>
+        <w:rPr>
+          <w:lang w:val="es-419" w:eastAsia="es-CO"/>
+        </w:rPr>
+        <w:t>.</w:t>
+      </w:r>
     </w:p>
     <w:p>
       <w:pPr>
@@ -11396,6 +11215,13 @@
         <w:t>drop</w:t>
       </w:r>
       <w:proofErr w:type="spellEnd"/>
+      <w:r>
+        <w:rPr>
+          <w:rStyle w:val="Extranjerismo"/>
+          <w:lang w:val="es-419" w:eastAsia="es-CO"/>
+        </w:rPr>
+        <w:t>.</w:t>
+      </w:r>
     </w:p>
     <w:p>
       <w:pPr>
@@ -11413,6 +11239,12 @@
           <w:lang w:val="es-419" w:eastAsia="es-CO"/>
         </w:rPr>
         <w:t>Actualización dinámica al cambiar los datos de origen</w:t>
+      </w:r>
+      <w:r>
+        <w:rPr>
+          <w:lang w:val="es-419" w:eastAsia="es-CO"/>
+        </w:rPr>
+        <w:t>.</w:t>
       </w:r>
     </w:p>
     <w:p>
@@ -11457,13 +11289,15 @@
         <w:tblLook w:val="04A0" w:firstRow="1" w:lastRow="0" w:firstColumn="1" w:lastColumn="0" w:noHBand="0" w:noVBand="1"/>
       </w:tblPr>
       <w:tblGrid>
-        <w:gridCol w:w="1677"/>
-        <w:gridCol w:w="3680"/>
-        <w:gridCol w:w="5143"/>
+        <w:gridCol w:w="1606"/>
+        <w:gridCol w:w="4419"/>
+        <w:gridCol w:w="4475"/>
       </w:tblGrid>
       <w:tr>
         <w:trPr>
           <w:cnfStyle w:val="100000000000" w:firstRow="1" w:lastRow="0" w:firstColumn="0" w:lastColumn="0" w:oddVBand="0" w:evenVBand="0" w:oddHBand="0" w:evenHBand="0" w:firstRowFirstColumn="0" w:firstRowLastColumn="0" w:lastRowFirstColumn="0" w:lastRowLastColumn="0"/>
+          <w:cantSplit/>
+          <w:tblHeader/>
         </w:trPr>
         <w:tc>
           <w:tcPr>
@@ -11473,6 +11307,7 @@
           <w:p>
             <w:pPr>
               <w:pStyle w:val="Tablas"/>
+              <w:jc w:val="center"/>
               <w:rPr>
                 <w:lang w:val="es-ES" w:eastAsia="es-CO"/>
               </w:rPr>
@@ -11487,12 +11322,13 @@
         </w:tc>
         <w:tc>
           <w:tcPr>
-            <w:tcW w:w="0" w:type="auto"/>
+            <w:tcW w:w="4419" w:type="dxa"/>
             <w:hideMark/>
           </w:tcPr>
           <w:p>
             <w:pPr>
               <w:pStyle w:val="Tablas"/>
+              <w:jc w:val="center"/>
               <w:rPr>
                 <w:lang w:val="es-ES" w:eastAsia="es-CO"/>
               </w:rPr>
@@ -11507,12 +11343,13 @@
         </w:tc>
         <w:tc>
           <w:tcPr>
-            <w:tcW w:w="0" w:type="auto"/>
+            <w:tcW w:w="4475" w:type="dxa"/>
             <w:hideMark/>
           </w:tcPr>
           <w:p>
             <w:pPr>
               <w:pStyle w:val="Tablas"/>
+              <w:jc w:val="center"/>
               <w:rPr>
                 <w:lang w:val="es-ES" w:eastAsia="es-CO"/>
               </w:rPr>
@@ -11552,7 +11389,7 @@
         </w:tc>
         <w:tc>
           <w:tcPr>
-            <w:tcW w:w="0" w:type="auto"/>
+            <w:tcW w:w="4419" w:type="dxa"/>
             <w:hideMark/>
           </w:tcPr>
           <w:p>
@@ -11572,7 +11409,7 @@
         </w:tc>
         <w:tc>
           <w:tcPr>
-            <w:tcW w:w="0" w:type="auto"/>
+            <w:tcW w:w="4475" w:type="dxa"/>
             <w:hideMark/>
           </w:tcPr>
           <w:p>
@@ -11614,7 +11451,7 @@
         </w:tc>
         <w:tc>
           <w:tcPr>
-            <w:tcW w:w="0" w:type="auto"/>
+            <w:tcW w:w="4419" w:type="dxa"/>
             <w:hideMark/>
           </w:tcPr>
           <w:p>
@@ -11628,13 +11465,25 @@
               <w:rPr>
                 <w:lang w:val="es-ES" w:eastAsia="es-CO"/>
               </w:rPr>
-              <w:t>Referencias de celda (ej. B2*C2)</w:t>
+              <w:t>Referencias de celda (ej</w:t>
+            </w:r>
+            <w:r>
+              <w:rPr>
+                <w:lang w:val="es-ES" w:eastAsia="es-CO"/>
+              </w:rPr>
+              <w:t>emplo:</w:t>
+            </w:r>
+            <w:r>
+              <w:rPr>
+                <w:lang w:val="es-ES" w:eastAsia="es-CO"/>
+              </w:rPr>
+              <w:t xml:space="preserve"> B2*C2)</w:t>
             </w:r>
           </w:p>
         </w:tc>
         <w:tc>
           <w:tcPr>
-            <w:tcW w:w="0" w:type="auto"/>
+            <w:tcW w:w="4475" w:type="dxa"/>
             <w:hideMark/>
           </w:tcPr>
           <w:p>
@@ -11679,7 +11528,7 @@
         </w:tc>
         <w:tc>
           <w:tcPr>
-            <w:tcW w:w="0" w:type="auto"/>
+            <w:tcW w:w="4419" w:type="dxa"/>
             <w:hideMark/>
           </w:tcPr>
           <w:p>
@@ -11699,7 +11548,7 @@
         </w:tc>
         <w:tc>
           <w:tcPr>
-            <w:tcW w:w="0" w:type="auto"/>
+            <w:tcW w:w="4475" w:type="dxa"/>
             <w:hideMark/>
           </w:tcPr>
           <w:p>
@@ -11741,7 +11590,7 @@
         </w:tc>
         <w:tc>
           <w:tcPr>
-            <w:tcW w:w="0" w:type="auto"/>
+            <w:tcW w:w="4419" w:type="dxa"/>
             <w:hideMark/>
           </w:tcPr>
           <w:p>
@@ -11761,7 +11610,7 @@
         </w:tc>
         <w:tc>
           <w:tcPr>
-            <w:tcW w:w="0" w:type="auto"/>
+            <w:tcW w:w="4475" w:type="dxa"/>
             <w:hideMark/>
           </w:tcPr>
           <w:p>
@@ -11806,7 +11655,7 @@
         </w:tc>
         <w:tc>
           <w:tcPr>
-            <w:tcW w:w="0" w:type="auto"/>
+            <w:tcW w:w="4419" w:type="dxa"/>
             <w:hideMark/>
           </w:tcPr>
           <w:p>
@@ -11820,13 +11669,25 @@
               <w:rPr>
                 <w:lang w:val="es-ES" w:eastAsia="es-CO"/>
               </w:rPr>
-              <w:t>Se crean con fórmulas (ej. =SUMA)</w:t>
+              <w:t>Se crean con fórmulas (ej</w:t>
+            </w:r>
+            <w:r>
+              <w:rPr>
+                <w:lang w:val="es-ES" w:eastAsia="es-CO"/>
+              </w:rPr>
+              <w:t>emplo:</w:t>
+            </w:r>
+            <w:r>
+              <w:rPr>
+                <w:lang w:val="es-ES" w:eastAsia="es-CO"/>
+              </w:rPr>
+              <w:t xml:space="preserve"> =SUMA)</w:t>
             </w:r>
           </w:p>
         </w:tc>
         <w:tc>
           <w:tcPr>
-            <w:tcW w:w="0" w:type="auto"/>
+            <w:tcW w:w="4475" w:type="dxa"/>
             <w:hideMark/>
           </w:tcPr>
           <w:p>
@@ -11848,95 +11709,71 @@
     </w:tbl>
     <w:p>
       <w:pPr>
-        <w:rPr>
-          <w:lang w:val="es-419" w:eastAsia="es-CO"/>
-        </w:rPr>
-      </w:pPr>
-    </w:p>
-    <w:p>
-      <w:pPr>
         <w:pStyle w:val="Ttulo3"/>
       </w:pPr>
       <w:r>
         <w:lastRenderedPageBreak/>
-        <w:t xml:space="preserve">Tablas de </w:t>
-      </w:r>
-      <w:proofErr w:type="spellStart"/>
-      <w:r>
+        <w:t>Tablas de Power Pivot</w:t>
+      </w:r>
+    </w:p>
+    <w:p>
+      <w:pPr>
+        <w:rPr>
+          <w:lang w:val="es-419" w:eastAsia="es-CO"/>
+        </w:rPr>
+      </w:pPr>
+      <w:r>
+        <w:rPr>
+          <w:lang w:val="es-419" w:eastAsia="es-CO"/>
+        </w:rPr>
+        <w:t xml:space="preserve">Excel también cuenta con una tecnología avanzada para análisis de grandes volúmenes de datos: </w:t>
+      </w:r>
+      <w:r>
+        <w:rPr>
+          <w:rStyle w:val="Extranjerismo"/>
+          <w:lang w:val="es-CO"/>
+        </w:rPr>
         <w:t>Power</w:t>
       </w:r>
-      <w:proofErr w:type="spellEnd"/>
-      <w:r>
+      <w:r>
+        <w:rPr>
+          <w:lang w:val="es-419" w:eastAsia="es-CO"/>
+        </w:rPr>
         <w:t xml:space="preserve"> </w:t>
       </w:r>
-      <w:proofErr w:type="spellStart"/>
-      <w:r>
+      <w:r>
+        <w:rPr>
+          <w:rStyle w:val="Extranjerismo"/>
+          <w:lang w:val="es-CO"/>
+        </w:rPr>
         <w:t>Pivot</w:t>
       </w:r>
-      <w:proofErr w:type="spellEnd"/>
-    </w:p>
-    <w:p>
-      <w:pPr>
-        <w:rPr>
-          <w:lang w:val="es-419" w:eastAsia="es-CO"/>
-        </w:rPr>
-      </w:pPr>
-      <w:r>
-        <w:rPr>
-          <w:lang w:val="es-419" w:eastAsia="es-CO"/>
-        </w:rPr>
-        <w:t xml:space="preserve">Excel también cuenta con una tecnología avanzada para análisis de grandes volúmenes de datos: </w:t>
-      </w:r>
-      <w:proofErr w:type="spellStart"/>
-      <w:r>
-        <w:rPr>
-          <w:lang w:val="es-419" w:eastAsia="es-CO"/>
+      <w:r>
+        <w:rPr>
+          <w:lang w:val="es-419" w:eastAsia="es-CO"/>
+        </w:rPr>
+        <w:t xml:space="preserve">. Esta herramienta permite importar y modelar millones de registros mediante un motor de base de datos en memoria. </w:t>
+      </w:r>
+      <w:r>
+        <w:rPr>
+          <w:rStyle w:val="Extranjerismo"/>
+          <w:lang w:val="es-CO"/>
         </w:rPr>
         <w:t>Power</w:t>
       </w:r>
-      <w:proofErr w:type="spellEnd"/>
       <w:r>
         <w:rPr>
           <w:lang w:val="es-419" w:eastAsia="es-CO"/>
         </w:rPr>
         <w:t xml:space="preserve"> </w:t>
       </w:r>
-      <w:proofErr w:type="spellStart"/>
-      <w:r>
-        <w:rPr>
-          <w:lang w:val="es-419" w:eastAsia="es-CO"/>
+      <w:r>
+        <w:rPr>
+          <w:rStyle w:val="Extranjerismo"/>
+          <w:lang w:val="es-CO"/>
         </w:rPr>
         <w:t>Pivot</w:t>
       </w:r>
-      <w:proofErr w:type="spellEnd"/>
-      <w:r>
-        <w:rPr>
-          <w:lang w:val="es-419" w:eastAsia="es-CO"/>
-        </w:rPr>
-        <w:t xml:space="preserve">. Esta herramienta permite importar y modelar millones de registros mediante un motor de base de datos en memoria. </w:t>
-      </w:r>
-      <w:proofErr w:type="spellStart"/>
-      <w:r>
-        <w:rPr>
-          <w:lang w:val="es-419" w:eastAsia="es-CO"/>
-        </w:rPr>
-        <w:t>Power</w:t>
-      </w:r>
-      <w:proofErr w:type="spellEnd"/>
-      <w:r>
-        <w:rPr>
-          <w:lang w:val="es-419" w:eastAsia="es-CO"/>
-        </w:rPr>
-        <w:t xml:space="preserve"> </w:t>
-      </w:r>
-      <w:proofErr w:type="spellStart"/>
-      <w:r>
-        <w:rPr>
-          <w:lang w:val="es-419" w:eastAsia="es-CO"/>
-        </w:rPr>
-        <w:t>Pivot</w:t>
-      </w:r>
-      <w:proofErr w:type="spellEnd"/>
       <w:r>
         <w:rPr>
           <w:lang w:val="es-419" w:eastAsia="es-CO"/>
@@ -11959,13 +11796,7 @@
         <w:rPr>
           <w:lang w:val="es-419" w:eastAsia="es-CO"/>
         </w:rPr>
-        <w:t>Crear modelos de datos con múltiples tablas relacionadas</w:t>
-      </w:r>
-      <w:r>
-        <w:rPr>
-          <w:lang w:val="es-419" w:eastAsia="es-CO"/>
-        </w:rPr>
-        <w:t>.</w:t>
+        <w:t>Crear modelos de datos con múltiples tablas relacionadas.</w:t>
       </w:r>
     </w:p>
     <w:p>
@@ -11983,13 +11814,7 @@
         <w:rPr>
           <w:lang w:val="es-419" w:eastAsia="es-CO"/>
         </w:rPr>
-        <w:t>Conectar tablas mediante claves primarias y externas</w:t>
-      </w:r>
-      <w:r>
-        <w:rPr>
-          <w:lang w:val="es-419" w:eastAsia="es-CO"/>
-        </w:rPr>
-        <w:t>.</w:t>
+        <w:t>Conectar tablas mediante claves primarias y externas.</w:t>
       </w:r>
     </w:p>
     <w:p>
@@ -12045,13 +11870,7 @@
         <w:rPr>
           <w:lang w:val="es-419" w:eastAsia="es-CO"/>
         </w:rPr>
-        <w:t>) para cálculos complejos</w:t>
-      </w:r>
-      <w:r>
-        <w:rPr>
-          <w:lang w:val="es-419" w:eastAsia="es-CO"/>
-        </w:rPr>
-        <w:t>.</w:t>
+        <w:t>) para cálculos complejos.</w:t>
       </w:r>
     </w:p>
     <w:p>
@@ -12069,13 +11888,7 @@
         <w:rPr>
           <w:lang w:val="es-419" w:eastAsia="es-CO"/>
         </w:rPr>
-        <w:t>Mejorar el rendimiento en el análisis de datos corporativos</w:t>
-      </w:r>
-      <w:r>
-        <w:rPr>
-          <w:lang w:val="es-419" w:eastAsia="es-CO"/>
-        </w:rPr>
-        <w:t>.</w:t>
+        <w:t>Mejorar el rendimiento en el análisis de datos corporativos.</w:t>
       </w:r>
     </w:p>
     <w:p>
@@ -12093,16 +11906,9 @@
     </w:p>
     <w:p>
       <w:pPr>
-        <w:rPr>
-          <w:lang w:val="es-419" w:eastAsia="es-CO"/>
-        </w:rPr>
-      </w:pPr>
-    </w:p>
-    <w:p>
-      <w:pPr>
         <w:pStyle w:val="Ttulo2"/>
       </w:pPr>
-      <w:bookmarkStart w:id="11" w:name="_Toc214105886"/>
+      <w:bookmarkStart w:id="11" w:name="_Toc214563728"/>
       <w:r>
         <w:t>Referencias estructuradas y fila de totales</w:t>
       </w:r>
@@ -12126,33 +11932,33 @@
         <w:pStyle w:val="Ttulo3"/>
       </w:pPr>
       <w:r>
+        <w:t>Referencias estructuradas</w:t>
+      </w:r>
+    </w:p>
+    <w:p>
+      <w:pPr>
+        <w:rPr>
+          <w:lang w:val="es-419" w:eastAsia="es-CO"/>
+        </w:rPr>
+      </w:pPr>
+      <w:r>
+        <w:rPr>
+          <w:lang w:val="es-419" w:eastAsia="es-CO"/>
+        </w:rPr>
+        <w:t>Las referencias estructuradas utilizan el nombre de la columna entre corchetes y se adaptan automáticamente a la fila correspondiente utilizando el prefijo @.</w:t>
+      </w:r>
+    </w:p>
+    <w:p>
+      <w:pPr>
+        <w:rPr>
+          <w:lang w:val="es-419" w:eastAsia="es-CO"/>
+        </w:rPr>
+      </w:pPr>
+      <w:r>
+        <w:rPr>
+          <w:lang w:val="es-419" w:eastAsia="es-CO"/>
+        </w:rPr>
         <w:lastRenderedPageBreak/>
-        <w:t>Referencias estructuradas</w:t>
-      </w:r>
-    </w:p>
-    <w:p>
-      <w:pPr>
-        <w:rPr>
-          <w:lang w:val="es-419" w:eastAsia="es-CO"/>
-        </w:rPr>
-      </w:pPr>
-      <w:r>
-        <w:rPr>
-          <w:lang w:val="es-419" w:eastAsia="es-CO"/>
-        </w:rPr>
-        <w:t>Las referencias estructuradas utilizan el nombre de la columna entre corchetes y se adaptan automáticamente a la fila correspondiente utilizando el prefijo @.</w:t>
-      </w:r>
-    </w:p>
-    <w:p>
-      <w:pPr>
-        <w:rPr>
-          <w:lang w:val="es-419" w:eastAsia="es-CO"/>
-        </w:rPr>
-      </w:pPr>
-      <w:r>
-        <w:rPr>
-          <w:lang w:val="es-419" w:eastAsia="es-CO"/>
-        </w:rPr>
         <w:t>Sintaxis general:</w:t>
       </w:r>
     </w:p>
@@ -12246,43 +12052,26 @@
     <w:tbl>
       <w:tblPr>
         <w:tblStyle w:val="SENA"/>
-        <w:tblW w:w="8926" w:type="dxa"/>
+        <w:tblW w:w="9630" w:type="dxa"/>
         <w:jc w:val="center"/>
         <w:tblLook w:val="04A0" w:firstRow="1" w:lastRow="0" w:firstColumn="1" w:lastColumn="0" w:noHBand="0" w:noVBand="1"/>
       </w:tblPr>
       <w:tblGrid>
-        <w:gridCol w:w="5783"/>
-        <w:gridCol w:w="1115"/>
-        <w:gridCol w:w="2028"/>
+        <w:gridCol w:w="5035"/>
+        <w:gridCol w:w="2070"/>
+        <w:gridCol w:w="2525"/>
       </w:tblGrid>
       <w:tr>
         <w:trPr>
           <w:cnfStyle w:val="100000000000" w:firstRow="1" w:lastRow="0" w:firstColumn="0" w:lastColumn="0" w:oddVBand="0" w:evenVBand="0" w:oddHBand="0" w:evenHBand="0" w:firstRowFirstColumn="0" w:firstRowLastColumn="0" w:lastRowFirstColumn="0" w:lastRowLastColumn="0"/>
+          <w:cantSplit/>
+          <w:trHeight w:val="501"/>
+          <w:tblHeader/>
           <w:jc w:val="center"/>
         </w:trPr>
         <w:tc>
           <w:tcPr>
-            <w:tcW w:w="6153" w:type="dxa"/>
-            <w:hideMark/>
-          </w:tcPr>
-          <w:p>
-            <w:pPr>
-              <w:pStyle w:val="Tablas"/>
-              <w:rPr>
-                <w:lang w:val="es-ES" w:eastAsia="es-CO"/>
-              </w:rPr>
-            </w:pPr>
-            <w:r>
-              <w:rPr>
-                <w:lang w:val="es-ES" w:eastAsia="es-CO"/>
-              </w:rPr>
-              <w:t>Producto</w:t>
-            </w:r>
-          </w:p>
-        </w:tc>
-        <w:tc>
-          <w:tcPr>
-            <w:tcW w:w="646" w:type="dxa"/>
+            <w:tcW w:w="5035" w:type="dxa"/>
             <w:hideMark/>
           </w:tcPr>
           <w:p>
@@ -12297,13 +12086,103 @@
               <w:rPr>
                 <w:lang w:val="es-ES" w:eastAsia="es-CO"/>
               </w:rPr>
-              <w:t>Cantidad</w:t>
+              <w:t>Producto</w:t>
             </w:r>
           </w:p>
         </w:tc>
         <w:tc>
           <w:tcPr>
-            <w:tcW w:w="2127" w:type="dxa"/>
+            <w:tcW w:w="2070" w:type="dxa"/>
+            <w:hideMark/>
+          </w:tcPr>
+          <w:p>
+            <w:pPr>
+              <w:pStyle w:val="Tablas"/>
+              <w:jc w:val="center"/>
+              <w:rPr>
+                <w:lang w:val="es-ES" w:eastAsia="es-CO"/>
+              </w:rPr>
+            </w:pPr>
+            <w:r>
+              <w:rPr>
+                <w:lang w:val="es-ES" w:eastAsia="es-CO"/>
+              </w:rPr>
+              <w:t>Cantidad</w:t>
+            </w:r>
+          </w:p>
+        </w:tc>
+        <w:tc>
+          <w:tcPr>
+            <w:tcW w:w="2525" w:type="dxa"/>
+            <w:hideMark/>
+          </w:tcPr>
+          <w:p>
+            <w:pPr>
+              <w:pStyle w:val="Tablas"/>
+              <w:jc w:val="center"/>
+              <w:rPr>
+                <w:lang w:val="es-ES" w:eastAsia="es-CO"/>
+              </w:rPr>
+            </w:pPr>
+            <w:r>
+              <w:rPr>
+                <w:lang w:val="es-ES" w:eastAsia="es-CO"/>
+              </w:rPr>
+              <w:t>Precio Unitario</w:t>
+            </w:r>
+          </w:p>
+        </w:tc>
+      </w:tr>
+      <w:tr>
+        <w:trPr>
+          <w:cnfStyle w:val="000000100000" w:firstRow="0" w:lastRow="0" w:firstColumn="0" w:lastColumn="0" w:oddVBand="0" w:evenVBand="0" w:oddHBand="1" w:evenHBand="0" w:firstRowFirstColumn="0" w:firstRowLastColumn="0" w:lastRowFirstColumn="0" w:lastRowLastColumn="0"/>
+          <w:trHeight w:val="376"/>
+          <w:jc w:val="center"/>
+        </w:trPr>
+        <w:tc>
+          <w:tcPr>
+            <w:tcW w:w="5035" w:type="dxa"/>
+            <w:hideMark/>
+          </w:tcPr>
+          <w:p>
+            <w:pPr>
+              <w:pStyle w:val="Tablas"/>
+              <w:rPr>
+                <w:lang w:val="es-ES" w:eastAsia="es-CO"/>
+              </w:rPr>
+            </w:pPr>
+            <w:r>
+              <w:rPr>
+                <w:lang w:val="es-ES" w:eastAsia="es-CO"/>
+              </w:rPr>
+              <w:t>Monitor LED 24"</w:t>
+            </w:r>
+          </w:p>
+        </w:tc>
+        <w:tc>
+          <w:tcPr>
+            <w:tcW w:w="2070" w:type="dxa"/>
+            <w:hideMark/>
+          </w:tcPr>
+          <w:p>
+            <w:pPr>
+              <w:pStyle w:val="Tablas"/>
+              <w:jc w:val="center"/>
+              <w:rPr>
+                <w:lang w:val="es-ES" w:eastAsia="es-CO"/>
+              </w:rPr>
+            </w:pPr>
+            <w:r>
+              <w:rPr>
+                <w:lang w:val="es-ES" w:eastAsia="es-CO"/>
+              </w:rPr>
+              <w:t>2</w:t>
+            </w:r>
+          </w:p>
+        </w:tc>
+        <w:tc>
+          <w:tcPr>
+            <w:tcW w:w="2525" w:type="dxa"/>
             <w:hideMark/>
           </w:tcPr>
           <w:p>
@@ -12318,7 +12197,75 @@
               <w:rPr>
                 <w:lang w:val="es-ES" w:eastAsia="es-CO"/>
               </w:rPr>
-              <w:t>Precio Unitario</w:t>
+              <w:t>800.000</w:t>
+            </w:r>
+          </w:p>
+        </w:tc>
+      </w:tr>
+      <w:tr>
+        <w:trPr>
+          <w:trHeight w:val="360"/>
+          <w:jc w:val="center"/>
+        </w:trPr>
+        <w:tc>
+          <w:tcPr>
+            <w:tcW w:w="5035" w:type="dxa"/>
+            <w:hideMark/>
+          </w:tcPr>
+          <w:p>
+            <w:pPr>
+              <w:pStyle w:val="Tablas"/>
+              <w:rPr>
+                <w:lang w:val="es-ES" w:eastAsia="es-CO"/>
+              </w:rPr>
+            </w:pPr>
+            <w:r>
+              <w:rPr>
+                <w:lang w:val="es-ES" w:eastAsia="es-CO"/>
+              </w:rPr>
+              <w:t>Teclado Mecánico</w:t>
+            </w:r>
+          </w:p>
+        </w:tc>
+        <w:tc>
+          <w:tcPr>
+            <w:tcW w:w="2070" w:type="dxa"/>
+            <w:hideMark/>
+          </w:tcPr>
+          <w:p>
+            <w:pPr>
+              <w:pStyle w:val="Tablas"/>
+              <w:jc w:val="center"/>
+              <w:rPr>
+                <w:lang w:val="es-ES" w:eastAsia="es-CO"/>
+              </w:rPr>
+            </w:pPr>
+            <w:r>
+              <w:rPr>
+                <w:lang w:val="es-ES" w:eastAsia="es-CO"/>
+              </w:rPr>
+              <w:t>5</w:t>
+            </w:r>
+          </w:p>
+        </w:tc>
+        <w:tc>
+          <w:tcPr>
+            <w:tcW w:w="2525" w:type="dxa"/>
+            <w:hideMark/>
+          </w:tcPr>
+          <w:p>
+            <w:pPr>
+              <w:pStyle w:val="Tablas"/>
+              <w:jc w:val="right"/>
+              <w:rPr>
+                <w:lang w:val="es-ES" w:eastAsia="es-CO"/>
+              </w:rPr>
+            </w:pPr>
+            <w:r>
+              <w:rPr>
+                <w:lang w:val="es-ES" w:eastAsia="es-CO"/>
+              </w:rPr>
+              <w:t>250.000</w:t>
             </w:r>
           </w:p>
         </w:tc>
@@ -12326,11 +12273,12 @@
       <w:tr>
         <w:trPr>
           <w:cnfStyle w:val="000000100000" w:firstRow="0" w:lastRow="0" w:firstColumn="0" w:lastColumn="0" w:oddVBand="0" w:evenVBand="0" w:oddHBand="1" w:evenHBand="0" w:firstRowFirstColumn="0" w:firstRowLastColumn="0" w:lastRowFirstColumn="0" w:lastRowLastColumn="0"/>
+          <w:trHeight w:val="376"/>
           <w:jc w:val="center"/>
         </w:trPr>
         <w:tc>
           <w:tcPr>
-            <w:tcW w:w="6153" w:type="dxa"/>
+            <w:tcW w:w="5035" w:type="dxa"/>
             <w:hideMark/>
           </w:tcPr>
           <w:p>
@@ -12342,15 +12290,21 @@
             </w:pPr>
             <w:r>
               <w:rPr>
-                <w:lang w:val="es-ES" w:eastAsia="es-CO"/>
-              </w:rPr>
-              <w:t>Monitor LED 24"</w:t>
+                <w:rStyle w:val="Extranjerismo"/>
+              </w:rPr>
+              <w:t>Mouse</w:t>
+            </w:r>
+            <w:r>
+              <w:rPr>
+                <w:lang w:val="es-ES" w:eastAsia="es-CO"/>
+              </w:rPr>
+              <w:t> Inalámbrico</w:t>
             </w:r>
           </w:p>
         </w:tc>
         <w:tc>
           <w:tcPr>
-            <w:tcW w:w="646" w:type="dxa"/>
+            <w:tcW w:w="2070" w:type="dxa"/>
             <w:hideMark/>
           </w:tcPr>
           <w:p>
@@ -12365,13 +12319,13 @@
               <w:rPr>
                 <w:lang w:val="es-ES" w:eastAsia="es-CO"/>
               </w:rPr>
-              <w:t>2</w:t>
+              <w:t>5</w:t>
             </w:r>
           </w:p>
         </w:tc>
         <w:tc>
           <w:tcPr>
-            <w:tcW w:w="2127" w:type="dxa"/>
+            <w:tcW w:w="2525" w:type="dxa"/>
             <w:hideMark/>
           </w:tcPr>
           <w:p>
@@ -12386,18 +12340,19 @@
               <w:rPr>
                 <w:lang w:val="es-ES" w:eastAsia="es-CO"/>
               </w:rPr>
-              <w:t>800.000</w:t>
+              <w:t>90.000</w:t>
             </w:r>
           </w:p>
         </w:tc>
       </w:tr>
       <w:tr>
         <w:trPr>
+          <w:trHeight w:val="376"/>
           <w:jc w:val="center"/>
         </w:trPr>
         <w:tc>
           <w:tcPr>
-            <w:tcW w:w="6153" w:type="dxa"/>
+            <w:tcW w:w="5035" w:type="dxa"/>
             <w:hideMark/>
           </w:tcPr>
           <w:p>
@@ -12411,13 +12366,19 @@
               <w:rPr>
                 <w:lang w:val="es-ES" w:eastAsia="es-CO"/>
               </w:rPr>
-              <w:t>Teclado Mecánico</w:t>
+              <w:t>Diadema </w:t>
+            </w:r>
+            <w:r>
+              <w:rPr>
+                <w:rStyle w:val="Extranjerismo"/>
+              </w:rPr>
+              <w:t>Gamer</w:t>
             </w:r>
           </w:p>
         </w:tc>
         <w:tc>
           <w:tcPr>
-            <w:tcW w:w="646" w:type="dxa"/>
+            <w:tcW w:w="2070" w:type="dxa"/>
             <w:hideMark/>
           </w:tcPr>
           <w:p>
@@ -12432,13 +12393,13 @@
               <w:rPr>
                 <w:lang w:val="es-ES" w:eastAsia="es-CO"/>
               </w:rPr>
-              <w:t>5</w:t>
+              <w:t>3</w:t>
             </w:r>
           </w:p>
         </w:tc>
         <w:tc>
           <w:tcPr>
-            <w:tcW w:w="2127" w:type="dxa"/>
+            <w:tcW w:w="2525" w:type="dxa"/>
             <w:hideMark/>
           </w:tcPr>
           <w:p>
@@ -12453,159 +12414,6 @@
               <w:rPr>
                 <w:lang w:val="es-ES" w:eastAsia="es-CO"/>
               </w:rPr>
-              <w:t>250.000</w:t>
-            </w:r>
-          </w:p>
-        </w:tc>
-      </w:tr>
-      <w:tr>
-        <w:trPr>
-          <w:cnfStyle w:val="000000100000" w:firstRow="0" w:lastRow="0" w:firstColumn="0" w:lastColumn="0" w:oddVBand="0" w:evenVBand="0" w:oddHBand="1" w:evenHBand="0" w:firstRowFirstColumn="0" w:firstRowLastColumn="0" w:lastRowFirstColumn="0" w:lastRowLastColumn="0"/>
-          <w:jc w:val="center"/>
-        </w:trPr>
-        <w:tc>
-          <w:tcPr>
-            <w:tcW w:w="6153" w:type="dxa"/>
-            <w:hideMark/>
-          </w:tcPr>
-          <w:p>
-            <w:pPr>
-              <w:pStyle w:val="Tablas"/>
-              <w:rPr>
-                <w:lang w:val="es-ES" w:eastAsia="es-CO"/>
-              </w:rPr>
-            </w:pPr>
-            <w:r>
-              <w:rPr>
-                <w:i/>
-                <w:iCs/>
-                <w:lang w:val="es-ES" w:eastAsia="es-CO"/>
-              </w:rPr>
-              <w:t>Mouse</w:t>
-            </w:r>
-            <w:r>
-              <w:rPr>
-                <w:lang w:val="es-ES" w:eastAsia="es-CO"/>
-              </w:rPr>
-              <w:t> Inalámbrico</w:t>
-            </w:r>
-          </w:p>
-        </w:tc>
-        <w:tc>
-          <w:tcPr>
-            <w:tcW w:w="646" w:type="dxa"/>
-            <w:hideMark/>
-          </w:tcPr>
-          <w:p>
-            <w:pPr>
-              <w:pStyle w:val="Tablas"/>
-              <w:jc w:val="center"/>
-              <w:rPr>
-                <w:lang w:val="es-ES" w:eastAsia="es-CO"/>
-              </w:rPr>
-            </w:pPr>
-            <w:r>
-              <w:rPr>
-                <w:lang w:val="es-ES" w:eastAsia="es-CO"/>
-              </w:rPr>
-              <w:t>5</w:t>
-            </w:r>
-          </w:p>
-        </w:tc>
-        <w:tc>
-          <w:tcPr>
-            <w:tcW w:w="2127" w:type="dxa"/>
-            <w:hideMark/>
-          </w:tcPr>
-          <w:p>
-            <w:pPr>
-              <w:pStyle w:val="Tablas"/>
-              <w:jc w:val="right"/>
-              <w:rPr>
-                <w:lang w:val="es-ES" w:eastAsia="es-CO"/>
-              </w:rPr>
-            </w:pPr>
-            <w:r>
-              <w:rPr>
-                <w:lang w:val="es-ES" w:eastAsia="es-CO"/>
-              </w:rPr>
-              <w:t>90.000</w:t>
-            </w:r>
-          </w:p>
-        </w:tc>
-      </w:tr>
-      <w:tr>
-        <w:trPr>
-          <w:jc w:val="center"/>
-        </w:trPr>
-        <w:tc>
-          <w:tcPr>
-            <w:tcW w:w="6153" w:type="dxa"/>
-            <w:hideMark/>
-          </w:tcPr>
-          <w:p>
-            <w:pPr>
-              <w:pStyle w:val="Tablas"/>
-              <w:rPr>
-                <w:lang w:val="es-ES" w:eastAsia="es-CO"/>
-              </w:rPr>
-            </w:pPr>
-            <w:r>
-              <w:rPr>
-                <w:lang w:val="es-ES" w:eastAsia="es-CO"/>
-              </w:rPr>
-              <w:t>Diadema </w:t>
-            </w:r>
-            <w:proofErr w:type="spellStart"/>
-            <w:r>
-              <w:rPr>
-                <w:i/>
-                <w:iCs/>
-                <w:lang w:val="es-ES" w:eastAsia="es-CO"/>
-              </w:rPr>
-              <w:t>Gamer</w:t>
-            </w:r>
-            <w:proofErr w:type="spellEnd"/>
-          </w:p>
-        </w:tc>
-        <w:tc>
-          <w:tcPr>
-            <w:tcW w:w="646" w:type="dxa"/>
-            <w:hideMark/>
-          </w:tcPr>
-          <w:p>
-            <w:pPr>
-              <w:pStyle w:val="Tablas"/>
-              <w:jc w:val="center"/>
-              <w:rPr>
-                <w:lang w:val="es-ES" w:eastAsia="es-CO"/>
-              </w:rPr>
-            </w:pPr>
-            <w:r>
-              <w:rPr>
-                <w:lang w:val="es-ES" w:eastAsia="es-CO"/>
-              </w:rPr>
-              <w:t>3</w:t>
-            </w:r>
-          </w:p>
-        </w:tc>
-        <w:tc>
-          <w:tcPr>
-            <w:tcW w:w="2127" w:type="dxa"/>
-            <w:hideMark/>
-          </w:tcPr>
-          <w:p>
-            <w:pPr>
-              <w:pStyle w:val="Tablas"/>
-              <w:jc w:val="right"/>
-              <w:rPr>
-                <w:lang w:val="es-ES" w:eastAsia="es-CO"/>
-              </w:rPr>
-            </w:pPr>
-            <w:r>
-              <w:rPr>
-                <w:lang w:val="es-ES" w:eastAsia="es-CO"/>
-              </w:rPr>
               <w:t>320.000</w:t>
             </w:r>
           </w:p>
@@ -12618,18 +12426,10 @@
           <w:lang w:val="es-419" w:eastAsia="es-CO"/>
         </w:rPr>
       </w:pPr>
-    </w:p>
-    <w:p>
-      <w:pPr>
-        <w:rPr>
-          <w:lang w:val="es-419" w:eastAsia="es-CO"/>
-        </w:rPr>
-      </w:pPr>
-      <w:r>
-        <w:rPr>
-          <w:lang w:val="es-419" w:eastAsia="es-CO"/>
-        </w:rPr>
-        <w:lastRenderedPageBreak/>
+      <w:r>
+        <w:rPr>
+          <w:lang w:val="es-419" w:eastAsia="es-CO"/>
+        </w:rPr>
         <w:t>Siga los siguientes pasos para calcular el subtotal automáticamente dentro de la tabla:</w:t>
       </w:r>
     </w:p>
@@ -12648,21 +12448,7 @@
         <w:rPr>
           <w:lang w:val="es-419" w:eastAsia="es-CO"/>
         </w:rPr>
-        <w:t xml:space="preserve">Añada una nueva columna a la derecha de la tabla. Escriba el encabezado "Subtotal" y presione </w:t>
-      </w:r>
-      <w:proofErr w:type="spellStart"/>
-      <w:r>
-        <w:rPr>
-          <w:lang w:val="es-419" w:eastAsia="es-CO"/>
-        </w:rPr>
-        <w:t>Enter</w:t>
-      </w:r>
-      <w:proofErr w:type="spellEnd"/>
-      <w:r>
-        <w:rPr>
-          <w:lang w:val="es-419" w:eastAsia="es-CO"/>
-        </w:rPr>
-        <w:t>. La tabla se expandirá automáticamente.</w:t>
+        <w:t>Añada una nueva columna a la derecha de la tabla. Escriba el encabezado "Subtotal" y presione Enter. La tabla se expandirá automáticamente.</w:t>
       </w:r>
     </w:p>
     <w:p>
@@ -12680,21 +12466,20 @@
         <w:rPr>
           <w:lang w:val="es-419" w:eastAsia="es-CO"/>
         </w:rPr>
-        <w:t xml:space="preserve">Haga clic en la primera celda vacía debajo de "Subtotal" (por </w:t>
-      </w:r>
-      <w:proofErr w:type="gramStart"/>
-      <w:r>
-        <w:rPr>
-          <w:lang w:val="es-419" w:eastAsia="es-CO"/>
-        </w:rPr>
-        <w:t>ejemplo,D</w:t>
-      </w:r>
-      <w:proofErr w:type="gramEnd"/>
-      <w:r>
-        <w:rPr>
-          <w:lang w:val="es-419" w:eastAsia="es-CO"/>
-        </w:rPr>
-        <w:t>2).</w:t>
+        <w:lastRenderedPageBreak/>
+        <w:t>Haga clic en la primera celda vacía debajo de "Subtotal" (por ejemplo,</w:t>
+      </w:r>
+      <w:r>
+        <w:rPr>
+          <w:lang w:val="es-419" w:eastAsia="es-CO"/>
+        </w:rPr>
+        <w:t xml:space="preserve"> </w:t>
+      </w:r>
+      <w:r>
+        <w:rPr>
+          <w:lang w:val="es-419" w:eastAsia="es-CO"/>
+        </w:rPr>
+        <w:t>D2).</w:t>
       </w:r>
     </w:p>
     <w:p>
@@ -12784,19 +12569,7 @@
         <w:rPr>
           <w:lang w:val="es-419" w:eastAsia="es-CO"/>
         </w:rPr>
-        <w:t>La fórmula final será:</w:t>
-      </w:r>
-      <w:r>
-        <w:rPr>
-          <w:lang w:val="es-419" w:eastAsia="es-CO"/>
-        </w:rPr>
-        <w:t xml:space="preserve"> </w:t>
-      </w:r>
-      <w:r>
-        <w:rPr>
-          <w:lang w:val="es-419" w:eastAsia="es-CO"/>
-        </w:rPr>
-        <w:t>=[@Cantidad]*[@Precio Unitario]</w:t>
+        <w:t>La fórmula final será: =[@Cantidad]*[@Precio Unitario]</w:t>
       </w:r>
       <w:r>
         <w:rPr>
@@ -12820,21 +12593,7 @@
         <w:rPr>
           <w:lang w:val="es-419" w:eastAsia="es-CO"/>
         </w:rPr>
-        <w:t xml:space="preserve">Presione </w:t>
-      </w:r>
-      <w:proofErr w:type="spellStart"/>
-      <w:r>
-        <w:rPr>
-          <w:lang w:val="es-419" w:eastAsia="es-CO"/>
-        </w:rPr>
-        <w:t>Enter</w:t>
-      </w:r>
-      <w:proofErr w:type="spellEnd"/>
-      <w:r>
-        <w:rPr>
-          <w:lang w:val="es-419" w:eastAsia="es-CO"/>
-        </w:rPr>
-        <w:t>. La fórmula se replicará en todas las filas de la tabla.</w:t>
+        <w:t>Presione Enter. La fórmula se replicará en todas las filas de la tabla.</w:t>
       </w:r>
     </w:p>
     <w:p>
@@ -12863,7 +12622,6 @@
         <w:pStyle w:val="Ttulo3"/>
       </w:pPr>
       <w:r>
-        <w:lastRenderedPageBreak/>
         <w:t>Actividad práctica: uso de la fila de totales</w:t>
       </w:r>
     </w:p>
@@ -12934,17 +12692,9 @@
         <w:rPr>
           <w:lang w:val="es-419" w:eastAsia="es-CO"/>
         </w:rPr>
+        <w:lastRenderedPageBreak/>
         <w:t>En el grupo "Opciones de estilo de tabla", marque la casilla "Fila de totales".</w:t>
       </w:r>
-    </w:p>
-    <w:p>
-      <w:pPr>
-        <w:pStyle w:val="Prrafodelista"/>
-        <w:ind w:left="993" w:firstLine="0"/>
-        <w:rPr>
-          <w:lang w:val="es-419" w:eastAsia="es-CO"/>
-        </w:rPr>
-      </w:pPr>
     </w:p>
     <w:p>
       <w:pPr>
@@ -12979,9 +12729,9 @@
           <w:noProof/>
         </w:rPr>
         <w:drawing>
-          <wp:inline distT="0" distB="0" distL="0" distR="0" wp14:anchorId="14F7DD72" wp14:editId="6550A4F5">
-            <wp:extent cx="5874179" cy="2320925"/>
-            <wp:effectExtent l="0" t="0" r="0" b="3175"/>
+          <wp:inline distT="0" distB="0" distL="0" distR="0" wp14:anchorId="14F7DD72" wp14:editId="1FAA69B4">
+            <wp:extent cx="6460792" cy="2552700"/>
+            <wp:effectExtent l="0" t="0" r="0" b="0"/>
             <wp:docPr id="16" name="Imagen 16" descr="Captura de pantalla de la pestaña Diseño de tabla con la opción &quot;Fila de totales&quot; seleccionada, lo cual habilita una fila adicional en la parte inferior de la tabla para realizar cálculos automáticos."/>
             <wp:cNvGraphicFramePr>
               <a:graphicFrameLocks xmlns:a="http://schemas.openxmlformats.org/drawingml/2006/main" noChangeAspect="1"/>
@@ -13011,7 +12761,7 @@
                   <pic:spPr bwMode="auto">
                     <a:xfrm>
                       <a:off x="0" y="0"/>
-                      <a:ext cx="5875517" cy="2321454"/>
+                      <a:ext cx="6470058" cy="2556361"/>
                     </a:xfrm>
                     <a:prstGeom prst="rect">
                       <a:avLst/>
@@ -13092,7 +12842,6 @@
         <w:rPr>
           <w:lang w:val="es-419" w:eastAsia="es-CO"/>
         </w:rPr>
-        <w:lastRenderedPageBreak/>
         <w:t xml:space="preserve">Al hacer clic en esa celda, verá un menú desplegable con opciones como: promedio, recuento, </w:t>
       </w:r>
       <w:proofErr w:type="spellStart"/>
@@ -13152,7 +12901,7 @@
       <w:pPr>
         <w:pStyle w:val="Ttulo2"/>
       </w:pPr>
-      <w:bookmarkStart w:id="12" w:name="_Toc214105887"/>
+      <w:bookmarkStart w:id="12" w:name="_Toc214563729"/>
       <w:r>
         <w:t>Funciones de agregación</w:t>
       </w:r>
@@ -13168,7 +12917,14 @@
         <w:rPr>
           <w:lang w:val="es-419" w:eastAsia="es-CO"/>
         </w:rPr>
-        <w:t>En el contexto de las tablas, Excel incluye funciones específicas llamadas funciones de agregación, que permiten resumir y analizar datos numéricos de manera eficiente. Estas funciones son fundamentales para interpretar tendencias, realizar informes y tomar decisiones basadas en datos. Funciones como SUMA, PROMEDIO, MAX, MIN o CONTAR.SI se combinan perfectamente con herramientas como filtrado y segmentación, facilitando análisis personalizados. Estas funciones se clasifican generalmente en cuatro categorías, según su propósito:</w:t>
+        <w:t xml:space="preserve">En el contexto de las tablas, Excel incluye funciones específicas llamadas funciones de agregación, que permiten resumir y analizar datos numéricos de manera eficiente. Estas funciones son fundamentales para interpretar tendencias, realizar </w:t>
+      </w:r>
+      <w:r>
+        <w:rPr>
+          <w:lang w:val="es-419" w:eastAsia="es-CO"/>
+        </w:rPr>
+        <w:lastRenderedPageBreak/>
+        <w:t>informes y tomar decisiones basadas en datos. Funciones como SUMA, PROMEDIO, MAX, MIN o CONTAR.SI se combinan perfectamente con herramientas como filtrado y segmentación, facilitando análisis personalizados. Estas funciones se clasifican generalmente en cuatro categorías, según su propósito:</w:t>
       </w:r>
     </w:p>
     <w:p>
@@ -13258,27 +13014,6 @@
     </w:p>
     <w:p>
       <w:pPr>
-        <w:rPr>
-          <w:lang w:val="es-419" w:eastAsia="es-CO"/>
-        </w:rPr>
-      </w:pPr>
-    </w:p>
-    <w:p>
-      <w:pPr>
-        <w:rPr>
-          <w:lang w:val="es-419" w:eastAsia="es-CO"/>
-        </w:rPr>
-      </w:pPr>
-    </w:p>
-    <w:p>
-      <w:pPr>
-        <w:rPr>
-          <w:lang w:val="es-419" w:eastAsia="es-CO"/>
-        </w:rPr>
-      </w:pPr>
-    </w:p>
-    <w:p>
-      <w:pPr>
         <w:pStyle w:val="Tabla"/>
         <w:rPr>
           <w:lang w:val="es-419" w:eastAsia="es-CO"/>
@@ -13288,7 +13023,6 @@
         <w:rPr>
           <w:lang w:val="es-419" w:eastAsia="es-CO"/>
         </w:rPr>
-        <w:lastRenderedPageBreak/>
         <w:t>Funciones estadísticas básicas</w:t>
       </w:r>
     </w:p>
@@ -13301,12 +13035,14 @@
       </w:tblPr>
       <w:tblGrid>
         <w:gridCol w:w="1500"/>
-        <w:gridCol w:w="4270"/>
-        <w:gridCol w:w="4436"/>
+        <w:gridCol w:w="5160"/>
+        <w:gridCol w:w="3546"/>
       </w:tblGrid>
       <w:tr>
         <w:trPr>
           <w:cnfStyle w:val="100000000000" w:firstRow="1" w:lastRow="0" w:firstColumn="0" w:lastColumn="0" w:oddVBand="0" w:evenVBand="0" w:oddHBand="0" w:evenHBand="0" w:firstRowFirstColumn="0" w:firstRowLastColumn="0" w:lastRowFirstColumn="0" w:lastRowLastColumn="0"/>
+          <w:cantSplit/>
+          <w:tblHeader/>
         </w:trPr>
         <w:tc>
           <w:tcPr>
@@ -13316,6 +13052,7 @@
           <w:p>
             <w:pPr>
               <w:pStyle w:val="Tablas"/>
+              <w:jc w:val="center"/>
               <w:rPr>
                 <w:lang w:val="es-ES" w:eastAsia="es-CO"/>
               </w:rPr>
@@ -13330,12 +13067,13 @@
         </w:tc>
         <w:tc>
           <w:tcPr>
-            <w:tcW w:w="4270" w:type="dxa"/>
+            <w:tcW w:w="5160" w:type="dxa"/>
             <w:hideMark/>
           </w:tcPr>
           <w:p>
             <w:pPr>
               <w:pStyle w:val="Tablas"/>
+              <w:jc w:val="center"/>
               <w:rPr>
                 <w:lang w:val="es-ES" w:eastAsia="es-CO"/>
               </w:rPr>
@@ -13350,12 +13088,13 @@
         </w:tc>
         <w:tc>
           <w:tcPr>
-            <w:tcW w:w="4436" w:type="dxa"/>
+            <w:tcW w:w="3546" w:type="dxa"/>
             <w:hideMark/>
           </w:tcPr>
           <w:p>
             <w:pPr>
               <w:pStyle w:val="Tablas"/>
+              <w:jc w:val="center"/>
               <w:rPr>
                 <w:lang w:val="es-ES" w:eastAsia="es-CO"/>
               </w:rPr>
@@ -13403,7 +13142,7 @@
         </w:tc>
         <w:tc>
           <w:tcPr>
-            <w:tcW w:w="4270" w:type="dxa"/>
+            <w:tcW w:w="5160" w:type="dxa"/>
             <w:hideMark/>
           </w:tcPr>
           <w:p>
@@ -13423,7 +13162,7 @@
         </w:tc>
         <w:tc>
           <w:tcPr>
-            <w:tcW w:w="4436" w:type="dxa"/>
+            <w:tcW w:w="3546" w:type="dxa"/>
             <w:hideMark/>
           </w:tcPr>
           <w:p>
@@ -13487,7 +13226,7 @@
         </w:tc>
         <w:tc>
           <w:tcPr>
-            <w:tcW w:w="4270" w:type="dxa"/>
+            <w:tcW w:w="5160" w:type="dxa"/>
             <w:hideMark/>
           </w:tcPr>
           <w:p>
@@ -13507,7 +13246,7 @@
         </w:tc>
         <w:tc>
           <w:tcPr>
-            <w:tcW w:w="4436" w:type="dxa"/>
+            <w:tcW w:w="3546" w:type="dxa"/>
             <w:hideMark/>
           </w:tcPr>
           <w:p>
@@ -13574,7 +13313,7 @@
         </w:tc>
         <w:tc>
           <w:tcPr>
-            <w:tcW w:w="4270" w:type="dxa"/>
+            <w:tcW w:w="5160" w:type="dxa"/>
             <w:hideMark/>
           </w:tcPr>
           <w:p>
@@ -13594,7 +13333,7 @@
         </w:tc>
         <w:tc>
           <w:tcPr>
-            <w:tcW w:w="4436" w:type="dxa"/>
+            <w:tcW w:w="3546" w:type="dxa"/>
             <w:hideMark/>
           </w:tcPr>
           <w:p>
@@ -13658,7 +13397,7 @@
         </w:tc>
         <w:tc>
           <w:tcPr>
-            <w:tcW w:w="4270" w:type="dxa"/>
+            <w:tcW w:w="5160" w:type="dxa"/>
             <w:hideMark/>
           </w:tcPr>
           <w:p>
@@ -13678,7 +13417,7 @@
         </w:tc>
         <w:tc>
           <w:tcPr>
-            <w:tcW w:w="4436" w:type="dxa"/>
+            <w:tcW w:w="3546" w:type="dxa"/>
             <w:hideMark/>
           </w:tcPr>
           <w:p>
@@ -13753,7 +13492,7 @@
         </w:tc>
         <w:tc>
           <w:tcPr>
-            <w:tcW w:w="4270" w:type="dxa"/>
+            <w:tcW w:w="5160" w:type="dxa"/>
             <w:hideMark/>
           </w:tcPr>
           <w:p>
@@ -13773,7 +13512,7 @@
         </w:tc>
         <w:tc>
           <w:tcPr>
-            <w:tcW w:w="4436" w:type="dxa"/>
+            <w:tcW w:w="3546" w:type="dxa"/>
             <w:hideMark/>
           </w:tcPr>
           <w:p>
@@ -13837,7 +13576,7 @@
         </w:tc>
         <w:tc>
           <w:tcPr>
-            <w:tcW w:w="4270" w:type="dxa"/>
+            <w:tcW w:w="5160" w:type="dxa"/>
             <w:hideMark/>
           </w:tcPr>
           <w:p>
@@ -13857,7 +13596,7 @@
         </w:tc>
         <w:tc>
           <w:tcPr>
-            <w:tcW w:w="4436" w:type="dxa"/>
+            <w:tcW w:w="3546" w:type="dxa"/>
             <w:hideMark/>
           </w:tcPr>
           <w:p>
@@ -13895,11 +13634,6 @@
       <w:pPr>
         <w:pStyle w:val="Ttulo3"/>
       </w:pPr>
-    </w:p>
-    <w:p>
-      <w:pPr>
-        <w:pStyle w:val="Ttulo3"/>
-      </w:pPr>
       <w:r>
         <w:t>Funciones de agregación condicional</w:t>
       </w:r>
@@ -13919,6 +13653,13 @@
     </w:p>
     <w:p>
       <w:pPr>
+        <w:rPr>
+          <w:lang w:val="es-419" w:eastAsia="es-CO"/>
+        </w:rPr>
+      </w:pPr>
+    </w:p>
+    <w:p>
+      <w:pPr>
         <w:pStyle w:val="Tabla"/>
         <w:rPr>
           <w:lang w:val="es-419" w:eastAsia="es-CO"/>
@@ -13928,6 +13669,7 @@
         <w:rPr>
           <w:lang w:val="es-419" w:eastAsia="es-CO"/>
         </w:rPr>
+        <w:lastRenderedPageBreak/>
         <w:t>Funciones de agregación condicional</w:t>
       </w:r>
     </w:p>
@@ -13945,6 +13687,8 @@
       <w:tr>
         <w:trPr>
           <w:cnfStyle w:val="100000000000" w:firstRow="1" w:lastRow="0" w:firstColumn="0" w:lastColumn="0" w:oddVBand="0" w:evenVBand="0" w:oddHBand="0" w:evenHBand="0" w:firstRowFirstColumn="0" w:firstRowLastColumn="0" w:lastRowFirstColumn="0" w:lastRowLastColumn="0"/>
+          <w:cantSplit/>
+          <w:tblHeader/>
         </w:trPr>
         <w:tc>
           <w:tcPr>
@@ -13954,6 +13698,7 @@
           <w:p>
             <w:pPr>
               <w:pStyle w:val="Tablas"/>
+              <w:jc w:val="center"/>
               <w:rPr>
                 <w:lang w:val="es-ES" w:eastAsia="es-CO"/>
               </w:rPr>
@@ -13974,6 +13719,7 @@
           <w:p>
             <w:pPr>
               <w:pStyle w:val="Tablas"/>
+              <w:jc w:val="center"/>
               <w:rPr>
                 <w:lang w:val="es-ES" w:eastAsia="es-CO"/>
               </w:rPr>
@@ -13994,6 +13740,7 @@
           <w:p>
             <w:pPr>
               <w:pStyle w:val="Tablas"/>
+              <w:jc w:val="center"/>
               <w:rPr>
                 <w:lang w:val="es-ES" w:eastAsia="es-CO"/>
               </w:rPr>
@@ -14395,17 +14142,9 @@
     </w:tbl>
     <w:p>
       <w:pPr>
-        <w:rPr>
-          <w:lang w:val="es-419" w:eastAsia="es-CO"/>
-        </w:rPr>
-      </w:pPr>
-    </w:p>
-    <w:p>
-      <w:pPr>
         <w:pStyle w:val="Ttulo3"/>
       </w:pPr>
       <w:r>
-        <w:lastRenderedPageBreak/>
         <w:t>Funciones de agregación avanzada</w:t>
       </w:r>
     </w:p>
@@ -14450,6 +14189,8 @@
       <w:tr>
         <w:trPr>
           <w:cnfStyle w:val="100000000000" w:firstRow="1" w:lastRow="0" w:firstColumn="0" w:lastColumn="0" w:oddVBand="0" w:evenVBand="0" w:oddHBand="0" w:evenHBand="0" w:firstRowFirstColumn="0" w:firstRowLastColumn="0" w:lastRowFirstColumn="0" w:lastRowLastColumn="0"/>
+          <w:cantSplit/>
+          <w:tblHeader/>
         </w:trPr>
         <w:tc>
           <w:tcPr>
@@ -14459,6 +14200,7 @@
           <w:p>
             <w:pPr>
               <w:pStyle w:val="Tablas"/>
+              <w:jc w:val="center"/>
               <w:rPr>
                 <w:lang w:val="es-ES" w:eastAsia="es-CO"/>
               </w:rPr>
@@ -14479,6 +14221,7 @@
           <w:p>
             <w:pPr>
               <w:pStyle w:val="Tablas"/>
+              <w:jc w:val="center"/>
               <w:rPr>
                 <w:lang w:val="es-ES" w:eastAsia="es-CO"/>
               </w:rPr>
@@ -14499,6 +14242,7 @@
           <w:p>
             <w:pPr>
               <w:pStyle w:val="Tablas"/>
+              <w:jc w:val="center"/>
               <w:rPr>
                 <w:lang w:val="es-ES" w:eastAsia="es-CO"/>
               </w:rPr>
@@ -14594,7 +14338,21 @@
               <w:rPr>
                 <w:lang w:val="es-ES" w:eastAsia="es-CO"/>
               </w:rPr>
-              <w:t>9, Ventas[Monto])</w:t>
+              <w:t xml:space="preserve">9, </w:t>
+            </w:r>
+            <w:proofErr w:type="gramStart"/>
+            <w:r>
+              <w:rPr>
+                <w:lang w:val="es-ES" w:eastAsia="es-CO"/>
+              </w:rPr>
+              <w:t>Ventas[</w:t>
+            </w:r>
+            <w:proofErr w:type="gramEnd"/>
+            <w:r>
+              <w:rPr>
+                <w:lang w:val="es-ES" w:eastAsia="es-CO"/>
+              </w:rPr>
+              <w:t>Monto])</w:t>
             </w:r>
           </w:p>
         </w:tc>
@@ -14678,7 +14436,21 @@
               <w:rPr>
                 <w:lang w:val="es-ES" w:eastAsia="es-CO"/>
               </w:rPr>
-              <w:t>9, 6, Datos[Valores])</w:t>
+              <w:t xml:space="preserve">9, 6, </w:t>
+            </w:r>
+            <w:proofErr w:type="gramStart"/>
+            <w:r>
+              <w:rPr>
+                <w:lang w:val="es-ES" w:eastAsia="es-CO"/>
+              </w:rPr>
+              <w:t>Datos[</w:t>
+            </w:r>
+            <w:proofErr w:type="gramEnd"/>
+            <w:r>
+              <w:rPr>
+                <w:lang w:val="es-ES" w:eastAsia="es-CO"/>
+              </w:rPr>
+              <w:t>Valores])</w:t>
             </w:r>
           </w:p>
         </w:tc>
@@ -14714,6 +14486,12 @@
         </w:rPr>
         <w:t>1 = Promedio</w:t>
       </w:r>
+      <w:r>
+        <w:rPr>
+          <w:lang w:val="es-419" w:eastAsia="es-CO"/>
+        </w:rPr>
+        <w:t>.</w:t>
+      </w:r>
     </w:p>
     <w:p>
       <w:pPr>
@@ -14732,6 +14510,12 @@
         </w:rPr>
         <w:t>2 = Contar</w:t>
       </w:r>
+      <w:r>
+        <w:rPr>
+          <w:lang w:val="es-419" w:eastAsia="es-CO"/>
+        </w:rPr>
+        <w:t>.</w:t>
+      </w:r>
     </w:p>
     <w:p>
       <w:pPr>
@@ -14750,12 +14534,19 @@
         </w:rPr>
         <w:t>9 = Suma</w:t>
       </w:r>
+      <w:r>
+        <w:rPr>
+          <w:lang w:val="es-419" w:eastAsia="es-CO"/>
+        </w:rPr>
+        <w:t>.</w:t>
+      </w:r>
     </w:p>
     <w:p>
       <w:pPr>
         <w:pStyle w:val="Ttulo3"/>
       </w:pPr>
       <w:r>
+        <w:lastRenderedPageBreak/>
         <w:t>Agregación en tablas dinámicas</w:t>
       </w:r>
     </w:p>
@@ -14802,6 +14593,12 @@
         </w:rPr>
         <w:t>Suma de valores</w:t>
       </w:r>
+      <w:r>
+        <w:rPr>
+          <w:lang w:val="es-419" w:eastAsia="es-CO"/>
+        </w:rPr>
+        <w:t>.</w:t>
+      </w:r>
     </w:p>
     <w:p>
       <w:pPr>
@@ -14820,6 +14617,12 @@
         </w:rPr>
         <w:t>Recuento</w:t>
       </w:r>
+      <w:r>
+        <w:rPr>
+          <w:lang w:val="es-419" w:eastAsia="es-CO"/>
+        </w:rPr>
+        <w:t>.</w:t>
+      </w:r>
     </w:p>
     <w:p>
       <w:pPr>
@@ -14838,6 +14641,12 @@
         </w:rPr>
         <w:t>Promedio</w:t>
       </w:r>
+      <w:r>
+        <w:rPr>
+          <w:lang w:val="es-419" w:eastAsia="es-CO"/>
+        </w:rPr>
+        <w:t>.</w:t>
+      </w:r>
     </w:p>
     <w:p>
       <w:pPr>
@@ -14854,8 +14663,13 @@
         <w:rPr>
           <w:lang w:val="es-419" w:eastAsia="es-CO"/>
         </w:rPr>
-        <w:lastRenderedPageBreak/>
         <w:t>Máximo / Mínimo</w:t>
+      </w:r>
+      <w:r>
+        <w:rPr>
+          <w:lang w:val="es-419" w:eastAsia="es-CO"/>
+        </w:rPr>
+        <w:t>.</w:t>
       </w:r>
     </w:p>
     <w:p>
@@ -14875,6 +14689,12 @@
         </w:rPr>
         <w:t>Producto</w:t>
       </w:r>
+      <w:r>
+        <w:rPr>
+          <w:lang w:val="es-419" w:eastAsia="es-CO"/>
+        </w:rPr>
+        <w:t>.</w:t>
+      </w:r>
     </w:p>
     <w:p>
       <w:pPr>
@@ -14893,6 +14713,12 @@
         </w:rPr>
         <w:t>Desviación estándar</w:t>
       </w:r>
+      <w:r>
+        <w:rPr>
+          <w:lang w:val="es-419" w:eastAsia="es-CO"/>
+        </w:rPr>
+        <w:t>.</w:t>
+      </w:r>
     </w:p>
     <w:p>
       <w:pPr>
@@ -14911,6 +14737,12 @@
         </w:rPr>
         <w:t>Varianza</w:t>
       </w:r>
+      <w:r>
+        <w:rPr>
+          <w:lang w:val="es-419" w:eastAsia="es-CO"/>
+        </w:rPr>
+        <w:t>.</w:t>
+      </w:r>
     </w:p>
     <w:p>
       <w:pPr>
@@ -14948,13 +14780,7 @@
         <w:rPr>
           <w:lang w:val="es-419" w:eastAsia="es-CO"/>
         </w:rPr>
-        <w:t xml:space="preserve"> por categorías o fechas (años, trimestres, meses)</w:t>
-      </w:r>
-      <w:r>
-        <w:rPr>
-          <w:lang w:val="es-419" w:eastAsia="es-CO"/>
-        </w:rPr>
-        <w:t>.</w:t>
+        <w:t xml:space="preserve"> por categorías o fechas (años, trimestres, meses).</w:t>
       </w:r>
     </w:p>
     <w:p>
@@ -14980,13 +14806,7 @@
         <w:rPr>
           <w:lang w:val="es-419" w:eastAsia="es-CO"/>
         </w:rPr>
-        <w:t xml:space="preserve"> y segmentaciones visuales</w:t>
-      </w:r>
-      <w:r>
-        <w:rPr>
-          <w:lang w:val="es-419" w:eastAsia="es-CO"/>
-        </w:rPr>
-        <w:t>.</w:t>
+        <w:t xml:space="preserve"> y segmentaciones visuales.</w:t>
       </w:r>
     </w:p>
     <w:p>
@@ -15012,13 +14832,7 @@
         <w:rPr>
           <w:lang w:val="es-419" w:eastAsia="es-CO"/>
         </w:rPr>
-        <w:t>, combinando varias columnas con operaciones personalizadas</w:t>
-      </w:r>
-      <w:r>
-        <w:rPr>
-          <w:lang w:val="es-419" w:eastAsia="es-CO"/>
-        </w:rPr>
-        <w:t>.</w:t>
+        <w:t>, combinando varias columnas con operaciones personalizadas.</w:t>
       </w:r>
     </w:p>
     <w:p>
@@ -15040,7 +14854,7 @@
       <w:pPr>
         <w:pStyle w:val="Ttulo1"/>
       </w:pPr>
-      <w:bookmarkStart w:id="13" w:name="_Toc214105888"/>
+      <w:bookmarkStart w:id="13" w:name="_Toc214563730"/>
       <w:r>
         <w:lastRenderedPageBreak/>
         <w:t>Gráficos</w:t>
@@ -15064,7 +14878,7 @@
       <w:pPr>
         <w:pStyle w:val="Ttulo2"/>
       </w:pPr>
-      <w:bookmarkStart w:id="14" w:name="_Toc214105889"/>
+      <w:bookmarkStart w:id="14" w:name="_Toc214563731"/>
       <w:r>
         <w:t>Gráficos de barras y columnas</w:t>
       </w:r>
@@ -15107,13 +14921,7 @@
         <w:rPr>
           <w:lang w:val="es-419" w:eastAsia="es-CO"/>
         </w:rPr>
-        <w:t xml:space="preserve">. </w:t>
-      </w:r>
-      <w:r>
-        <w:rPr>
-          <w:lang w:val="es-419" w:eastAsia="es-CO"/>
-        </w:rPr>
-        <w:t>Orientación horizontal. Son más apropiadas cuando hay muchas categorías o los nombres de las mismas son largos.</w:t>
+        <w:t>. Orientación horizontal. Son más apropiadas cuando hay muchas categorías o los nombres de las mismas son largos.</w:t>
       </w:r>
     </w:p>
     <w:p>
@@ -15140,13 +14948,7 @@
         <w:rPr>
           <w:lang w:val="es-419" w:eastAsia="es-CO"/>
         </w:rPr>
-        <w:t xml:space="preserve">. </w:t>
-      </w:r>
-      <w:r>
-        <w:rPr>
-          <w:lang w:val="es-419" w:eastAsia="es-CO"/>
-        </w:rPr>
-        <w:t>Orientación vertical. Funcionan mejor con pocas categorías o cuando se desea destacar comparaciones verticales.</w:t>
+        <w:t>. Orientación vertical. Funcionan mejor con pocas categorías o cuando se desea destacar comparaciones verticales.</w:t>
       </w:r>
     </w:p>
     <w:p>
@@ -15178,13 +14980,7 @@
         <w:rPr>
           <w:lang w:val="es-419" w:eastAsia="es-CO"/>
         </w:rPr>
-        <w:t>Comparar ventas por producto</w:t>
-      </w:r>
-      <w:r>
-        <w:rPr>
-          <w:lang w:val="es-419" w:eastAsia="es-CO"/>
-        </w:rPr>
-        <w:t>.</w:t>
+        <w:t>Comparar ventas por producto.</w:t>
       </w:r>
     </w:p>
     <w:p>
@@ -15203,13 +14999,7 @@
         <w:rPr>
           <w:lang w:val="es-419" w:eastAsia="es-CO"/>
         </w:rPr>
-        <w:t>Mostrar la distribución de respuestas en una encuesta</w:t>
-      </w:r>
-      <w:r>
-        <w:rPr>
-          <w:lang w:val="es-419" w:eastAsia="es-CO"/>
-        </w:rPr>
-        <w:t>.</w:t>
+        <w:t>Mostrar la distribución de respuestas en una encuesta.</w:t>
       </w:r>
     </w:p>
     <w:p>
@@ -15228,13 +15018,7 @@
         <w:rPr>
           <w:lang w:val="es-419" w:eastAsia="es-CO"/>
         </w:rPr>
-        <w:t>Contrastar métricas por región, segmento o período de tiempo</w:t>
-      </w:r>
-      <w:r>
-        <w:rPr>
-          <w:lang w:val="es-419" w:eastAsia="es-CO"/>
-        </w:rPr>
-        <w:t>.</w:t>
+        <w:t>Contrastar métricas por región, segmento o período de tiempo.</w:t>
       </w:r>
     </w:p>
     <w:p>
@@ -15381,8 +15165,8 @@
           <w:noProof/>
         </w:rPr>
         <w:drawing>
-          <wp:inline distT="0" distB="0" distL="0" distR="0" wp14:anchorId="5EF0FF08" wp14:editId="2ADDF038">
-            <wp:extent cx="4314825" cy="2891694"/>
+          <wp:inline distT="0" distB="0" distL="0" distR="0" wp14:anchorId="5EF0FF08" wp14:editId="518AB9AA">
+            <wp:extent cx="5329752" cy="3571875"/>
             <wp:effectExtent l="0" t="0" r="0" b="0"/>
             <wp:docPr id="17" name="Imagen 17" descr="Gráfico vertical en Excel donde cada barra representa una categoría con su valor correspondiente, utilizado para visualizar comparaciones directas entre elementos. "/>
             <wp:cNvGraphicFramePr>
@@ -15413,7 +15197,7 @@
                   <pic:spPr bwMode="auto">
                     <a:xfrm>
                       <a:off x="0" y="0"/>
-                      <a:ext cx="4327569" cy="2900235"/>
+                      <a:ext cx="5353114" cy="3587532"/>
                     </a:xfrm>
                     <a:prstGeom prst="rect">
                       <a:avLst/>
@@ -15439,13 +15223,6 @@
     </w:p>
     <w:p>
       <w:pPr>
-        <w:rPr>
-          <w:lang w:val="es-419" w:eastAsia="es-CO"/>
-        </w:rPr>
-      </w:pPr>
-    </w:p>
-    <w:p>
-      <w:pPr>
         <w:pStyle w:val="Figura"/>
         <w:rPr>
           <w:lang w:val="es-419"/>
@@ -15472,8 +15249,8 @@
           <w:noProof/>
         </w:rPr>
         <w:drawing>
-          <wp:inline distT="0" distB="0" distL="0" distR="0" wp14:anchorId="1FF88A82" wp14:editId="42244B21">
-            <wp:extent cx="4141574" cy="2775585"/>
+          <wp:inline distT="0" distB="0" distL="0" distR="0" wp14:anchorId="1FF88A82" wp14:editId="40C0531C">
+            <wp:extent cx="5130777" cy="3438525"/>
             <wp:effectExtent l="0" t="0" r="0" b="0"/>
             <wp:docPr id="18" name="Imagen 18" descr="Gráfico vertical en Excel donde cada barra representa una categoría con su valor correspondiente, utilizado para visualizar comparaciones directas entre elementos. "/>
             <wp:cNvGraphicFramePr>
@@ -15504,7 +15281,7 @@
                   <pic:spPr bwMode="auto">
                     <a:xfrm>
                       <a:off x="0" y="0"/>
-                      <a:ext cx="4155621" cy="2784999"/>
+                      <a:ext cx="5161353" cy="3459016"/>
                     </a:xfrm>
                     <a:prstGeom prst="rect">
                       <a:avLst/>
@@ -15525,7 +15302,7 @@
       <w:pPr>
         <w:pStyle w:val="Ttulo2"/>
       </w:pPr>
-      <w:bookmarkStart w:id="15" w:name="_Toc214105890"/>
+      <w:bookmarkStart w:id="15" w:name="_Toc214563732"/>
       <w:r>
         <w:t>Gráficos de líneas</w:t>
       </w:r>
@@ -15630,6 +15407,7 @@
         <w:rPr>
           <w:lang w:val="es-419" w:eastAsia="es-CO"/>
         </w:rPr>
+        <w:lastRenderedPageBreak/>
         <w:t>Representación de relaciones temporales en contextos experimentales o económicos.</w:t>
       </w:r>
     </w:p>
@@ -15638,7 +15416,6 @@
         <w:pStyle w:val="Ttulo3"/>
       </w:pPr>
       <w:r>
-        <w:lastRenderedPageBreak/>
         <w:t>Mejores prácticas para gráficos de líneas</w:t>
       </w:r>
     </w:p>
@@ -15746,6 +15523,48 @@
     </w:p>
     <w:p>
       <w:pPr>
+        <w:rPr>
+          <w:lang w:val="es-419" w:eastAsia="es-CO"/>
+        </w:rPr>
+      </w:pPr>
+    </w:p>
+    <w:p>
+      <w:pPr>
+        <w:rPr>
+          <w:lang w:val="es-419" w:eastAsia="es-CO"/>
+        </w:rPr>
+      </w:pPr>
+    </w:p>
+    <w:p>
+      <w:pPr>
+        <w:rPr>
+          <w:lang w:val="es-419" w:eastAsia="es-CO"/>
+        </w:rPr>
+      </w:pPr>
+    </w:p>
+    <w:p>
+      <w:pPr>
+        <w:rPr>
+          <w:lang w:val="es-419" w:eastAsia="es-CO"/>
+        </w:rPr>
+      </w:pPr>
+    </w:p>
+    <w:p>
+      <w:pPr>
+        <w:rPr>
+          <w:lang w:val="es-419" w:eastAsia="es-CO"/>
+        </w:rPr>
+      </w:pPr>
+    </w:p>
+    <w:p>
+      <w:pPr>
+        <w:rPr>
+          <w:lang w:val="es-419" w:eastAsia="es-CO"/>
+        </w:rPr>
+      </w:pPr>
+    </w:p>
+    <w:p>
+      <w:pPr>
         <w:pStyle w:val="Figura"/>
         <w:rPr>
           <w:lang w:val="es-419"/>
@@ -15755,6 +15574,7 @@
         <w:rPr>
           <w:lang w:val="es-419"/>
         </w:rPr>
+        <w:lastRenderedPageBreak/>
         <w:t>Ejemplo de gráfico de líneas</w:t>
       </w:r>
     </w:p>
@@ -15771,9 +15591,9 @@
           <w:noProof/>
         </w:rPr>
         <w:drawing>
-          <wp:inline distT="0" distB="0" distL="0" distR="0" wp14:anchorId="6D401BB0" wp14:editId="45D72593">
-            <wp:extent cx="3867150" cy="2694440"/>
-            <wp:effectExtent l="0" t="0" r="0" b="0"/>
+          <wp:inline distT="0" distB="0" distL="0" distR="0" wp14:anchorId="6D401BB0" wp14:editId="670BCABC">
+            <wp:extent cx="3362967" cy="2343150"/>
+            <wp:effectExtent l="0" t="0" r="8890" b="0"/>
             <wp:docPr id="19" name="Imagen 19" descr="Visualización con líneas conectadas entre puntos sobre un eje temporal, utilizada para mostrar la evolución de una variable a lo largo del tiempo, destacando fluctuaciones y patrones. "/>
             <wp:cNvGraphicFramePr>
               <a:graphicFrameLocks xmlns:a="http://schemas.openxmlformats.org/drawingml/2006/main" noChangeAspect="1"/>
@@ -15803,7 +15623,7 @@
                   <pic:spPr bwMode="auto">
                     <a:xfrm>
                       <a:off x="0" y="0"/>
-                      <a:ext cx="3900304" cy="2717540"/>
+                      <a:ext cx="3408921" cy="2375169"/>
                     </a:xfrm>
                     <a:prstGeom prst="rect">
                       <a:avLst/>
@@ -15824,9 +15644,8 @@
       <w:pPr>
         <w:pStyle w:val="Ttulo2"/>
       </w:pPr>
-      <w:bookmarkStart w:id="16" w:name="_Toc214105891"/>
-      <w:r>
-        <w:lastRenderedPageBreak/>
+      <w:bookmarkStart w:id="16" w:name="_Toc214563733"/>
+      <w:r>
         <w:t>Gráficos circulares (pastel)</w:t>
       </w:r>
       <w:bookmarkEnd w:id="16"/>
@@ -15861,6 +15680,12 @@
         </w:rPr>
         <w:t>Distribución del presupuesto por departamento</w:t>
       </w:r>
+      <w:r>
+        <w:rPr>
+          <w:lang w:val="es-419" w:eastAsia="es-CO"/>
+        </w:rPr>
+        <w:t>.</w:t>
+      </w:r>
     </w:p>
     <w:p>
       <w:pPr>
@@ -15879,6 +15704,12 @@
         </w:rPr>
         <w:t>Participación de mercado por competidor</w:t>
       </w:r>
+      <w:r>
+        <w:rPr>
+          <w:lang w:val="es-419" w:eastAsia="es-CO"/>
+        </w:rPr>
+        <w:t>.</w:t>
+      </w:r>
     </w:p>
     <w:p>
       <w:pPr>
@@ -15897,6 +15728,12 @@
         </w:rPr>
         <w:t>Composición porcentual de una cartera de inversión</w:t>
       </w:r>
+      <w:r>
+        <w:rPr>
+          <w:lang w:val="es-419" w:eastAsia="es-CO"/>
+        </w:rPr>
+        <w:t>.</w:t>
+      </w:r>
     </w:p>
     <w:p>
       <w:pPr>
@@ -15934,6 +15771,7 @@
         <w:rPr>
           <w:lang w:val="es-419" w:eastAsia="es-CO"/>
         </w:rPr>
+        <w:lastRenderedPageBreak/>
         <w:t>Dificultad de lectura con más de 5 segmentos.</w:t>
       </w:r>
     </w:p>
@@ -16014,13 +15852,6 @@
     </w:p>
     <w:p>
       <w:pPr>
-        <w:rPr>
-          <w:lang w:val="es-419" w:eastAsia="es-CO"/>
-        </w:rPr>
-      </w:pPr>
-    </w:p>
-    <w:p>
-      <w:pPr>
         <w:pStyle w:val="Prrafodelista"/>
         <w:numPr>
           <w:ilvl w:val="0"/>
@@ -16034,7 +15865,6 @@
         <w:rPr>
           <w:lang w:val="es-419" w:eastAsia="es-CO"/>
         </w:rPr>
-        <w:lastRenderedPageBreak/>
         <w:t>Colocar el segmento más grande a las 12 en punto (posición superior).</w:t>
       </w:r>
     </w:p>
@@ -16114,8 +15944,8 @@
           <w:noProof/>
         </w:rPr>
         <w:drawing>
-          <wp:inline distT="0" distB="0" distL="0" distR="0" wp14:anchorId="3C23A2D5" wp14:editId="5E3E9B82">
-            <wp:extent cx="5105400" cy="3557192"/>
+          <wp:inline distT="0" distB="0" distL="0" distR="0" wp14:anchorId="3C23A2D5" wp14:editId="704F3D19">
+            <wp:extent cx="3800427" cy="2647950"/>
             <wp:effectExtent l="0" t="0" r="0" b="0"/>
             <wp:docPr id="20" name="Imagen 20" descr="Gráfico de pastel donde cada segmento representa una categoría con su proporción respecto al total del 100 %, ideal para destacar contribuciones relativas de pocas variables. "/>
             <wp:cNvGraphicFramePr>
@@ -16146,7 +15976,7 @@
                   <pic:spPr bwMode="auto">
                     <a:xfrm>
                       <a:off x="0" y="0"/>
-                      <a:ext cx="5116953" cy="3565241"/>
+                      <a:ext cx="3818603" cy="2660614"/>
                     </a:xfrm>
                     <a:prstGeom prst="rect">
                       <a:avLst/>
@@ -16167,8 +15997,9 @@
       <w:pPr>
         <w:pStyle w:val="Ttulo2"/>
       </w:pPr>
-      <w:bookmarkStart w:id="17" w:name="_Toc214105892"/>
-      <w:r>
+      <w:bookmarkStart w:id="17" w:name="_Toc214563734"/>
+      <w:r>
+        <w:lastRenderedPageBreak/>
         <w:t>Gráficos de dispersión</w:t>
       </w:r>
       <w:bookmarkEnd w:id="17"/>
@@ -16183,14 +16014,7 @@
         <w:rPr>
           <w:lang w:val="es-419" w:eastAsia="es-CO"/>
         </w:rPr>
-        <w:t xml:space="preserve">Los gráficos de dispersión son herramientas eficaces para explorar la relación entre dos variables numéricas continuas. Su uso permite identificar correlaciones, observar patrones, y detectar valores atípicos que podrían no ser evidentes en tablas o gráficos más simples. Este tipo de gráfico es especialmente útil en análisis exploratorios, </w:t>
-      </w:r>
-      <w:r>
-        <w:rPr>
-          <w:lang w:val="es-419" w:eastAsia="es-CO"/>
-        </w:rPr>
-        <w:lastRenderedPageBreak/>
-        <w:t>estudios estadísticos y contextos donde se analizan datos cuantitativos a nivel individual. A continuación, se presentan algunos de los usos más comunes:</w:t>
+        <w:t>Los gráficos de dispersión son herramientas eficaces para explorar la relación entre dos variables numéricas continuas. Su uso permite identificar correlaciones, observar patrones, y detectar valores atípicos que podrían no ser evidentes en tablas o gráficos más simples. Este tipo de gráfico es especialmente útil en análisis exploratorios, estudios estadísticos y contextos donde se analizan datos cuantitativos a nivel individual. A continuación, se presentan algunos de los usos más comunes:</w:t>
       </w:r>
     </w:p>
     <w:p>
@@ -16209,13 +16033,7 @@
         <w:rPr>
           <w:lang w:val="es-419" w:eastAsia="es-CO"/>
         </w:rPr>
-        <w:t>Analizar la relación entre precio y demanda de un producto</w:t>
-      </w:r>
-      <w:r>
-        <w:rPr>
-          <w:lang w:val="es-419" w:eastAsia="es-CO"/>
-        </w:rPr>
-        <w:t>.</w:t>
+        <w:t>Analizar la relación entre precio y demanda de un producto.</w:t>
       </w:r>
     </w:p>
     <w:p>
@@ -16234,13 +16052,7 @@
         <w:rPr>
           <w:lang w:val="es-419" w:eastAsia="es-CO"/>
         </w:rPr>
-        <w:t>Identificar correlación entre años de experiencia y salario</w:t>
-      </w:r>
-      <w:r>
-        <w:rPr>
-          <w:lang w:val="es-419" w:eastAsia="es-CO"/>
-        </w:rPr>
-        <w:t>.</w:t>
+        <w:t>Identificar correlación entre años de experiencia y salario.</w:t>
       </w:r>
     </w:p>
     <w:p>
@@ -16259,13 +16071,7 @@
         <w:rPr>
           <w:lang w:val="es-419" w:eastAsia="es-CO"/>
         </w:rPr>
-        <w:t>Detectar agrupaciones naturales o clústeres en los datos</w:t>
-      </w:r>
-      <w:r>
-        <w:rPr>
-          <w:lang w:val="es-419" w:eastAsia="es-CO"/>
-        </w:rPr>
-        <w:t>.</w:t>
+        <w:t>Detectar agrupaciones naturales o clústeres en los datos.</w:t>
       </w:r>
     </w:p>
     <w:p>
@@ -16419,34 +16225,6 @@
     </w:p>
     <w:p>
       <w:pPr>
-        <w:rPr>
-          <w:lang w:val="es-419" w:eastAsia="es-CO"/>
-        </w:rPr>
-      </w:pPr>
-    </w:p>
-    <w:p>
-      <w:pPr>
-        <w:rPr>
-          <w:lang w:val="es-419" w:eastAsia="es-CO"/>
-        </w:rPr>
-      </w:pPr>
-    </w:p>
-    <w:p>
-      <w:pPr>
-        <w:rPr>
-          <w:lang w:val="es-419" w:eastAsia="es-CO"/>
-        </w:rPr>
-      </w:pPr>
-    </w:p>
-    <w:p>
-      <w:pPr>
-        <w:rPr>
-          <w:lang w:val="es-419" w:eastAsia="es-CO"/>
-        </w:rPr>
-      </w:pPr>
-    </w:p>
-    <w:p>
-      <w:pPr>
         <w:pStyle w:val="Figura"/>
         <w:rPr>
           <w:lang w:val="es-419"/>
@@ -16473,8 +16251,8 @@
           <w:noProof/>
         </w:rPr>
         <w:drawing>
-          <wp:inline distT="0" distB="0" distL="0" distR="0" wp14:anchorId="6F70FA8B" wp14:editId="0C39FDAA">
-            <wp:extent cx="4924425" cy="3431098"/>
+          <wp:inline distT="0" distB="0" distL="0" distR="0" wp14:anchorId="6F70FA8B" wp14:editId="03DAB7BC">
+            <wp:extent cx="4257675" cy="2966539"/>
             <wp:effectExtent l="0" t="0" r="0" b="0"/>
             <wp:docPr id="21" name="Imagen 21" descr="Representación de puntos distribuidos en un plano cartesiano, donde cada punto refleja un par de valores, permitiendo identificar relaciones, tendencias o valores atípicos.  "/>
             <wp:cNvGraphicFramePr>
@@ -16505,7 +16283,7 @@
                   <pic:spPr bwMode="auto">
                     <a:xfrm>
                       <a:off x="0" y="0"/>
-                      <a:ext cx="4930336" cy="3435216"/>
+                      <a:ext cx="4265136" cy="2971738"/>
                     </a:xfrm>
                     <a:prstGeom prst="rect">
                       <a:avLst/>
@@ -16526,7 +16304,7 @@
       <w:pPr>
         <w:pStyle w:val="Ttulo2"/>
       </w:pPr>
-      <w:bookmarkStart w:id="18" w:name="_Toc214105893"/>
+      <w:bookmarkStart w:id="18" w:name="_Toc214563735"/>
       <w:r>
         <w:t>Gráficos de área</w:t>
       </w:r>
@@ -16609,20 +16387,20 @@
         <w:rPr>
           <w:lang w:val="es-419" w:eastAsia="es-CO"/>
         </w:rPr>
+        <w:t>Usar gráficos de área apilada para mostrar partes de un todo en evolución (por ejemplo, participación de ventas por categoría en un mercado creciente).</w:t>
+      </w:r>
+    </w:p>
+    <w:p>
+      <w:pPr>
+        <w:rPr>
+          <w:lang w:val="es-419" w:eastAsia="es-CO"/>
+        </w:rPr>
+      </w:pPr>
+      <w:r>
+        <w:rPr>
+          <w:lang w:val="es-419" w:eastAsia="es-CO"/>
+        </w:rPr>
         <w:lastRenderedPageBreak/>
-        <w:t>Usar gráficos de área apilada para mostrar partes de un todo en evolución (por ejemplo, participación de ventas por categoría en un mercado creciente).</w:t>
-      </w:r>
-    </w:p>
-    <w:p>
-      <w:pPr>
-        <w:rPr>
-          <w:lang w:val="es-419" w:eastAsia="es-CO"/>
-        </w:rPr>
-      </w:pPr>
-      <w:r>
-        <w:rPr>
-          <w:lang w:val="es-419" w:eastAsia="es-CO"/>
-        </w:rPr>
         <w:t>A continuación, se presenta un gráfico de área que representa el crecimiento total y la contribución relativa de distintos componentes a lo largo del tiempo:</w:t>
       </w:r>
     </w:p>
@@ -16653,8 +16431,8 @@
           <w:noProof/>
         </w:rPr>
         <w:drawing>
-          <wp:inline distT="0" distB="0" distL="0" distR="0" wp14:anchorId="3D4090C1" wp14:editId="4D746B8E">
-            <wp:extent cx="4978831" cy="3469005"/>
+          <wp:inline distT="0" distB="0" distL="0" distR="0" wp14:anchorId="3D4090C1" wp14:editId="2AA37701">
+            <wp:extent cx="4438650" cy="3092634"/>
             <wp:effectExtent l="0" t="0" r="0" b="0"/>
             <wp:docPr id="22" name="Imagen 22" descr="Gráfico con áreas coloreadas bajo líneas que representan series temporales, utilizado para visualizar la contribución acumulada de distintos elementos a un total general en el tiempo. "/>
             <wp:cNvGraphicFramePr>
@@ -16685,7 +16463,7 @@
                   <pic:spPr bwMode="auto">
                     <a:xfrm>
                       <a:off x="0" y="0"/>
-                      <a:ext cx="4983366" cy="3472165"/>
+                      <a:ext cx="4448301" cy="3099358"/>
                     </a:xfrm>
                     <a:prstGeom prst="rect">
                       <a:avLst/>
@@ -16706,7 +16484,7 @@
       <w:pPr>
         <w:pStyle w:val="Ttulo2"/>
       </w:pPr>
-      <w:bookmarkStart w:id="19" w:name="_Toc214105894"/>
+      <w:bookmarkStart w:id="19" w:name="_Toc214563736"/>
       <w:r>
         <w:t>Gráficos combinados</w:t>
       </w:r>
@@ -16722,21 +16500,7 @@
         <w:rPr>
           <w:lang w:val="es-419" w:eastAsia="es-CO"/>
         </w:rPr>
-        <w:t xml:space="preserve">Excel permite crear gráficos combinados, que integran dos o más tipos de gráficos en una misma visualización. Esto resulta útil cuando se desea representar múltiples medidas que tienen diferentes escalas o naturalezas, </w:t>
-      </w:r>
-      <w:proofErr w:type="gramStart"/>
-      <w:r>
-        <w:rPr>
-          <w:lang w:val="es-419" w:eastAsia="es-CO"/>
-        </w:rPr>
-        <w:t>como</w:t>
-      </w:r>
-      <w:proofErr w:type="gramEnd"/>
-      <w:r>
-        <w:rPr>
-          <w:lang w:val="es-419" w:eastAsia="es-CO"/>
-        </w:rPr>
-        <w:t xml:space="preserve"> por ejemplo:</w:t>
+        <w:t>Excel permite crear gráficos combinados, que integran dos o más tipos de gráficos en una misma visualización. Esto resulta útil cuando se desea representar múltiples medidas que tienen diferentes escalas o naturalezas, como por ejemplo:</w:t>
       </w:r>
     </w:p>
     <w:p>
@@ -16790,12 +16554,32 @@
         <w:rPr>
           <w:lang w:val="es-419" w:eastAsia="es-CO"/>
         </w:rPr>
+        <w:t>Mostrar un indicador principal junto con su descomposición secundaria.</w:t>
+      </w:r>
+    </w:p>
+    <w:p>
+      <w:pPr>
+        <w:rPr>
+          <w:lang w:eastAsia="es-CO"/>
+        </w:rPr>
+      </w:pPr>
+      <w:r>
+        <w:rPr>
+          <w:lang w:eastAsia="es-CO"/>
+        </w:rPr>
+        <w:t xml:space="preserve">Este tipo de gráfico mejora la comprensión del contexto general al permitir contrastar datos relacionados pero distintos, en una sola vista. La siguiente tabla </w:t>
+      </w:r>
+      <w:r>
+        <w:rPr>
+          <w:lang w:eastAsia="es-CO"/>
+        </w:rPr>
         <w:lastRenderedPageBreak/>
-        <w:t>Mostrar un indicador principal junto con su descomposición secundaria.</w:t>
-      </w:r>
-    </w:p>
-    <w:p>
-      <w:pPr>
+        <w:t>presenta una síntesis de los principales tipos de gráficos en Excel, su uso recomendado y ejemplos típicos:</w:t>
+      </w:r>
+    </w:p>
+    <w:p>
+      <w:pPr>
+        <w:pStyle w:val="Tabla"/>
         <w:rPr>
           <w:lang w:eastAsia="es-CO"/>
         </w:rPr>
@@ -16804,27 +16588,7 @@
         <w:rPr>
           <w:lang w:eastAsia="es-CO"/>
         </w:rPr>
-        <w:t>Este tipo de gráfico mejora la comprensión del contexto general al permitir contrastar datos relacionados pero distintos, en una sola vista. La siguiente tabla presenta una síntesis de los principales tipos de gráficos en Excel, su uso recomendado y ejemplos típicos:</w:t>
-      </w:r>
-    </w:p>
-    <w:p>
-      <w:pPr>
-        <w:pStyle w:val="Tabla"/>
-        <w:rPr>
-          <w:lang w:eastAsia="es-CO"/>
-        </w:rPr>
-      </w:pPr>
-      <w:r>
-        <w:rPr>
-          <w:lang w:eastAsia="es-CO"/>
-        </w:rPr>
-        <w:t>Resumen de tipos de g</w:t>
-      </w:r>
-      <w:r>
-        <w:rPr>
-          <w:lang w:eastAsia="es-CO"/>
-        </w:rPr>
-        <w:t>ráfico</w:t>
+        <w:t>Resumen de tipos de gráfico</w:t>
       </w:r>
     </w:p>
     <w:tbl>
@@ -16841,6 +16605,8 @@
       <w:tr>
         <w:trPr>
           <w:cnfStyle w:val="100000000000" w:firstRow="1" w:lastRow="0" w:firstColumn="0" w:lastColumn="0" w:oddVBand="0" w:evenVBand="0" w:oddHBand="0" w:evenHBand="0" w:firstRowFirstColumn="0" w:firstRowLastColumn="0" w:lastRowFirstColumn="0" w:lastRowLastColumn="0"/>
+          <w:cantSplit/>
+          <w:tblHeader/>
         </w:trPr>
         <w:tc>
           <w:tcPr>
@@ -16850,6 +16616,7 @@
           <w:p>
             <w:pPr>
               <w:pStyle w:val="Tablas"/>
+              <w:jc w:val="center"/>
               <w:rPr>
                 <w:lang w:val="es-ES" w:eastAsia="es-CO"/>
               </w:rPr>
@@ -16870,6 +16637,7 @@
           <w:p>
             <w:pPr>
               <w:pStyle w:val="Tablas"/>
+              <w:jc w:val="center"/>
               <w:rPr>
                 <w:lang w:val="es-ES" w:eastAsia="es-CO"/>
               </w:rPr>
@@ -16890,6 +16658,7 @@
           <w:p>
             <w:pPr>
               <w:pStyle w:val="Tablas"/>
+              <w:jc w:val="center"/>
               <w:rPr>
                 <w:lang w:val="es-ES" w:eastAsia="es-CO"/>
               </w:rPr>
@@ -17287,16 +17056,9 @@
     </w:tbl>
     <w:p>
       <w:pPr>
-        <w:rPr>
-          <w:lang w:eastAsia="es-CO"/>
-        </w:rPr>
-      </w:pPr>
-    </w:p>
-    <w:p>
-      <w:pPr>
         <w:pStyle w:val="Ttulo2"/>
       </w:pPr>
-      <w:bookmarkStart w:id="20" w:name="_Toc214105895"/>
+      <w:bookmarkStart w:id="20" w:name="_Toc214563737"/>
       <w:r>
         <w:t>Elementos de diseño</w:t>
       </w:r>
@@ -17312,15 +17074,29 @@
         <w:rPr>
           <w:lang w:val="es-419" w:eastAsia="es-CO"/>
         </w:rPr>
-        <w:t xml:space="preserve">Al momento de crear gráficos en Excel, no solo es importante elegir el tipo adecuado, sino también cuidar los elementos visuales que lo componen. Estos elementos son clave para que la información sea clara, precisa y efectiva. A </w:t>
-      </w:r>
-      <w:r>
-        <w:rPr>
-          <w:lang w:val="es-419" w:eastAsia="es-CO"/>
-        </w:rPr>
-        <w:lastRenderedPageBreak/>
-        <w:t>continuación, se detallan los principales elementos que deben considerarse para un diseño de gráfico profesional:</w:t>
-      </w:r>
+        <w:t>Al momento de crear gráficos en Excel, no solo es importante elegir el tipo adecuado, sino también cuidar los elementos visuales que lo componen. Estos elementos son clave para que la información sea clara, precisa y efectiva. A continuación, se detallan los principales elementos que deben considerarse para un diseño de gráfico profesional:</w:t>
+      </w:r>
+    </w:p>
+    <w:p>
+      <w:pPr>
+        <w:rPr>
+          <w:lang w:val="es-419" w:eastAsia="es-CO"/>
+        </w:rPr>
+      </w:pPr>
+    </w:p>
+    <w:p>
+      <w:pPr>
+        <w:rPr>
+          <w:lang w:val="es-419" w:eastAsia="es-CO"/>
+        </w:rPr>
+      </w:pPr>
+    </w:p>
+    <w:p>
+      <w:pPr>
+        <w:rPr>
+          <w:lang w:val="es-419" w:eastAsia="es-CO"/>
+        </w:rPr>
+      </w:pPr>
     </w:p>
     <w:p>
       <w:pPr>
@@ -17336,6 +17112,7 @@
           <w:bCs/>
           <w:lang w:val="es-419" w:eastAsia="es-CO"/>
         </w:rPr>
+        <w:lastRenderedPageBreak/>
         <w:t>Título del gráfico</w:t>
       </w:r>
     </w:p>
@@ -17522,9 +17299,15 @@
         <w:rPr>
           <w:lang w:val="es-419" w:eastAsia="es-CO"/>
         </w:rPr>
-        <w:lastRenderedPageBreak/>
         <w:t>Recomendaciones: Ubicarla en un lugar donde no interfiera con los datos, preferiblemente en la parte superior o derecha del gráfico. Usar nombres claros en las series para facilitar la comprensión.</w:t>
       </w:r>
+    </w:p>
+    <w:p>
+      <w:pPr>
+        <w:rPr>
+          <w:lang w:val="es-419" w:eastAsia="es-CO"/>
+        </w:rPr>
+      </w:pPr>
     </w:p>
     <w:p>
       <w:pPr>
@@ -17540,6 +17323,7 @@
           <w:bCs/>
           <w:lang w:val="es-419" w:eastAsia="es-CO"/>
         </w:rPr>
+        <w:lastRenderedPageBreak/>
         <w:t>Etiquetas de datos</w:t>
       </w:r>
     </w:p>
@@ -17627,13 +17411,7 @@
         <w:rPr>
           <w:lang w:val="es-419" w:eastAsia="es-CO"/>
         </w:rPr>
-        <w:t>Diferenciar categorías o series</w:t>
-      </w:r>
-      <w:r>
-        <w:rPr>
-          <w:lang w:val="es-419" w:eastAsia="es-CO"/>
-        </w:rPr>
-        <w:t>.</w:t>
+        <w:t>Diferenciar categorías o series.</w:t>
       </w:r>
     </w:p>
     <w:p>
@@ -17651,13 +17429,7 @@
         <w:rPr>
           <w:lang w:val="es-419" w:eastAsia="es-CO"/>
         </w:rPr>
-        <w:t>Destacar valores relevantes</w:t>
-      </w:r>
-      <w:r>
-        <w:rPr>
-          <w:lang w:val="es-419" w:eastAsia="es-CO"/>
-        </w:rPr>
-        <w:t>.</w:t>
+        <w:t>Destacar valores relevantes.</w:t>
       </w:r>
     </w:p>
     <w:p>
@@ -17675,70 +17447,28 @@
         <w:rPr>
           <w:lang w:val="es-419" w:eastAsia="es-CO"/>
         </w:rPr>
-        <w:t>Guiar la atención hacia los puntos clave</w:t>
-      </w:r>
-      <w:r>
-        <w:rPr>
-          <w:lang w:val="es-419" w:eastAsia="es-CO"/>
-        </w:rPr>
-        <w:t>.</w:t>
-      </w:r>
-    </w:p>
-    <w:p>
-      <w:pPr>
-        <w:rPr>
-          <w:lang w:val="es-419" w:eastAsia="es-CO"/>
-        </w:rPr>
-      </w:pPr>
-      <w:r>
-        <w:rPr>
-          <w:lang w:val="es-419" w:eastAsia="es-CO"/>
-        </w:rPr>
-        <w:t xml:space="preserve">Las buenas prácticas en el uso del color incluyen utilizar paletas consistentes y sobrias que mantengan una armonía visual a lo largo del gráfico, evitar colores excesivamente saturados o de bajo contraste, ya que dificultan la lectura, y considerar opciones accesibles para personas con dificultades de visión del color. En este último caso, se recomienda complementar los colores con patrones o formas distintivas, para </w:t>
-      </w:r>
-      <w:r>
-        <w:rPr>
-          <w:lang w:val="es-419" w:eastAsia="es-CO"/>
-        </w:rPr>
-        <w:lastRenderedPageBreak/>
-        <w:t>asegurar que la información siga siendo comprensible sin depender únicamente del color.</w:t>
-      </w:r>
-    </w:p>
-    <w:p>
-      <w:pPr>
-        <w:rPr>
-          <w:lang w:val="es-419" w:eastAsia="es-CO"/>
-        </w:rPr>
-      </w:pPr>
-    </w:p>
-    <w:p>
-      <w:pPr>
-        <w:rPr>
-          <w:lang w:eastAsia="es-CO"/>
-        </w:rPr>
-      </w:pPr>
-    </w:p>
-    <w:p>
-      <w:pPr>
-        <w:rPr>
-          <w:lang w:val="es-419" w:eastAsia="es-CO"/>
-        </w:rPr>
-      </w:pPr>
-    </w:p>
-    <w:p>
-      <w:pPr>
-        <w:spacing w:before="0" w:after="160" w:line="259" w:lineRule="auto"/>
-        <w:ind w:firstLine="0"/>
-        <w:rPr>
-          <w:lang w:val="es-419" w:eastAsia="es-CO"/>
-        </w:rPr>
-      </w:pPr>
-      <w:r>
-        <w:rPr>
-          <w:lang w:val="es-419" w:eastAsia="es-CO"/>
-        </w:rPr>
-        <w:br w:type="page"/>
-      </w:r>
+        <w:t>Guiar la atención hacia los puntos clave.</w:t>
+      </w:r>
+    </w:p>
+    <w:p>
+      <w:pPr>
+        <w:rPr>
+          <w:lang w:val="es-419" w:eastAsia="es-CO"/>
+        </w:rPr>
+      </w:pPr>
+      <w:r>
+        <w:rPr>
+          <w:lang w:val="es-419" w:eastAsia="es-CO"/>
+        </w:rPr>
+        <w:t>Las buenas prácticas en el uso del color incluyen utilizar paletas consistentes y sobrias que mantengan una armonía visual a lo largo del gráfico, evitar colores excesivamente saturados o de bajo contraste, ya que dificultan la lectura, y considerar opciones accesibles para personas con dificultades de visión del color. En este último caso, se recomienda complementar los colores con patrones o formas distintivas, para asegurar que la información siga siendo comprensible sin depender únicamente del color.</w:t>
+      </w:r>
+    </w:p>
+    <w:p>
+      <w:pPr>
+        <w:rPr>
+          <w:lang w:val="es-419" w:eastAsia="es-CO"/>
+        </w:rPr>
+      </w:pPr>
     </w:p>
     <w:p>
       <w:pPr>
@@ -17747,7 +17477,7 @@
           <w:lang w:val="es-CO"/>
         </w:rPr>
       </w:pPr>
-      <w:bookmarkStart w:id="21" w:name="_Toc214105896"/>
+      <w:bookmarkStart w:id="21" w:name="_Toc214563738"/>
       <w:r>
         <w:rPr>
           <w:lang w:val="es-CO"/>
@@ -17792,10 +17522,10 @@
           <w:lang w:eastAsia="es-CO"/>
         </w:rPr>
         <w:drawing>
-          <wp:inline distT="0" distB="0" distL="0" distR="0" wp14:anchorId="16945693" wp14:editId="3AA5FB9C">
+          <wp:inline distT="0" distB="0" distL="0" distR="0" wp14:anchorId="16945693" wp14:editId="6F2457CE">
             <wp:extent cx="6332220" cy="4410710"/>
             <wp:effectExtent l="0" t="0" r="0" b="8890"/>
-            <wp:docPr id="23" name="Gráfico 23"/>
+            <wp:docPr id="23" name="Gráfico 23" descr="Síntesis sobre gestión de gráficos en Excel que incluye conceptos clave relacionados con datos tabulares, tablas y gráficos. Contiene temas como conversión de rangos, texto en columnas, estructuración, ordenamiento, filtrado, tipos de tabla (incluyendo Power Pivot), referencias estructuradas, fila de totales, funciones de agregación, y tipos de gráficos como columnas, líneas, circulares, dispersión, área y combinados, junto con elementos de diseño como título, ejes, leyenda, etiquetas y color."/>
             <wp:cNvGraphicFramePr>
               <a:graphicFrameLocks xmlns:a="http://schemas.openxmlformats.org/drawingml/2006/main" noChangeAspect="1"/>
             </wp:cNvGraphicFramePr>
@@ -17803,7 +17533,7 @@
               <a:graphicData uri="http://schemas.openxmlformats.org/drawingml/2006/picture">
                 <pic:pic xmlns:pic="http://schemas.openxmlformats.org/drawingml/2006/picture">
                   <pic:nvPicPr>
-                    <pic:cNvPr id="23" name="Gráfico 23"/>
+                    <pic:cNvPr id="23" name="Gráfico 23" descr="Síntesis sobre gestión de gráficos en Excel que incluye conceptos clave relacionados con datos tabulares, tablas y gráficos. Contiene temas como conversión de rangos, texto en columnas, estructuración, ordenamiento, filtrado, tipos de tabla (incluyendo Power Pivot), referencias estructuradas, fila de totales, funciones de agregación, y tipos de gráficos como columnas, líneas, circulares, dispersión, área y combinados, junto con elementos de diseño como título, ejes, leyenda, etiquetas y color."/>
                     <pic:cNvPicPr/>
                   </pic:nvPicPr>
                   <pic:blipFill>
@@ -17884,7 +17614,7 @@
           <w:lang w:val="es-CO"/>
         </w:rPr>
       </w:pPr>
-      <w:bookmarkStart w:id="22" w:name="_Toc214105897"/>
+      <w:bookmarkStart w:id="22" w:name="_Toc214563739"/>
       <w:r>
         <w:rPr>
           <w:lang w:val="es-CO"/>
@@ -18298,7 +18028,7 @@
           <w:lang w:val="es-CO"/>
         </w:rPr>
       </w:pPr>
-      <w:bookmarkStart w:id="23" w:name="_Toc214105898"/>
+      <w:bookmarkStart w:id="23" w:name="_Toc214563740"/>
       <w:r>
         <w:rPr>
           <w:lang w:val="es-CO"/>
@@ -18353,19 +18083,17 @@
         <w:t>Referencia</w:t>
       </w:r>
       <w:r>
-        <w:t xml:space="preserve"> estructurada: un tipo de referencia utilizada en las tablas de Excel que usa los nombres de las columnas en lugar de las direcciones de celda (ej. =[@Salario]), haciendo las fórmulas más legibles.</w:t>
-      </w:r>
-    </w:p>
-    <w:p>
+        <w:t xml:space="preserve"> </w:t>
+      </w:r>
       <w:r>
         <w:rPr>
           <w:b/>
           <w:bCs/>
         </w:rPr>
-        <w:t>Segmentación de datos</w:t>
-      </w:r>
-      <w:r>
-        <w:t>: una herramienta de filtrado visual que utiliza botones para filtrar rápidamente los datos en tablas, tablas dinámicas y gráficos dinámicos.</w:t>
+        <w:t>estructurada</w:t>
+      </w:r>
+      <w:r>
+        <w:t>: un tipo de referencia utilizada en las tablas de Excel que usa los nombres de las columnas en lugar de las direcciones de celda (ej. =[@Salario]), haciendo las fórmulas más legibles.</w:t>
       </w:r>
     </w:p>
     <w:p>
@@ -18374,24 +18102,36 @@
           <w:b/>
           <w:bCs/>
         </w:rPr>
-        <w:t>Serie de datos</w:t>
-      </w:r>
-      <w:r>
-        <w:t>: conjunto de puntos de datos relacionados que se trazan en un gráfico. Por ejemplo, en un gráfico de ventas mensuales, las ventas de cada producto serían una serie de datos diferente.</w:t>
-      </w:r>
-    </w:p>
-    <w:p/>
-    <w:p>
-      <w:pPr>
+        <w:t>Segmentación de datos</w:t>
+      </w:r>
+      <w:r>
+        <w:t>: una herramienta de filtrado visual que utiliza botones para filtrar rápidamente los datos en tablas, tablas dinámicas y gráficos dinámicos.</w:t>
+      </w:r>
+    </w:p>
+    <w:p>
+      <w:r>
         <w:rPr>
           <w:b/>
           <w:bCs/>
         </w:rPr>
-      </w:pPr>
+        <w:t>Serie de datos</w:t>
+      </w:r>
+      <w:r>
+        <w:t>: conjunto de puntos de datos relacionados que se trazan en un gráfico. Por ejemplo, en un gráfico de ventas mensuales, las ventas de cada producto serían una serie de datos diferente.</w:t>
+      </w:r>
     </w:p>
     <w:p/>
     <w:p>
       <w:pPr>
+        <w:rPr>
+          <w:b/>
+          <w:bCs/>
+        </w:rPr>
+      </w:pPr>
+    </w:p>
+    <w:p/>
+    <w:p>
+      <w:pPr>
         <w:ind w:left="709" w:firstLine="0"/>
       </w:pPr>
     </w:p>
@@ -18407,7 +18147,7 @@
           <w:lang w:val="es-CO"/>
         </w:rPr>
       </w:pPr>
-      <w:bookmarkStart w:id="24" w:name="_Toc214105899"/>
+      <w:bookmarkStart w:id="24" w:name="_Toc214563741"/>
       <w:r>
         <w:rPr>
           <w:lang w:val="es-CO"/>
@@ -18445,21 +18185,14 @@
         </w:numPr>
         <w:ind w:left="993"/>
       </w:pPr>
-      <w:proofErr w:type="spellStart"/>
-      <w:r>
-        <w:t>Frye</w:t>
-      </w:r>
-      <w:proofErr w:type="spellEnd"/>
-      <w:r>
-        <w:t xml:space="preserve">, C. (2013). Microsoft Excel 2013 step </w:t>
-      </w:r>
-      <w:proofErr w:type="spellStart"/>
-      <w:r>
-        <w:t>by</w:t>
-      </w:r>
-      <w:proofErr w:type="spellEnd"/>
-      <w:r>
-        <w:t xml:space="preserve"> step. Pearson </w:t>
+      <w:r>
+        <w:rPr>
+          <w:lang w:val="en-US"/>
+        </w:rPr>
+        <w:t xml:space="preserve">Frye, C. (2013). Microsoft Excel 2013 step by step. </w:t>
+      </w:r>
+      <w:r>
+        <w:t xml:space="preserve">Pearson </w:t>
       </w:r>
       <w:proofErr w:type="spellStart"/>
       <w:r>
@@ -18481,27 +18214,20 @@
       </w:pPr>
       <w:proofErr w:type="spellStart"/>
       <w:r>
+        <w:rPr>
+          <w:lang w:val="en-US"/>
+        </w:rPr>
         <w:t>Kusleika</w:t>
       </w:r>
       <w:proofErr w:type="spellEnd"/>
       <w:r>
-        <w:t xml:space="preserve">, M., &amp; </w:t>
-      </w:r>
-      <w:proofErr w:type="spellStart"/>
-      <w:r>
-        <w:t>Walkenbach</w:t>
-      </w:r>
-      <w:proofErr w:type="spellEnd"/>
-      <w:r>
-        <w:t xml:space="preserve">, J. (2019). Excel 2019 </w:t>
-      </w:r>
-      <w:proofErr w:type="spellStart"/>
-      <w:r>
-        <w:t>bible</w:t>
-      </w:r>
-      <w:proofErr w:type="spellEnd"/>
-      <w:r>
-        <w:t xml:space="preserve">. John Wiley &amp; </w:t>
+        <w:rPr>
+          <w:lang w:val="en-US"/>
+        </w:rPr>
+        <w:t xml:space="preserve">, M., &amp; Walkenbach, J. (2019). Excel 2019 bible. </w:t>
+      </w:r>
+      <w:r>
+        <w:t xml:space="preserve">John Wiley &amp; </w:t>
       </w:r>
       <w:proofErr w:type="spellStart"/>
       <w:r>
@@ -18523,19 +18249,20 @@
       </w:pPr>
       <w:proofErr w:type="spellStart"/>
       <w:r>
+        <w:rPr>
+          <w:lang w:val="en-US"/>
+        </w:rPr>
         <w:t>McFedries</w:t>
       </w:r>
       <w:proofErr w:type="spellEnd"/>
       <w:r>
-        <w:t xml:space="preserve">, P. (2019). Microsoft Excel 2019 formulas and </w:t>
-      </w:r>
-      <w:proofErr w:type="spellStart"/>
-      <w:r>
-        <w:t>functions</w:t>
-      </w:r>
-      <w:proofErr w:type="spellEnd"/>
-      <w:r>
-        <w:t xml:space="preserve">. Microsoft </w:t>
+        <w:rPr>
+          <w:lang w:val="en-US"/>
+        </w:rPr>
+        <w:t xml:space="preserve">, P. (2019). Microsoft Excel 2019 formulas and functions. </w:t>
+      </w:r>
+      <w:r>
+        <w:t xml:space="preserve">Microsoft </w:t>
       </w:r>
       <w:proofErr w:type="spellStart"/>
       <w:r>
@@ -18556,31 +18283,13 @@
         <w:ind w:left="993"/>
       </w:pPr>
       <w:r>
+        <w:rPr>
+          <w:lang w:val="en-US"/>
+        </w:rPr>
+        <w:t xml:space="preserve">Microsoft Corporation. (2021). Microsoft Excel documentation and specifications. </w:t>
+      </w:r>
+      <w:r>
         <w:t xml:space="preserve">Microsoft </w:t>
-      </w:r>
-      <w:proofErr w:type="spellStart"/>
-      <w:r>
-        <w:t>Corporation</w:t>
-      </w:r>
-      <w:proofErr w:type="spellEnd"/>
-      <w:r>
-        <w:t xml:space="preserve">. (2021). Microsoft Excel </w:t>
-      </w:r>
-      <w:proofErr w:type="spellStart"/>
-      <w:r>
-        <w:t>documentation</w:t>
-      </w:r>
-      <w:proofErr w:type="spellEnd"/>
-      <w:r>
-        <w:t xml:space="preserve"> and </w:t>
-      </w:r>
-      <w:proofErr w:type="spellStart"/>
-      <w:r>
-        <w:t>specifications</w:t>
-      </w:r>
-      <w:proofErr w:type="spellEnd"/>
-      <w:r>
-        <w:t xml:space="preserve">. Microsoft </w:t>
       </w:r>
       <w:proofErr w:type="spellStart"/>
       <w:r>
@@ -18601,10 +18310,7 @@
         <w:ind w:left="993"/>
       </w:pPr>
       <w:r>
-        <w:t>Microsoft. (2025). Usar referencias estructuradas con las tablas de Excel.</w:t>
-      </w:r>
-      <w:r>
-        <w:t xml:space="preserve"> </w:t>
+        <w:t xml:space="preserve">Microsoft. (2025). Usar referencias estructuradas con las tablas de Excel. </w:t>
       </w:r>
       <w:hyperlink r:id="rId38" w:history="1">
         <w:r>
@@ -18623,30 +18329,15 @@
           <w:numId w:val="109"/>
         </w:numPr>
         <w:ind w:left="993"/>
-      </w:pPr>
-      <w:proofErr w:type="spellStart"/>
-      <w:r>
-        <w:t>Walkenbach</w:t>
-      </w:r>
-      <w:proofErr w:type="spellEnd"/>
-      <w:r>
-        <w:t xml:space="preserve">, J. (2013). Excel 2013 </w:t>
-      </w:r>
-      <w:proofErr w:type="spellStart"/>
-      <w:r>
-        <w:t>bible</w:t>
-      </w:r>
-      <w:proofErr w:type="spellEnd"/>
-      <w:r>
-        <w:t xml:space="preserve">. John Wiley &amp; </w:t>
-      </w:r>
-      <w:proofErr w:type="spellStart"/>
-      <w:r>
-        <w:t>Sons</w:t>
-      </w:r>
-      <w:proofErr w:type="spellEnd"/>
-      <w:r>
-        <w:t>.</w:t>
+        <w:rPr>
+          <w:lang w:val="en-US"/>
+        </w:rPr>
+      </w:pPr>
+      <w:r>
+        <w:rPr>
+          <w:lang w:val="en-US"/>
+        </w:rPr>
+        <w:t>Walkenbach, J. (2013). Excel 2013 bible. John Wiley &amp; Sons.</w:t>
       </w:r>
     </w:p>
     <w:p>
@@ -18659,31 +18350,13 @@
         <w:ind w:left="993"/>
       </w:pPr>
       <w:r>
-        <w:t xml:space="preserve">Winston, W. (2019). Microsoft Excel 2019 Data </w:t>
-      </w:r>
-      <w:proofErr w:type="spellStart"/>
-      <w:r>
-        <w:t>analysis</w:t>
-      </w:r>
-      <w:proofErr w:type="spellEnd"/>
-      <w:r>
-        <w:t xml:space="preserve"> and </w:t>
-      </w:r>
-      <w:proofErr w:type="spellStart"/>
-      <w:r>
-        <w:t>business</w:t>
-      </w:r>
-      <w:proofErr w:type="spellEnd"/>
-      <w:r>
-        <w:t xml:space="preserve"> </w:t>
-      </w:r>
-      <w:proofErr w:type="spellStart"/>
-      <w:r>
-        <w:t>modeling</w:t>
-      </w:r>
-      <w:proofErr w:type="spellEnd"/>
-      <w:r>
-        <w:t xml:space="preserve">. Microsoft </w:t>
+        <w:rPr>
+          <w:lang w:val="en-US"/>
+        </w:rPr>
+        <w:t xml:space="preserve">Winston, W. (2019). Microsoft Excel 2019 Data analysis and business modeling. </w:t>
+      </w:r>
+      <w:r>
+        <w:t xml:space="preserve">Microsoft </w:t>
       </w:r>
       <w:proofErr w:type="spellStart"/>
       <w:r>
@@ -18704,38 +18377,20 @@
         <w:ind w:left="993"/>
       </w:pPr>
       <w:r>
-        <w:t xml:space="preserve">Winston, W. (2021). Microsoft Excel data </w:t>
+        <w:rPr>
+          <w:lang w:val="en-US"/>
+        </w:rPr>
+        <w:t xml:space="preserve">Winston, W. (2021). Microsoft Excel data analysis and business modeling (Office 2021 and Microsoft 365). </w:t>
+      </w:r>
+      <w:r>
+        <w:t xml:space="preserve">Microsoft </w:t>
       </w:r>
       <w:proofErr w:type="spellStart"/>
       <w:r>
-        <w:t>analysis</w:t>
+        <w:t>Press</w:t>
       </w:r>
       <w:proofErr w:type="spellEnd"/>
       <w:r>
-        <w:t xml:space="preserve"> and </w:t>
-      </w:r>
-      <w:proofErr w:type="spellStart"/>
-      <w:r>
-        <w:t>business</w:t>
-      </w:r>
-      <w:proofErr w:type="spellEnd"/>
-      <w:r>
-        <w:t xml:space="preserve"> </w:t>
-      </w:r>
-      <w:proofErr w:type="spellStart"/>
-      <w:r>
-        <w:t>modeling</w:t>
-      </w:r>
-      <w:proofErr w:type="spellEnd"/>
-      <w:r>
-        <w:t xml:space="preserve"> (Office 2021 and Microsoft 365). Microsoft </w:t>
-      </w:r>
-      <w:proofErr w:type="spellStart"/>
-      <w:r>
-        <w:t>Press</w:t>
-      </w:r>
-      <w:proofErr w:type="spellEnd"/>
-      <w:r>
         <w:t>.</w:t>
       </w:r>
     </w:p>
@@ -18746,7 +18401,7 @@
           <w:lang w:val="es-CO"/>
         </w:rPr>
       </w:pPr>
-      <w:bookmarkStart w:id="25" w:name="_Toc214105900"/>
+      <w:bookmarkStart w:id="25" w:name="_Toc214563742"/>
       <w:r>
         <w:rPr>
           <w:lang w:val="es-CO"/>
@@ -18859,19 +18514,11 @@
                 <w:lang w:val="es-CO"/>
               </w:rPr>
             </w:pPr>
-            <w:proofErr w:type="spellStart"/>
             <w:r>
               <w:rPr>
                 <w:lang w:val="es-CO"/>
               </w:rPr>
-              <w:t>Milady</w:t>
-            </w:r>
-            <w:proofErr w:type="spellEnd"/>
-            <w:r>
-              <w:rPr>
-                <w:lang w:val="es-CO"/>
-              </w:rPr>
-              <w:t xml:space="preserve"> Tatiana Villamil Castellanos</w:t>
+              <w:t>Milady Tatiana Villamil Castellanos</w:t>
             </w:r>
           </w:p>
         </w:tc>
@@ -18936,16 +18583,8 @@
               <w:rPr>
                 <w:lang w:val="es-CO"/>
               </w:rPr>
-              <w:t xml:space="preserve">Olga Constanza Bermúdez </w:t>
-            </w:r>
-            <w:proofErr w:type="spellStart"/>
-            <w:r>
-              <w:rPr>
-                <w:lang w:val="es-CO"/>
-              </w:rPr>
-              <w:t>Jaimes</w:t>
-            </w:r>
-            <w:proofErr w:type="spellEnd"/>
+              <w:t>Olga Constanza Bermúdez Jaimes</w:t>
+            </w:r>
           </w:p>
         </w:tc>
         <w:tc>
@@ -19026,28 +18665,24 @@
               </w:rPr>
               <w:t xml:space="preserve">Deivis Eduard </w:t>
             </w:r>
-            <w:proofErr w:type="spellStart"/>
             <w:r>
               <w:rPr>
                 <w:lang w:val="es-CO"/>
               </w:rPr>
-              <w:t>Ramirez</w:t>
-            </w:r>
-            <w:proofErr w:type="spellEnd"/>
+              <w:t>Ramírez</w:t>
+            </w:r>
             <w:r>
               <w:rPr>
                 <w:lang w:val="es-CO"/>
               </w:rPr>
               <w:t xml:space="preserve"> </w:t>
             </w:r>
-            <w:proofErr w:type="spellStart"/>
             <w:r>
               <w:rPr>
                 <w:lang w:val="es-CO"/>
               </w:rPr>
-              <w:t>Martinez</w:t>
-            </w:r>
-            <w:proofErr w:type="spellEnd"/>
+              <w:t>Martínez</w:t>
+            </w:r>
           </w:p>
         </w:tc>
         <w:tc>
@@ -19270,11 +18905,9 @@
             <w:r>
               <w:t xml:space="preserve">Manuel Felipe Echevarría </w:t>
             </w:r>
-            <w:proofErr w:type="spellStart"/>
-            <w:r>
-              <w:t>orozco</w:t>
-            </w:r>
-            <w:proofErr w:type="spellEnd"/>
+            <w:r>
+              <w:t>Orozco</w:t>
+            </w:r>
           </w:p>
         </w:tc>
         <w:tc>
@@ -19313,7 +18946,6 @@
               </w:rPr>
               <w:t xml:space="preserve"> </w:t>
             </w:r>
-            <w:proofErr w:type="spellStart"/>
             <w:r>
               <w:rPr>
                 <w:rStyle w:val="Extranjerismo"/>
@@ -19321,7 +18953,6 @@
               </w:rPr>
               <w:t>stack</w:t>
             </w:r>
-            <w:proofErr w:type="spellEnd"/>
           </w:p>
         </w:tc>
         <w:tc>
@@ -19814,7 +19445,7 @@
 </file>
 
 <file path=word/endnotes.xml><?xml version="1.0" encoding="utf-8"?>
-<w:endnotes xmlns:wpc="http://schemas.microsoft.com/office/word/2010/wordprocessingCanvas" xmlns:cx="http://schemas.microsoft.com/office/drawing/2014/chartex" xmlns:cx1="http://schemas.microsoft.com/office/drawing/2015/9/8/chartex" xmlns:cx2="http://schemas.microsoft.com/office/drawing/2015/10/21/chartex" xmlns:cx3="http://schemas.microsoft.com/office/drawing/2016/5/9/chartex" xmlns:cx4="http://schemas.microsoft.com/office/drawing/2016/5/10/chartex" xmlns:cx5="http://schemas.microsoft.com/office/drawing/2016/5/11/chartex" xmlns:cx6="http://schemas.microsoft.com/office/drawing/2016/5/12/chartex" xmlns:cx7="http://schemas.microsoft.com/office/drawing/2016/5/13/chartex" xmlns:cx8="http://schemas.microsoft.com/office/drawing/2016/5/14/chartex" xmlns:mc="http://schemas.openxmlformats.org/markup-compatibility/2006" xmlns:aink="http://schemas.microsoft.com/office/drawing/2016/ink" xmlns:am3d="http://schemas.microsoft.com/office/drawing/2017/model3d" xmlns:o="urn:schemas-microsoft-com:office:office" xmlns:oel="http://schemas.microsoft.com/office/2019/extlst" xmlns:r="http://schemas.openxmlformats.org/officeDocument/2006/relationships" xmlns:m="http://schemas.openxmlformats.org/officeDocument/2006/math" xmlns:v="urn:schemas-microsoft-com:vml" xmlns:wp14="http://schemas.microsoft.com/office/word/2010/wordprocessingDrawing" xmlns:wp="http://schemas.openxmlformats.org/drawingml/2006/wordprocessingDrawing" xmlns:w10="urn:schemas-microsoft-com:office:word" xmlns:w="http://schemas.openxmlformats.org/wordprocessingml/2006/main" xmlns:w14="http://schemas.microsoft.com/office/word/2010/wordml" xmlns:w15="http://schemas.microsoft.com/office/word/2012/wordml" xmlns:w16cex="http://schemas.microsoft.com/office/word/2018/wordml/cex" xmlns:w16cid="http://schemas.microsoft.com/office/word/2016/wordml/cid" xmlns:w16="http://schemas.microsoft.com/office/word/2018/wordml" xmlns:w16sdtdh="http://schemas.microsoft.com/office/word/2020/wordml/sdtdatahash" xmlns:w16se="http://schemas.microsoft.com/office/word/2015/wordml/symex" xmlns:wpg="http://schemas.microsoft.com/office/word/2010/wordprocessingGroup" xmlns:wpi="http://schemas.microsoft.com/office/word/2010/wordprocessingInk" xmlns:wne="http://schemas.microsoft.com/office/word/2006/wordml" xmlns:wps="http://schemas.microsoft.com/office/word/2010/wordprocessingShape" mc:Ignorable="w14 w15 w16se w16cid w16 w16cex w16sdtdh wp14">
+<w:endnotes xmlns:wpc="http://schemas.microsoft.com/office/word/2010/wordprocessingCanvas" xmlns:cx="http://schemas.microsoft.com/office/drawing/2014/chartex" xmlns:cx1="http://schemas.microsoft.com/office/drawing/2015/9/8/chartex" xmlns:cx2="http://schemas.microsoft.com/office/drawing/2015/10/21/chartex" xmlns:cx3="http://schemas.microsoft.com/office/drawing/2016/5/9/chartex" xmlns:cx4="http://schemas.microsoft.com/office/drawing/2016/5/10/chartex" xmlns:cx5="http://schemas.microsoft.com/office/drawing/2016/5/11/chartex" xmlns:cx6="http://schemas.microsoft.com/office/drawing/2016/5/12/chartex" xmlns:cx7="http://schemas.microsoft.com/office/drawing/2016/5/13/chartex" xmlns:cx8="http://schemas.microsoft.com/office/drawing/2016/5/14/chartex" xmlns:mc="http://schemas.openxmlformats.org/markup-compatibility/2006" xmlns:aink="http://schemas.microsoft.com/office/drawing/2016/ink" xmlns:am3d="http://schemas.microsoft.com/office/drawing/2017/model3d" xmlns:o="urn:schemas-microsoft-com:office:office" xmlns:oel="http://schemas.microsoft.com/office/2019/extlst" xmlns:r="http://schemas.openxmlformats.org/officeDocument/2006/relationships" xmlns:m="http://schemas.openxmlformats.org/officeDocument/2006/math" xmlns:v="urn:schemas-microsoft-com:vml" xmlns:wp14="http://schemas.microsoft.com/office/word/2010/wordprocessingDrawing" xmlns:wp="http://schemas.openxmlformats.org/drawingml/2006/wordprocessingDrawing" xmlns:w10="urn:schemas-microsoft-com:office:word" xmlns:w="http://schemas.openxmlformats.org/wordprocessingml/2006/main" xmlns:w14="http://schemas.microsoft.com/office/word/2010/wordml" xmlns:w15="http://schemas.microsoft.com/office/word/2012/wordml" xmlns:w16cex="http://schemas.microsoft.com/office/word/2018/wordml/cex" xmlns:w16cid="http://schemas.microsoft.com/office/word/2016/wordml/cid" xmlns:w16="http://schemas.microsoft.com/office/word/2018/wordml" xmlns:w16du="http://schemas.microsoft.com/office/word/2023/wordml/word16du" xmlns:w16sdtdh="http://schemas.microsoft.com/office/word/2020/wordml/sdtdatahash" xmlns:w16sdtfl="http://schemas.microsoft.com/office/word/2024/wordml/sdtformatlock" xmlns:w16se="http://schemas.microsoft.com/office/word/2015/wordml/symex" xmlns:wpg="http://schemas.microsoft.com/office/word/2010/wordprocessingGroup" xmlns:wpi="http://schemas.microsoft.com/office/word/2010/wordprocessingInk" xmlns:wne="http://schemas.microsoft.com/office/word/2006/wordml" xmlns:wps="http://schemas.microsoft.com/office/word/2010/wordprocessingShape" mc:Ignorable="w14 w15 w16se w16cid w16 w16cex w16sdtdh w16sdtfl w16du wp14">
   <w:endnote w:type="separator" w:id="-1">
     <w:p>
       <w:pPr>
@@ -19839,7 +19470,7 @@
 </file>
 
 <file path=word/footer1.xml><?xml version="1.0" encoding="utf-8"?>
-<w:ftr xmlns:wpc="http://schemas.microsoft.com/office/word/2010/wordprocessingCanvas" xmlns:cx="http://schemas.microsoft.com/office/drawing/2014/chartex" xmlns:cx1="http://schemas.microsoft.com/office/drawing/2015/9/8/chartex" xmlns:cx2="http://schemas.microsoft.com/office/drawing/2015/10/21/chartex" xmlns:cx3="http://schemas.microsoft.com/office/drawing/2016/5/9/chartex" xmlns:cx4="http://schemas.microsoft.com/office/drawing/2016/5/10/chartex" xmlns:cx5="http://schemas.microsoft.com/office/drawing/2016/5/11/chartex" xmlns:cx6="http://schemas.microsoft.com/office/drawing/2016/5/12/chartex" xmlns:cx7="http://schemas.microsoft.com/office/drawing/2016/5/13/chartex" xmlns:cx8="http://schemas.microsoft.com/office/drawing/2016/5/14/chartex" xmlns:mc="http://schemas.openxmlformats.org/markup-compatibility/2006" xmlns:aink="http://schemas.microsoft.com/office/drawing/2016/ink" xmlns:am3d="http://schemas.microsoft.com/office/drawing/2017/model3d" xmlns:o="urn:schemas-microsoft-com:office:office" xmlns:oel="http://schemas.microsoft.com/office/2019/extlst" xmlns:r="http://schemas.openxmlformats.org/officeDocument/2006/relationships" xmlns:m="http://schemas.openxmlformats.org/officeDocument/2006/math" xmlns:v="urn:schemas-microsoft-com:vml" xmlns:wp14="http://schemas.microsoft.com/office/word/2010/wordprocessingDrawing" xmlns:wp="http://schemas.openxmlformats.org/drawingml/2006/wordprocessingDrawing" xmlns:w10="urn:schemas-microsoft-com:office:word" xmlns:w="http://schemas.openxmlformats.org/wordprocessingml/2006/main" xmlns:w14="http://schemas.microsoft.com/office/word/2010/wordml" xmlns:w15="http://schemas.microsoft.com/office/word/2012/wordml" xmlns:w16cex="http://schemas.microsoft.com/office/word/2018/wordml/cex" xmlns:w16cid="http://schemas.microsoft.com/office/word/2016/wordml/cid" xmlns:w16="http://schemas.microsoft.com/office/word/2018/wordml" xmlns:w16sdtdh="http://schemas.microsoft.com/office/word/2020/wordml/sdtdatahash" xmlns:w16se="http://schemas.microsoft.com/office/word/2015/wordml/symex" xmlns:wpg="http://schemas.microsoft.com/office/word/2010/wordprocessingGroup" xmlns:wpi="http://schemas.microsoft.com/office/word/2010/wordprocessingInk" xmlns:wne="http://schemas.microsoft.com/office/word/2006/wordml" xmlns:wps="http://schemas.microsoft.com/office/word/2010/wordprocessingShape" mc:Ignorable="w14 w15 w16se w16cid w16 w16cex w16sdtdh wp14">
+<w:ftr xmlns:wpc="http://schemas.microsoft.com/office/word/2010/wordprocessingCanvas" xmlns:cx="http://schemas.microsoft.com/office/drawing/2014/chartex" xmlns:cx1="http://schemas.microsoft.com/office/drawing/2015/9/8/chartex" xmlns:cx2="http://schemas.microsoft.com/office/drawing/2015/10/21/chartex" xmlns:cx3="http://schemas.microsoft.com/office/drawing/2016/5/9/chartex" xmlns:cx4="http://schemas.microsoft.com/office/drawing/2016/5/10/chartex" xmlns:cx5="http://schemas.microsoft.com/office/drawing/2016/5/11/chartex" xmlns:cx6="http://schemas.microsoft.com/office/drawing/2016/5/12/chartex" xmlns:cx7="http://schemas.microsoft.com/office/drawing/2016/5/13/chartex" xmlns:cx8="http://schemas.microsoft.com/office/drawing/2016/5/14/chartex" xmlns:mc="http://schemas.openxmlformats.org/markup-compatibility/2006" xmlns:aink="http://schemas.microsoft.com/office/drawing/2016/ink" xmlns:am3d="http://schemas.microsoft.com/office/drawing/2017/model3d" xmlns:o="urn:schemas-microsoft-com:office:office" xmlns:oel="http://schemas.microsoft.com/office/2019/extlst" xmlns:r="http://schemas.openxmlformats.org/officeDocument/2006/relationships" xmlns:m="http://schemas.openxmlformats.org/officeDocument/2006/math" xmlns:v="urn:schemas-microsoft-com:vml" xmlns:wp14="http://schemas.microsoft.com/office/word/2010/wordprocessingDrawing" xmlns:wp="http://schemas.openxmlformats.org/drawingml/2006/wordprocessingDrawing" xmlns:w10="urn:schemas-microsoft-com:office:word" xmlns:w="http://schemas.openxmlformats.org/wordprocessingml/2006/main" xmlns:w14="http://schemas.microsoft.com/office/word/2010/wordml" xmlns:w15="http://schemas.microsoft.com/office/word/2012/wordml" xmlns:w16cex="http://schemas.microsoft.com/office/word/2018/wordml/cex" xmlns:w16cid="http://schemas.microsoft.com/office/word/2016/wordml/cid" xmlns:w16="http://schemas.microsoft.com/office/word/2018/wordml" xmlns:w16du="http://schemas.microsoft.com/office/word/2023/wordml/word16du" xmlns:w16sdtdh="http://schemas.microsoft.com/office/word/2020/wordml/sdtdatahash" xmlns:w16sdtfl="http://schemas.microsoft.com/office/word/2024/wordml/sdtformatlock" xmlns:w16se="http://schemas.microsoft.com/office/word/2015/wordml/symex" xmlns:wpg="http://schemas.microsoft.com/office/word/2010/wordprocessingGroup" xmlns:wpi="http://schemas.microsoft.com/office/word/2010/wordprocessingInk" xmlns:wne="http://schemas.microsoft.com/office/word/2006/wordml" xmlns:wps="http://schemas.microsoft.com/office/word/2010/wordprocessingShape" mc:Ignorable="w14 w15 w16se w16cid w16 w16cex w16sdtdh w16sdtfl w16du wp14">
   <w:sdt>
     <w:sdtPr>
       <w:id w:val="-1465197936"/>
@@ -19884,7 +19515,7 @@
 </file>
 
 <file path=word/footnotes.xml><?xml version="1.0" encoding="utf-8"?>
-<w:footnotes xmlns:wpc="http://schemas.microsoft.com/office/word/2010/wordprocessingCanvas" xmlns:cx="http://schemas.microsoft.com/office/drawing/2014/chartex" xmlns:cx1="http://schemas.microsoft.com/office/drawing/2015/9/8/chartex" xmlns:cx2="http://schemas.microsoft.com/office/drawing/2015/10/21/chartex" xmlns:cx3="http://schemas.microsoft.com/office/drawing/2016/5/9/chartex" xmlns:cx4="http://schemas.microsoft.com/office/drawing/2016/5/10/chartex" xmlns:cx5="http://schemas.microsoft.com/office/drawing/2016/5/11/chartex" xmlns:cx6="http://schemas.microsoft.com/office/drawing/2016/5/12/chartex" xmlns:cx7="http://schemas.microsoft.com/office/drawing/2016/5/13/chartex" xmlns:cx8="http://schemas.microsoft.com/office/drawing/2016/5/14/chartex" xmlns:mc="http://schemas.openxmlformats.org/markup-compatibility/2006" xmlns:aink="http://schemas.microsoft.com/office/drawing/2016/ink" xmlns:am3d="http://schemas.microsoft.com/office/drawing/2017/model3d" xmlns:o="urn:schemas-microsoft-com:office:office" xmlns:oel="http://schemas.microsoft.com/office/2019/extlst" xmlns:r="http://schemas.openxmlformats.org/officeDocument/2006/relationships" xmlns:m="http://schemas.openxmlformats.org/officeDocument/2006/math" xmlns:v="urn:schemas-microsoft-com:vml" xmlns:wp14="http://schemas.microsoft.com/office/word/2010/wordprocessingDrawing" xmlns:wp="http://schemas.openxmlformats.org/drawingml/2006/wordprocessingDrawing" xmlns:w10="urn:schemas-microsoft-com:office:word" xmlns:w="http://schemas.openxmlformats.org/wordprocessingml/2006/main" xmlns:w14="http://schemas.microsoft.com/office/word/2010/wordml" xmlns:w15="http://schemas.microsoft.com/office/word/2012/wordml" xmlns:w16cex="http://schemas.microsoft.com/office/word/2018/wordml/cex" xmlns:w16cid="http://schemas.microsoft.com/office/word/2016/wordml/cid" xmlns:w16="http://schemas.microsoft.com/office/word/2018/wordml" xmlns:w16sdtdh="http://schemas.microsoft.com/office/word/2020/wordml/sdtdatahash" xmlns:w16se="http://schemas.microsoft.com/office/word/2015/wordml/symex" xmlns:wpg="http://schemas.microsoft.com/office/word/2010/wordprocessingGroup" xmlns:wpi="http://schemas.microsoft.com/office/word/2010/wordprocessingInk" xmlns:wne="http://schemas.microsoft.com/office/word/2006/wordml" xmlns:wps="http://schemas.microsoft.com/office/word/2010/wordprocessingShape" mc:Ignorable="w14 w15 w16se w16cid w16 w16cex w16sdtdh wp14">
+<w:footnotes xmlns:wpc="http://schemas.microsoft.com/office/word/2010/wordprocessingCanvas" xmlns:cx="http://schemas.microsoft.com/office/drawing/2014/chartex" xmlns:cx1="http://schemas.microsoft.com/office/drawing/2015/9/8/chartex" xmlns:cx2="http://schemas.microsoft.com/office/drawing/2015/10/21/chartex" xmlns:cx3="http://schemas.microsoft.com/office/drawing/2016/5/9/chartex" xmlns:cx4="http://schemas.microsoft.com/office/drawing/2016/5/10/chartex" xmlns:cx5="http://schemas.microsoft.com/office/drawing/2016/5/11/chartex" xmlns:cx6="http://schemas.microsoft.com/office/drawing/2016/5/12/chartex" xmlns:cx7="http://schemas.microsoft.com/office/drawing/2016/5/13/chartex" xmlns:cx8="http://schemas.microsoft.com/office/drawing/2016/5/14/chartex" xmlns:mc="http://schemas.openxmlformats.org/markup-compatibility/2006" xmlns:aink="http://schemas.microsoft.com/office/drawing/2016/ink" xmlns:am3d="http://schemas.microsoft.com/office/drawing/2017/model3d" xmlns:o="urn:schemas-microsoft-com:office:office" xmlns:oel="http://schemas.microsoft.com/office/2019/extlst" xmlns:r="http://schemas.openxmlformats.org/officeDocument/2006/relationships" xmlns:m="http://schemas.openxmlformats.org/officeDocument/2006/math" xmlns:v="urn:schemas-microsoft-com:vml" xmlns:wp14="http://schemas.microsoft.com/office/word/2010/wordprocessingDrawing" xmlns:wp="http://schemas.openxmlformats.org/drawingml/2006/wordprocessingDrawing" xmlns:w10="urn:schemas-microsoft-com:office:word" xmlns:w="http://schemas.openxmlformats.org/wordprocessingml/2006/main" xmlns:w14="http://schemas.microsoft.com/office/word/2010/wordml" xmlns:w15="http://schemas.microsoft.com/office/word/2012/wordml" xmlns:w16cex="http://schemas.microsoft.com/office/word/2018/wordml/cex" xmlns:w16cid="http://schemas.microsoft.com/office/word/2016/wordml/cid" xmlns:w16="http://schemas.microsoft.com/office/word/2018/wordml" xmlns:w16du="http://schemas.microsoft.com/office/word/2023/wordml/word16du" xmlns:w16sdtdh="http://schemas.microsoft.com/office/word/2020/wordml/sdtdatahash" xmlns:w16sdtfl="http://schemas.microsoft.com/office/word/2024/wordml/sdtformatlock" xmlns:w16se="http://schemas.microsoft.com/office/word/2015/wordml/symex" xmlns:wpg="http://schemas.microsoft.com/office/word/2010/wordprocessingGroup" xmlns:wpi="http://schemas.microsoft.com/office/word/2010/wordprocessingInk" xmlns:wne="http://schemas.microsoft.com/office/word/2006/wordml" xmlns:wps="http://schemas.microsoft.com/office/word/2010/wordprocessingShape" mc:Ignorable="w14 w15 w16se w16cid w16 w16cex w16sdtdh w16sdtfl w16du wp14">
   <w:footnote w:type="separator" w:id="-1">
     <w:p>
       <w:pPr>
@@ -19909,7 +19540,7 @@
 </file>
 
 <file path=word/header1.xml><?xml version="1.0" encoding="utf-8"?>
-<w:hdr xmlns:wpc="http://schemas.microsoft.com/office/word/2010/wordprocessingCanvas" xmlns:cx="http://schemas.microsoft.com/office/drawing/2014/chartex" xmlns:cx1="http://schemas.microsoft.com/office/drawing/2015/9/8/chartex" xmlns:cx2="http://schemas.microsoft.com/office/drawing/2015/10/21/chartex" xmlns:cx3="http://schemas.microsoft.com/office/drawing/2016/5/9/chartex" xmlns:cx4="http://schemas.microsoft.com/office/drawing/2016/5/10/chartex" xmlns:cx5="http://schemas.microsoft.com/office/drawing/2016/5/11/chartex" xmlns:cx6="http://schemas.microsoft.com/office/drawing/2016/5/12/chartex" xmlns:cx7="http://schemas.microsoft.com/office/drawing/2016/5/13/chartex" xmlns:cx8="http://schemas.microsoft.com/office/drawing/2016/5/14/chartex" xmlns:mc="http://schemas.openxmlformats.org/markup-compatibility/2006" xmlns:aink="http://schemas.microsoft.com/office/drawing/2016/ink" xmlns:am3d="http://schemas.microsoft.com/office/drawing/2017/model3d" xmlns:o="urn:schemas-microsoft-com:office:office" xmlns:oel="http://schemas.microsoft.com/office/2019/extlst" xmlns:r="http://schemas.openxmlformats.org/officeDocument/2006/relationships" xmlns:m="http://schemas.openxmlformats.org/officeDocument/2006/math" xmlns:v="urn:schemas-microsoft-com:vml" xmlns:wp14="http://schemas.microsoft.com/office/word/2010/wordprocessingDrawing" xmlns:wp="http://schemas.openxmlformats.org/drawingml/2006/wordprocessingDrawing" xmlns:w10="urn:schemas-microsoft-com:office:word" xmlns:w="http://schemas.openxmlformats.org/wordprocessingml/2006/main" xmlns:w14="http://schemas.microsoft.com/office/word/2010/wordml" xmlns:w15="http://schemas.microsoft.com/office/word/2012/wordml" xmlns:w16cex="http://schemas.microsoft.com/office/word/2018/wordml/cex" xmlns:w16cid="http://schemas.microsoft.com/office/word/2016/wordml/cid" xmlns:w16="http://schemas.microsoft.com/office/word/2018/wordml" xmlns:w16sdtdh="http://schemas.microsoft.com/office/word/2020/wordml/sdtdatahash" xmlns:w16se="http://schemas.microsoft.com/office/word/2015/wordml/symex" xmlns:wpg="http://schemas.microsoft.com/office/word/2010/wordprocessingGroup" xmlns:wpi="http://schemas.microsoft.com/office/word/2010/wordprocessingInk" xmlns:wne="http://schemas.microsoft.com/office/word/2006/wordml" xmlns:wps="http://schemas.microsoft.com/office/word/2010/wordprocessingShape" mc:Ignorable="w14 w15 w16se w16cid w16 w16cex w16sdtdh wp14">
+<w:hdr xmlns:wpc="http://schemas.microsoft.com/office/word/2010/wordprocessingCanvas" xmlns:cx="http://schemas.microsoft.com/office/drawing/2014/chartex" xmlns:cx1="http://schemas.microsoft.com/office/drawing/2015/9/8/chartex" xmlns:cx2="http://schemas.microsoft.com/office/drawing/2015/10/21/chartex" xmlns:cx3="http://schemas.microsoft.com/office/drawing/2016/5/9/chartex" xmlns:cx4="http://schemas.microsoft.com/office/drawing/2016/5/10/chartex" xmlns:cx5="http://schemas.microsoft.com/office/drawing/2016/5/11/chartex" xmlns:cx6="http://schemas.microsoft.com/office/drawing/2016/5/12/chartex" xmlns:cx7="http://schemas.microsoft.com/office/drawing/2016/5/13/chartex" xmlns:cx8="http://schemas.microsoft.com/office/drawing/2016/5/14/chartex" xmlns:mc="http://schemas.openxmlformats.org/markup-compatibility/2006" xmlns:aink="http://schemas.microsoft.com/office/drawing/2016/ink" xmlns:am3d="http://schemas.microsoft.com/office/drawing/2017/model3d" xmlns:o="urn:schemas-microsoft-com:office:office" xmlns:oel="http://schemas.microsoft.com/office/2019/extlst" xmlns:r="http://schemas.openxmlformats.org/officeDocument/2006/relationships" xmlns:m="http://schemas.openxmlformats.org/officeDocument/2006/math" xmlns:v="urn:schemas-microsoft-com:vml" xmlns:wp14="http://schemas.microsoft.com/office/word/2010/wordprocessingDrawing" xmlns:wp="http://schemas.openxmlformats.org/drawingml/2006/wordprocessingDrawing" xmlns:w10="urn:schemas-microsoft-com:office:word" xmlns:w="http://schemas.openxmlformats.org/wordprocessingml/2006/main" xmlns:w14="http://schemas.microsoft.com/office/word/2010/wordml" xmlns:w15="http://schemas.microsoft.com/office/word/2012/wordml" xmlns:w16cex="http://schemas.microsoft.com/office/word/2018/wordml/cex" xmlns:w16cid="http://schemas.microsoft.com/office/word/2016/wordml/cid" xmlns:w16="http://schemas.microsoft.com/office/word/2018/wordml" xmlns:w16du="http://schemas.microsoft.com/office/word/2023/wordml/word16du" xmlns:w16sdtdh="http://schemas.microsoft.com/office/word/2020/wordml/sdtdatahash" xmlns:w16sdtfl="http://schemas.microsoft.com/office/word/2024/wordml/sdtformatlock" xmlns:w16se="http://schemas.microsoft.com/office/word/2015/wordml/symex" xmlns:wpg="http://schemas.microsoft.com/office/word/2010/wordprocessingGroup" xmlns:wpi="http://schemas.microsoft.com/office/word/2010/wordprocessingInk" xmlns:wne="http://schemas.microsoft.com/office/word/2006/wordml" xmlns:wps="http://schemas.microsoft.com/office/word/2010/wordprocessingShape" mc:Ignorable="w14 w15 w16se w16cid w16 w16cex w16sdtdh w16sdtfl w16du wp14">
   <w:p>
     <w:pPr>
       <w:pStyle w:val="Encabezado"/>
@@ -19920,7 +19551,7 @@
         <w:lang w:eastAsia="es-CO"/>
       </w:rPr>
       <w:drawing>
-        <wp:anchor distT="0" distB="0" distL="114300" distR="114300" simplePos="0" relativeHeight="251659264" behindDoc="0" locked="0" layoutInCell="1" allowOverlap="1" wp14:anchorId="7C04AEC5" wp14:editId="2C10C219">
+        <wp:anchor distT="0" distB="0" distL="114300" distR="114300" simplePos="0" relativeHeight="251659264" behindDoc="0" locked="0" layoutInCell="1" allowOverlap="1" wp14:anchorId="7C04AEC5" wp14:editId="47126792">
           <wp:simplePos x="0" y="0"/>
           <wp:positionH relativeFrom="margin">
             <wp:posOffset>6201104</wp:posOffset>
@@ -19995,7 +19626,7 @@
 </file>
 
 <file path=word/numbering.xml><?xml version="1.0" encoding="utf-8"?>
-<w:numbering xmlns:wpc="http://schemas.microsoft.com/office/word/2010/wordprocessingCanvas" xmlns:cx="http://schemas.microsoft.com/office/drawing/2014/chartex" xmlns:cx1="http://schemas.microsoft.com/office/drawing/2015/9/8/chartex" xmlns:cx2="http://schemas.microsoft.com/office/drawing/2015/10/21/chartex" xmlns:cx3="http://schemas.microsoft.com/office/drawing/2016/5/9/chartex" xmlns:cx4="http://schemas.microsoft.com/office/drawing/2016/5/10/chartex" xmlns:cx5="http://schemas.microsoft.com/office/drawing/2016/5/11/chartex" xmlns:cx6="http://schemas.microsoft.com/office/drawing/2016/5/12/chartex" xmlns:cx7="http://schemas.microsoft.com/office/drawing/2016/5/13/chartex" xmlns:cx8="http://schemas.microsoft.com/office/drawing/2016/5/14/chartex" xmlns:mc="http://schemas.openxmlformats.org/markup-compatibility/2006" xmlns:aink="http://schemas.microsoft.com/office/drawing/2016/ink" xmlns:am3d="http://schemas.microsoft.com/office/drawing/2017/model3d" xmlns:o="urn:schemas-microsoft-com:office:office" xmlns:oel="http://schemas.microsoft.com/office/2019/extlst" xmlns:r="http://schemas.openxmlformats.org/officeDocument/2006/relationships" xmlns:m="http://schemas.openxmlformats.org/officeDocument/2006/math" xmlns:v="urn:schemas-microsoft-com:vml" xmlns:wp14="http://schemas.microsoft.com/office/word/2010/wordprocessingDrawing" xmlns:wp="http://schemas.openxmlformats.org/drawingml/2006/wordprocessingDrawing" xmlns:w10="urn:schemas-microsoft-com:office:word" xmlns:w="http://schemas.openxmlformats.org/wordprocessingml/2006/main" xmlns:w14="http://schemas.microsoft.com/office/word/2010/wordml" xmlns:w15="http://schemas.microsoft.com/office/word/2012/wordml" xmlns:w16cex="http://schemas.microsoft.com/office/word/2018/wordml/cex" xmlns:w16cid="http://schemas.microsoft.com/office/word/2016/wordml/cid" xmlns:w16="http://schemas.microsoft.com/office/word/2018/wordml" xmlns:w16sdtdh="http://schemas.microsoft.com/office/word/2020/wordml/sdtdatahash" xmlns:w16se="http://schemas.microsoft.com/office/word/2015/wordml/symex" xmlns:wpg="http://schemas.microsoft.com/office/word/2010/wordprocessingGroup" xmlns:wpi="http://schemas.microsoft.com/office/word/2010/wordprocessingInk" xmlns:wne="http://schemas.microsoft.com/office/word/2006/wordml" xmlns:wps="http://schemas.microsoft.com/office/word/2010/wordprocessingShape" mc:Ignorable="w14 w15 w16se w16cid w16 w16cex w16sdtdh wp14">
+<w:numbering xmlns:wpc="http://schemas.microsoft.com/office/word/2010/wordprocessingCanvas" xmlns:cx="http://schemas.microsoft.com/office/drawing/2014/chartex" xmlns:cx1="http://schemas.microsoft.com/office/drawing/2015/9/8/chartex" xmlns:cx2="http://schemas.microsoft.com/office/drawing/2015/10/21/chartex" xmlns:cx3="http://schemas.microsoft.com/office/drawing/2016/5/9/chartex" xmlns:cx4="http://schemas.microsoft.com/office/drawing/2016/5/10/chartex" xmlns:cx5="http://schemas.microsoft.com/office/drawing/2016/5/11/chartex" xmlns:cx6="http://schemas.microsoft.com/office/drawing/2016/5/12/chartex" xmlns:cx7="http://schemas.microsoft.com/office/drawing/2016/5/13/chartex" xmlns:cx8="http://schemas.microsoft.com/office/drawing/2016/5/14/chartex" xmlns:mc="http://schemas.openxmlformats.org/markup-compatibility/2006" xmlns:aink="http://schemas.microsoft.com/office/drawing/2016/ink" xmlns:am3d="http://schemas.microsoft.com/office/drawing/2017/model3d" xmlns:o="urn:schemas-microsoft-com:office:office" xmlns:oel="http://schemas.microsoft.com/office/2019/extlst" xmlns:r="http://schemas.openxmlformats.org/officeDocument/2006/relationships" xmlns:m="http://schemas.openxmlformats.org/officeDocument/2006/math" xmlns:v="urn:schemas-microsoft-com:vml" xmlns:wp14="http://schemas.microsoft.com/office/word/2010/wordprocessingDrawing" xmlns:wp="http://schemas.openxmlformats.org/drawingml/2006/wordprocessingDrawing" xmlns:w10="urn:schemas-microsoft-com:office:word" xmlns:w="http://schemas.openxmlformats.org/wordprocessingml/2006/main" xmlns:w14="http://schemas.microsoft.com/office/word/2010/wordml" xmlns:w15="http://schemas.microsoft.com/office/word/2012/wordml" xmlns:w16cex="http://schemas.microsoft.com/office/word/2018/wordml/cex" xmlns:w16cid="http://schemas.microsoft.com/office/word/2016/wordml/cid" xmlns:w16="http://schemas.microsoft.com/office/word/2018/wordml" xmlns:w16du="http://schemas.microsoft.com/office/word/2023/wordml/word16du" xmlns:w16sdtdh="http://schemas.microsoft.com/office/word/2020/wordml/sdtdatahash" xmlns:w16sdtfl="http://schemas.microsoft.com/office/word/2024/wordml/sdtformatlock" xmlns:w16se="http://schemas.microsoft.com/office/word/2015/wordml/symex" xmlns:wpg="http://schemas.microsoft.com/office/word/2010/wordprocessingGroup" xmlns:wpi="http://schemas.microsoft.com/office/word/2010/wordprocessingInk" xmlns:wne="http://schemas.microsoft.com/office/word/2006/wordml" xmlns:wps="http://schemas.microsoft.com/office/word/2010/wordprocessingShape" mc:Ignorable="w14 w15 w16se w16cid w16 w16cex w16sdtdh w16sdtfl w16du wp14">
   <w:abstractNum w:abstractNumId="0" w15:restartNumberingAfterBreak="0">
     <w:nsid w:val="FFFFFF89"/>
     <w:multiLevelType w:val="singleLevel"/>
@@ -24626,8 +24257,8 @@
   <w:abstractNum w:abstractNumId="43" w15:restartNumberingAfterBreak="0">
     <w:nsid w:val="368E176E"/>
     <w:multiLevelType w:val="hybridMultilevel"/>
-    <w:tmpl w:val="BDF054FE"/>
-    <w:lvl w:ilvl="0" w:tplc="0E9A7DA8">
+    <w:tmpl w:val="BEE4CA5E"/>
+    <w:lvl w:ilvl="0" w:tplc="F7701988">
       <w:start w:val="1"/>
       <w:numFmt w:val="decimal"/>
       <w:pStyle w:val="Video"/>
@@ -32250,7 +31881,7 @@
 </file>
 
 <file path=word/styles.xml><?xml version="1.0" encoding="utf-8"?>
-<w:styles xmlns:mc="http://schemas.openxmlformats.org/markup-compatibility/2006" xmlns:r="http://schemas.openxmlformats.org/officeDocument/2006/relationships" xmlns:w="http://schemas.openxmlformats.org/wordprocessingml/2006/main" xmlns:w14="http://schemas.microsoft.com/office/word/2010/wordml" xmlns:w15="http://schemas.microsoft.com/office/word/2012/wordml" xmlns:w16cex="http://schemas.microsoft.com/office/word/2018/wordml/cex" xmlns:w16cid="http://schemas.microsoft.com/office/word/2016/wordml/cid" xmlns:w16="http://schemas.microsoft.com/office/word/2018/wordml" xmlns:w16sdtdh="http://schemas.microsoft.com/office/word/2020/wordml/sdtdatahash" xmlns:w16se="http://schemas.microsoft.com/office/word/2015/wordml/symex" mc:Ignorable="w14 w15 w16se w16cid w16 w16cex w16sdtdh">
+<w:styles xmlns:mc="http://schemas.openxmlformats.org/markup-compatibility/2006" xmlns:r="http://schemas.openxmlformats.org/officeDocument/2006/relationships" xmlns:w="http://schemas.openxmlformats.org/wordprocessingml/2006/main" xmlns:w14="http://schemas.microsoft.com/office/word/2010/wordml" xmlns:w15="http://schemas.microsoft.com/office/word/2012/wordml" xmlns:w16cex="http://schemas.microsoft.com/office/word/2018/wordml/cex" xmlns:w16cid="http://schemas.microsoft.com/office/word/2016/wordml/cid" xmlns:w16="http://schemas.microsoft.com/office/word/2018/wordml" xmlns:w16du="http://schemas.microsoft.com/office/word/2023/wordml/word16du" xmlns:w16sdtdh="http://schemas.microsoft.com/office/word/2020/wordml/sdtdatahash" xmlns:w16sdtfl="http://schemas.microsoft.com/office/word/2024/wordml/sdtformatlock" xmlns:w16se="http://schemas.microsoft.com/office/word/2015/wordml/symex" mc:Ignorable="w14 w15 w16se w16cid w16 w16cex w16sdtdh w16sdtfl w16du">
   <w:docDefaults>
     <w:rPrDefault>
       <w:rPr>
@@ -32812,6 +32443,7 @@
   <w:style w:type="character" w:default="1" w:styleId="Fuentedeprrafopredeter">
     <w:name w:val="Default Paragraph Font"/>
     <w:uiPriority w:val="1"/>
+    <w:semiHidden/>
     <w:unhideWhenUsed/>
   </w:style>
   <w:style w:type="table" w:default="1" w:styleId="Tablanormal">
@@ -33980,32 +33612,8 @@
 </file>
 
 <file path=customXml/item1.xml><?xml version="1.0" encoding="utf-8"?>
-<p:properties xmlns:p="http://schemas.microsoft.com/office/2006/metadata/properties" xmlns:xsi="http://www.w3.org/2001/XMLSchema-instance" xmlns:pc="http://schemas.microsoft.com/office/infopath/2007/PartnerControls">
-  <documentManagement>
-    <TaxCatchAll xmlns="b250f519-6473-4480-8c44-6ee3a3a530c3" xsi:nil="true"/>
-    <lcf76f155ced4ddcb4097134ff3c332f xmlns="d174a4fb-80c2-4523-8d89-375030acacbf">
-      <Terms xmlns="http://schemas.microsoft.com/office/infopath/2007/PartnerControls"/>
-    </lcf76f155ced4ddcb4097134ff3c332f>
-  </documentManagement>
-</p:properties>
-</file>
-
-<file path=customXml/item2.xml><?xml version="1.0" encoding="utf-8"?>
-<?mso-contentType ?>
-<FormTemplates xmlns="http://schemas.microsoft.com/sharepoint/v3/contenttype/forms">
-  <Display>DocumentLibraryForm</Display>
-  <Edit>DocumentLibraryForm</Edit>
-  <New>DocumentLibraryForm</New>
-</FormTemplates>
-</file>
-
-<file path=customXml/item3.xml><?xml version="1.0" encoding="utf-8"?>
-<b:Sources xmlns:b="http://schemas.openxmlformats.org/officeDocument/2006/bibliography" xmlns="http://schemas.openxmlformats.org/officeDocument/2006/bibliography" SelectedStyle="\APASixthEditionOfficeOnline.xsl" StyleName="APA" Version="6"/>
-</file>
-
-<file path=customXml/item4.xml><?xml version="1.0" encoding="utf-8"?>
-<ct:contentTypeSchema xmlns:ct="http://schemas.microsoft.com/office/2006/metadata/contentType" xmlns:ma="http://schemas.microsoft.com/office/2006/metadata/properties/metaAttributes" ct:_="" ma:_="" ma:contentTypeName="Documento" ma:contentTypeID="0x010100EA8A463C70CDF94EBCEAEE24D04F3F8A" ma:contentTypeVersion="12" ma:contentTypeDescription="Crear nuevo documento." ma:contentTypeScope="" ma:versionID="698a7aa72909d5b06b3c18780d402f9d">
-  <xsd:schema xmlns:xsd="http://www.w3.org/2001/XMLSchema" xmlns:xs="http://www.w3.org/2001/XMLSchema" xmlns:p="http://schemas.microsoft.com/office/2006/metadata/properties" xmlns:ns2="d174a4fb-80c2-4523-8d89-375030acacbf" xmlns:ns3="b250f519-6473-4480-8c44-6ee3a3a530c3" targetNamespace="http://schemas.microsoft.com/office/2006/metadata/properties" ma:root="true" ma:fieldsID="40cd283641dfac9755b2797af4bee55e" ns2:_="" ns3:_="">
+<ct:contentTypeSchema xmlns:ct="http://schemas.microsoft.com/office/2006/metadata/contentType" xmlns:ma="http://schemas.microsoft.com/office/2006/metadata/properties/metaAttributes" ct:_="" ma:_="" ma:contentTypeName="Documento" ma:contentTypeID="0x010100EA8A463C70CDF94EBCEAEE24D04F3F8A" ma:contentTypeVersion="12" ma:contentTypeDescription="Crear nuevo documento." ma:contentTypeScope="" ma:versionID="1e64a49c346abf4bbb09fc69347de49c">
+  <xsd:schema xmlns:xsd="http://www.w3.org/2001/XMLSchema" xmlns:xs="http://www.w3.org/2001/XMLSchema" xmlns:p="http://schemas.microsoft.com/office/2006/metadata/properties" xmlns:ns2="d174a4fb-80c2-4523-8d89-375030acacbf" xmlns:ns3="b250f519-6473-4480-8c44-6ee3a3a530c3" targetNamespace="http://schemas.microsoft.com/office/2006/metadata/properties" ma:root="true" ma:fieldsID="8ae85b081a60446340f1312666800f88" ns2:_="" ns3:_="">
     <xsd:import namespace="d174a4fb-80c2-4523-8d89-375030acacbf"/>
     <xsd:import namespace="b250f519-6473-4480-8c44-6ee3a3a530c3"/>
     <xsd:element name="properties">
@@ -34204,18 +33812,46 @@
 </ct:contentTypeSchema>
 </file>
 
+<file path=customXml/item2.xml><?xml version="1.0" encoding="utf-8"?>
+<p:properties xmlns:p="http://schemas.microsoft.com/office/2006/metadata/properties" xmlns:xsi="http://www.w3.org/2001/XMLSchema-instance" xmlns:pc="http://schemas.microsoft.com/office/infopath/2007/PartnerControls">
+  <documentManagement>
+    <TaxCatchAll xmlns="b250f519-6473-4480-8c44-6ee3a3a530c3" xsi:nil="true"/>
+    <lcf76f155ced4ddcb4097134ff3c332f xmlns="d174a4fb-80c2-4523-8d89-375030acacbf">
+      <Terms xmlns="http://schemas.microsoft.com/office/infopath/2007/PartnerControls"/>
+    </lcf76f155ced4ddcb4097134ff3c332f>
+  </documentManagement>
+</p:properties>
+</file>
+
+<file path=customXml/item3.xml><?xml version="1.0" encoding="utf-8"?>
+<?mso-contentType ?>
+<FormTemplates xmlns="http://schemas.microsoft.com/sharepoint/v3/contenttype/forms">
+  <Display>DocumentLibraryForm</Display>
+  <Edit>DocumentLibraryForm</Edit>
+  <New>DocumentLibraryForm</New>
+</FormTemplates>
+</file>
+
+<file path=customXml/item4.xml><?xml version="1.0" encoding="utf-8"?>
+<b:Sources xmlns:b="http://schemas.openxmlformats.org/officeDocument/2006/bibliography" xmlns="http://schemas.openxmlformats.org/officeDocument/2006/bibliography" SelectedStyle="\APASixthEditionOfficeOnline.xsl" StyleName="APA" Version="6"/>
+</file>
+
 <file path=customXml/itemProps1.xml><?xml version="1.0" encoding="utf-8"?>
+<ds:datastoreItem xmlns:ds="http://schemas.openxmlformats.org/officeDocument/2006/customXml" ds:itemID="{83647555-1607-4DFB-B36C-A7217F267E73}"/>
+</file>
+
+<file path=customXml/itemProps2.xml><?xml version="1.0" encoding="utf-8"?>
 <ds:datastoreItem xmlns:ds="http://schemas.openxmlformats.org/officeDocument/2006/customXml" ds:itemID="{1279454D-02BE-4A9C-A117-DCD1573E2608}">
   <ds:schemaRefs>
     <ds:schemaRef ds:uri="http://schemas.microsoft.com/office/2006/metadata/properties"/>
     <ds:schemaRef ds:uri="http://schemas.microsoft.com/office/infopath/2007/PartnerControls"/>
-    <ds:schemaRef ds:uri="cb45339b-ced9-4d0d-8f64-77573914d53b"/>
-    <ds:schemaRef ds:uri="43a3ca16-9c26-4813-b83f-4aec9927b43f"/>
+    <ds:schemaRef ds:uri="b250f519-6473-4480-8c44-6ee3a3a530c3"/>
+    <ds:schemaRef ds:uri="d174a4fb-80c2-4523-8d89-375030acacbf"/>
   </ds:schemaRefs>
 </ds:datastoreItem>
 </file>
 
-<file path=customXml/itemProps2.xml><?xml version="1.0" encoding="utf-8"?>
+<file path=customXml/itemProps3.xml><?xml version="1.0" encoding="utf-8"?>
 <ds:datastoreItem xmlns:ds="http://schemas.openxmlformats.org/officeDocument/2006/customXml" ds:itemID="{10663269-2064-4804-8290-36D4A57F5557}">
   <ds:schemaRefs>
     <ds:schemaRef ds:uri="http://schemas.microsoft.com/sharepoint/v3/contenttype/forms"/>
@@ -34223,14 +33859,10 @@
 </ds:datastoreItem>
 </file>
 
-<file path=customXml/itemProps3.xml><?xml version="1.0" encoding="utf-8"?>
+<file path=customXml/itemProps4.xml><?xml version="1.0" encoding="utf-8"?>
 <ds:datastoreItem xmlns:ds="http://schemas.openxmlformats.org/officeDocument/2006/customXml" ds:itemID="{EAE431FD-7059-4C09-804B-C9D69EB7B213}">
   <ds:schemaRefs>
     <ds:schemaRef ds:uri="http://schemas.openxmlformats.org/officeDocument/2006/bibliography"/>
   </ds:schemaRefs>
 </ds:datastoreItem>
-</file>
-
-<file path=customXml/itemProps4.xml><?xml version="1.0" encoding="utf-8"?>
-<ds:datastoreItem xmlns:ds="http://schemas.openxmlformats.org/officeDocument/2006/customXml" ds:itemID="{5131A02D-0F62-43FF-AE58-9F9571BCD2F7}"/>
 </file>